--- a/SHS/CURRICULUM VITAE.docx
+++ b/SHS/CURRICULUM VITAE.docx
@@ -295,15 +295,13 @@
         </w:rPr>
         <w:t xml:space="preserve">Email Address: </w:t>
       </w:r>
-      <w:hyperlink r:id="rId9" w:history="1">
-        <w:r>
-          <w:rPr>
-            <w:rStyle w:val="Hyperlink"/>
-            <w:rFonts w:ascii="Arial" w:hAnsi="Arial" w:cs="Arial"/>
-          </w:rPr>
-          <w:t>ivanalexrecinto07@gmail.com</w:t>
-        </w:r>
-      </w:hyperlink>
+      <w:r>
+        <w:rPr>
+          <w:rFonts w:ascii="Arial" w:hAnsi="Arial" w:cs="Arial"/>
+          <w:color w:val="000000" w:themeColor="text1"/>
+        </w:rPr>
+        <w:t>ivanalexrecinto07@gmail.com</w:t>
+      </w:r>
     </w:p>
     <w:p>
       <w:pPr>
@@ -345,26 +343,52 @@
         <w:rPr>
           <w:rFonts w:ascii="Arial" w:hAnsi="Arial" w:cs="Arial"/>
         </w:rPr>
-        <w:t xml:space="preserve">Date of Birth: </w:t>
-      </w:r>
-      <w:r>
-        <w:rPr>
-          <w:rFonts w:ascii="Arial" w:hAnsi="Arial" w:cs="Arial"/>
-        </w:rPr>
-        <w:tab/>
-      </w:r>
-      <w:r>
-        <w:rPr>
-          <w:rFonts w:ascii="Arial" w:hAnsi="Arial" w:cs="Arial"/>
-        </w:rPr>
-        <w:tab/>
-      </w:r>
-      <w:r>
-        <w:rPr>
-          <w:rFonts w:ascii="Arial" w:hAnsi="Arial" w:cs="Arial"/>
-        </w:rPr>
-        <w:tab/>
-      </w:r>
+        <w:t>Date of Birth</w:t>
+      </w:r>
+      <w:r>
+        <w:rPr>
+          <w:rFonts w:ascii="Arial" w:hAnsi="Arial" w:cs="Arial"/>
+        </w:rPr>
+        <w:tab/>
+      </w:r>
+      <w:r>
+        <w:rPr>
+          <w:rFonts w:ascii="Arial" w:hAnsi="Arial" w:cs="Arial"/>
+        </w:rPr>
+        <w:t xml:space="preserve"> </w:t>
+      </w:r>
+      <w:r>
+        <w:rPr>
+          <w:rFonts w:ascii="Arial" w:hAnsi="Arial" w:cs="Arial"/>
+        </w:rPr>
+        <w:tab/>
+      </w:r>
+      <w:r>
+        <w:rPr>
+          <w:rFonts w:ascii="Arial" w:hAnsi="Arial" w:cs="Arial"/>
+        </w:rPr>
+        <w:tab/>
+      </w:r>
+      <w:r>
+        <w:rPr>
+          <w:rFonts w:ascii="Arial" w:hAnsi="Arial" w:cs="Arial"/>
+        </w:rPr>
+        <w:tab/>
+      </w:r>
+      <w:r>
+        <w:rPr>
+          <w:rFonts w:ascii="Arial" w:hAnsi="Arial" w:cs="Arial"/>
+        </w:rPr>
+        <w:t xml:space="preserve">     </w:t>
+      </w:r>
+      <w:proofErr w:type="gramStart"/>
+      <w:r>
+        <w:rPr>
+          <w:rFonts w:ascii="Arial" w:hAnsi="Arial" w:cs="Arial"/>
+        </w:rPr>
+        <w:t xml:space="preserve">  :</w:t>
+      </w:r>
+      <w:proofErr w:type="gramEnd"/>
       <w:r>
         <w:rPr>
           <w:rFonts w:ascii="Arial" w:hAnsi="Arial" w:cs="Arial"/>
@@ -395,26 +419,40 @@
         <w:rPr>
           <w:rFonts w:ascii="Arial" w:hAnsi="Arial" w:cs="Arial"/>
         </w:rPr>
-        <w:t xml:space="preserve">Place of Birth: </w:t>
-      </w:r>
-      <w:r>
-        <w:rPr>
-          <w:rFonts w:ascii="Arial" w:hAnsi="Arial" w:cs="Arial"/>
-        </w:rPr>
-        <w:tab/>
-      </w:r>
-      <w:r>
-        <w:rPr>
-          <w:rFonts w:ascii="Arial" w:hAnsi="Arial" w:cs="Arial"/>
-        </w:rPr>
-        <w:tab/>
-      </w:r>
-      <w:r>
-        <w:rPr>
-          <w:rFonts w:ascii="Arial" w:hAnsi="Arial" w:cs="Arial"/>
-        </w:rPr>
-        <w:tab/>
-      </w:r>
+        <w:t xml:space="preserve">Place of Birth </w:t>
+      </w:r>
+      <w:r>
+        <w:rPr>
+          <w:rFonts w:ascii="Arial" w:hAnsi="Arial" w:cs="Arial"/>
+        </w:rPr>
+        <w:tab/>
+      </w:r>
+      <w:r>
+        <w:rPr>
+          <w:rFonts w:ascii="Arial" w:hAnsi="Arial" w:cs="Arial"/>
+        </w:rPr>
+        <w:tab/>
+      </w:r>
+      <w:r>
+        <w:rPr>
+          <w:rFonts w:ascii="Arial" w:hAnsi="Arial" w:cs="Arial"/>
+        </w:rPr>
+        <w:tab/>
+      </w:r>
+      <w:r>
+        <w:rPr>
+          <w:rFonts w:ascii="Arial" w:hAnsi="Arial" w:cs="Arial"/>
+        </w:rPr>
+        <w:t xml:space="preserve">     </w:t>
+      </w:r>
+      <w:proofErr w:type="gramStart"/>
+      <w:r>
+        <w:rPr>
+          <w:rFonts w:ascii="Arial" w:hAnsi="Arial" w:cs="Arial"/>
+        </w:rPr>
+        <w:t xml:space="preserve">  :</w:t>
+      </w:r>
+      <w:proofErr w:type="gramEnd"/>
       <w:r>
         <w:rPr>
           <w:rFonts w:ascii="Arial" w:hAnsi="Arial" w:cs="Arial"/>
@@ -434,38 +472,52 @@
         <w:rPr>
           <w:rFonts w:ascii="Arial" w:hAnsi="Arial" w:cs="Arial"/>
         </w:rPr>
-        <w:t xml:space="preserve">Age: </w:t>
-      </w:r>
-      <w:r>
-        <w:rPr>
-          <w:rFonts w:ascii="Arial" w:hAnsi="Arial" w:cs="Arial"/>
-        </w:rPr>
-        <w:tab/>
-      </w:r>
-      <w:r>
-        <w:rPr>
-          <w:rFonts w:ascii="Arial" w:hAnsi="Arial" w:cs="Arial"/>
-        </w:rPr>
-        <w:tab/>
-      </w:r>
-      <w:r>
-        <w:rPr>
-          <w:rFonts w:ascii="Arial" w:hAnsi="Arial" w:cs="Arial"/>
-        </w:rPr>
-        <w:tab/>
-      </w:r>
-      <w:r>
-        <w:rPr>
-          <w:rFonts w:ascii="Arial" w:hAnsi="Arial" w:cs="Arial"/>
-        </w:rPr>
-        <w:tab/>
-      </w:r>
-      <w:r>
-        <w:rPr>
-          <w:rFonts w:ascii="Arial" w:hAnsi="Arial" w:cs="Arial"/>
-        </w:rPr>
-        <w:tab/>
-      </w:r>
+        <w:t xml:space="preserve">Age </w:t>
+      </w:r>
+      <w:r>
+        <w:rPr>
+          <w:rFonts w:ascii="Arial" w:hAnsi="Arial" w:cs="Arial"/>
+        </w:rPr>
+        <w:tab/>
+      </w:r>
+      <w:r>
+        <w:rPr>
+          <w:rFonts w:ascii="Arial" w:hAnsi="Arial" w:cs="Arial"/>
+        </w:rPr>
+        <w:tab/>
+      </w:r>
+      <w:r>
+        <w:rPr>
+          <w:rFonts w:ascii="Arial" w:hAnsi="Arial" w:cs="Arial"/>
+        </w:rPr>
+        <w:tab/>
+      </w:r>
+      <w:r>
+        <w:rPr>
+          <w:rFonts w:ascii="Arial" w:hAnsi="Arial" w:cs="Arial"/>
+        </w:rPr>
+        <w:tab/>
+      </w:r>
+      <w:r>
+        <w:rPr>
+          <w:rFonts w:ascii="Arial" w:hAnsi="Arial" w:cs="Arial"/>
+        </w:rPr>
+        <w:tab/>
+      </w:r>
+      <w:r>
+        <w:rPr>
+          <w:rFonts w:ascii="Arial" w:hAnsi="Arial" w:cs="Arial"/>
+        </w:rPr>
+        <w:t xml:space="preserve">     </w:t>
+      </w:r>
+      <w:proofErr w:type="gramStart"/>
+      <w:r>
+        <w:rPr>
+          <w:rFonts w:ascii="Arial" w:hAnsi="Arial" w:cs="Arial"/>
+        </w:rPr>
+        <w:t xml:space="preserve">  :</w:t>
+      </w:r>
+      <w:proofErr w:type="gramEnd"/>
       <w:r>
         <w:rPr>
           <w:rFonts w:ascii="Arial" w:hAnsi="Arial" w:cs="Arial"/>
@@ -485,38 +537,52 @@
         <w:rPr>
           <w:rFonts w:ascii="Arial" w:hAnsi="Arial" w:cs="Arial"/>
         </w:rPr>
-        <w:t xml:space="preserve">Sex: </w:t>
-      </w:r>
-      <w:r>
-        <w:rPr>
-          <w:rFonts w:ascii="Arial" w:hAnsi="Arial" w:cs="Arial"/>
-        </w:rPr>
-        <w:tab/>
-      </w:r>
-      <w:r>
-        <w:rPr>
-          <w:rFonts w:ascii="Arial" w:hAnsi="Arial" w:cs="Arial"/>
-        </w:rPr>
-        <w:tab/>
-      </w:r>
-      <w:r>
-        <w:rPr>
-          <w:rFonts w:ascii="Arial" w:hAnsi="Arial" w:cs="Arial"/>
-        </w:rPr>
-        <w:tab/>
-      </w:r>
-      <w:r>
-        <w:rPr>
-          <w:rFonts w:ascii="Arial" w:hAnsi="Arial" w:cs="Arial"/>
-        </w:rPr>
-        <w:tab/>
-      </w:r>
-      <w:r>
-        <w:rPr>
-          <w:rFonts w:ascii="Arial" w:hAnsi="Arial" w:cs="Arial"/>
-        </w:rPr>
-        <w:tab/>
-      </w:r>
+        <w:t xml:space="preserve">Sex </w:t>
+      </w:r>
+      <w:r>
+        <w:rPr>
+          <w:rFonts w:ascii="Arial" w:hAnsi="Arial" w:cs="Arial"/>
+        </w:rPr>
+        <w:tab/>
+      </w:r>
+      <w:r>
+        <w:rPr>
+          <w:rFonts w:ascii="Arial" w:hAnsi="Arial" w:cs="Arial"/>
+        </w:rPr>
+        <w:tab/>
+      </w:r>
+      <w:r>
+        <w:rPr>
+          <w:rFonts w:ascii="Arial" w:hAnsi="Arial" w:cs="Arial"/>
+        </w:rPr>
+        <w:tab/>
+      </w:r>
+      <w:r>
+        <w:rPr>
+          <w:rFonts w:ascii="Arial" w:hAnsi="Arial" w:cs="Arial"/>
+        </w:rPr>
+        <w:tab/>
+      </w:r>
+      <w:r>
+        <w:rPr>
+          <w:rFonts w:ascii="Arial" w:hAnsi="Arial" w:cs="Arial"/>
+        </w:rPr>
+        <w:tab/>
+      </w:r>
+      <w:r>
+        <w:rPr>
+          <w:rFonts w:ascii="Arial" w:hAnsi="Arial" w:cs="Arial"/>
+        </w:rPr>
+        <w:t xml:space="preserve">     </w:t>
+      </w:r>
+      <w:proofErr w:type="gramStart"/>
+      <w:r>
+        <w:rPr>
+          <w:rFonts w:ascii="Arial" w:hAnsi="Arial" w:cs="Arial"/>
+        </w:rPr>
+        <w:t xml:space="preserve">  :</w:t>
+      </w:r>
+      <w:proofErr w:type="gramEnd"/>
       <w:r>
         <w:rPr>
           <w:rFonts w:ascii="Arial" w:hAnsi="Arial" w:cs="Arial"/>
@@ -536,32 +602,46 @@
         <w:rPr>
           <w:rFonts w:ascii="Arial" w:hAnsi="Arial" w:cs="Arial"/>
         </w:rPr>
-        <w:t xml:space="preserve">Nationality: </w:t>
-      </w:r>
-      <w:r>
-        <w:rPr>
-          <w:rFonts w:ascii="Arial" w:hAnsi="Arial" w:cs="Arial"/>
-        </w:rPr>
-        <w:tab/>
-      </w:r>
-      <w:r>
-        <w:rPr>
-          <w:rFonts w:ascii="Arial" w:hAnsi="Arial" w:cs="Arial"/>
-        </w:rPr>
-        <w:tab/>
-      </w:r>
-      <w:r>
-        <w:rPr>
-          <w:rFonts w:ascii="Arial" w:hAnsi="Arial" w:cs="Arial"/>
-        </w:rPr>
-        <w:tab/>
-      </w:r>
-      <w:r>
-        <w:rPr>
-          <w:rFonts w:ascii="Arial" w:hAnsi="Arial" w:cs="Arial"/>
-        </w:rPr>
-        <w:tab/>
-      </w:r>
+        <w:t xml:space="preserve">Nationality </w:t>
+      </w:r>
+      <w:r>
+        <w:rPr>
+          <w:rFonts w:ascii="Arial" w:hAnsi="Arial" w:cs="Arial"/>
+        </w:rPr>
+        <w:tab/>
+      </w:r>
+      <w:r>
+        <w:rPr>
+          <w:rFonts w:ascii="Arial" w:hAnsi="Arial" w:cs="Arial"/>
+        </w:rPr>
+        <w:tab/>
+      </w:r>
+      <w:r>
+        <w:rPr>
+          <w:rFonts w:ascii="Arial" w:hAnsi="Arial" w:cs="Arial"/>
+        </w:rPr>
+        <w:tab/>
+      </w:r>
+      <w:r>
+        <w:rPr>
+          <w:rFonts w:ascii="Arial" w:hAnsi="Arial" w:cs="Arial"/>
+        </w:rPr>
+        <w:tab/>
+      </w:r>
+      <w:r>
+        <w:rPr>
+          <w:rFonts w:ascii="Arial" w:hAnsi="Arial" w:cs="Arial"/>
+        </w:rPr>
+        <w:t xml:space="preserve">     </w:t>
+      </w:r>
+      <w:proofErr w:type="gramStart"/>
+      <w:r>
+        <w:rPr>
+          <w:rFonts w:ascii="Arial" w:hAnsi="Arial" w:cs="Arial"/>
+        </w:rPr>
+        <w:t xml:space="preserve">  :</w:t>
+      </w:r>
+      <w:proofErr w:type="gramEnd"/>
       <w:r>
         <w:rPr>
           <w:rFonts w:ascii="Arial" w:hAnsi="Arial" w:cs="Arial"/>
@@ -581,32 +661,46 @@
         <w:rPr>
           <w:rFonts w:ascii="Arial" w:hAnsi="Arial" w:cs="Arial"/>
         </w:rPr>
-        <w:t xml:space="preserve">Civil Status: </w:t>
-      </w:r>
-      <w:r>
-        <w:rPr>
-          <w:rFonts w:ascii="Arial" w:hAnsi="Arial" w:cs="Arial"/>
-        </w:rPr>
-        <w:tab/>
-      </w:r>
-      <w:r>
-        <w:rPr>
-          <w:rFonts w:ascii="Arial" w:hAnsi="Arial" w:cs="Arial"/>
-        </w:rPr>
-        <w:tab/>
-      </w:r>
-      <w:r>
-        <w:rPr>
-          <w:rFonts w:ascii="Arial" w:hAnsi="Arial" w:cs="Arial"/>
-        </w:rPr>
-        <w:tab/>
-      </w:r>
-      <w:r>
-        <w:rPr>
-          <w:rFonts w:ascii="Arial" w:hAnsi="Arial" w:cs="Arial"/>
-        </w:rPr>
-        <w:tab/>
-      </w:r>
+        <w:t xml:space="preserve">Civil Status </w:t>
+      </w:r>
+      <w:r>
+        <w:rPr>
+          <w:rFonts w:ascii="Arial" w:hAnsi="Arial" w:cs="Arial"/>
+        </w:rPr>
+        <w:tab/>
+      </w:r>
+      <w:r>
+        <w:rPr>
+          <w:rFonts w:ascii="Arial" w:hAnsi="Arial" w:cs="Arial"/>
+        </w:rPr>
+        <w:tab/>
+      </w:r>
+      <w:r>
+        <w:rPr>
+          <w:rFonts w:ascii="Arial" w:hAnsi="Arial" w:cs="Arial"/>
+        </w:rPr>
+        <w:tab/>
+      </w:r>
+      <w:r>
+        <w:rPr>
+          <w:rFonts w:ascii="Arial" w:hAnsi="Arial" w:cs="Arial"/>
+        </w:rPr>
+        <w:tab/>
+      </w:r>
+      <w:r>
+        <w:rPr>
+          <w:rFonts w:ascii="Arial" w:hAnsi="Arial" w:cs="Arial"/>
+        </w:rPr>
+        <w:t xml:space="preserve">     </w:t>
+      </w:r>
+      <w:proofErr w:type="gramStart"/>
+      <w:r>
+        <w:rPr>
+          <w:rFonts w:ascii="Arial" w:hAnsi="Arial" w:cs="Arial"/>
+        </w:rPr>
+        <w:t xml:space="preserve">  :</w:t>
+      </w:r>
+      <w:proofErr w:type="gramEnd"/>
       <w:r>
         <w:rPr>
           <w:rFonts w:ascii="Arial" w:hAnsi="Arial" w:cs="Arial"/>
@@ -626,32 +720,46 @@
         <w:rPr>
           <w:rFonts w:ascii="Arial" w:hAnsi="Arial" w:cs="Arial"/>
         </w:rPr>
-        <w:t xml:space="preserve">Religion: </w:t>
-      </w:r>
-      <w:r>
-        <w:rPr>
-          <w:rFonts w:ascii="Arial" w:hAnsi="Arial" w:cs="Arial"/>
-        </w:rPr>
-        <w:tab/>
-      </w:r>
-      <w:r>
-        <w:rPr>
-          <w:rFonts w:ascii="Arial" w:hAnsi="Arial" w:cs="Arial"/>
-        </w:rPr>
-        <w:tab/>
-      </w:r>
-      <w:r>
-        <w:rPr>
-          <w:rFonts w:ascii="Arial" w:hAnsi="Arial" w:cs="Arial"/>
-        </w:rPr>
-        <w:tab/>
-      </w:r>
-      <w:r>
-        <w:rPr>
-          <w:rFonts w:ascii="Arial" w:hAnsi="Arial" w:cs="Arial"/>
-        </w:rPr>
-        <w:tab/>
-      </w:r>
+        <w:t xml:space="preserve">Religion </w:t>
+      </w:r>
+      <w:r>
+        <w:rPr>
+          <w:rFonts w:ascii="Arial" w:hAnsi="Arial" w:cs="Arial"/>
+        </w:rPr>
+        <w:tab/>
+      </w:r>
+      <w:r>
+        <w:rPr>
+          <w:rFonts w:ascii="Arial" w:hAnsi="Arial" w:cs="Arial"/>
+        </w:rPr>
+        <w:tab/>
+      </w:r>
+      <w:r>
+        <w:rPr>
+          <w:rFonts w:ascii="Arial" w:hAnsi="Arial" w:cs="Arial"/>
+        </w:rPr>
+        <w:tab/>
+      </w:r>
+      <w:r>
+        <w:rPr>
+          <w:rFonts w:ascii="Arial" w:hAnsi="Arial" w:cs="Arial"/>
+        </w:rPr>
+        <w:tab/>
+      </w:r>
+      <w:r>
+        <w:rPr>
+          <w:rFonts w:ascii="Arial" w:hAnsi="Arial" w:cs="Arial"/>
+        </w:rPr>
+        <w:t xml:space="preserve">     </w:t>
+      </w:r>
+      <w:proofErr w:type="gramStart"/>
+      <w:r>
+        <w:rPr>
+          <w:rFonts w:ascii="Arial" w:hAnsi="Arial" w:cs="Arial"/>
+        </w:rPr>
+        <w:t xml:space="preserve">  :</w:t>
+      </w:r>
+      <w:proofErr w:type="gramEnd"/>
       <w:r>
         <w:rPr>
           <w:rFonts w:ascii="Arial" w:hAnsi="Arial" w:cs="Arial"/>
@@ -718,6 +826,20 @@
         <w:rPr>
           <w:rFonts w:ascii="Arial" w:hAnsi="Arial" w:cs="Arial"/>
         </w:rPr>
+        <w:t xml:space="preserve">     </w:t>
+      </w:r>
+      <w:proofErr w:type="gramStart"/>
+      <w:r>
+        <w:rPr>
+          <w:rFonts w:ascii="Arial" w:hAnsi="Arial" w:cs="Arial"/>
+        </w:rPr>
+        <w:t xml:space="preserve">  :</w:t>
+      </w:r>
+      <w:proofErr w:type="gramEnd"/>
+      <w:r>
+        <w:rPr>
+          <w:rFonts w:ascii="Arial" w:hAnsi="Arial" w:cs="Arial"/>
+        </w:rPr>
         <w:tab/>
         <w:t>Sta. Maria Integrated High School</w:t>
       </w:r>
@@ -810,18 +932,352 @@
         </w:rPr>
         <w:tab/>
       </w:r>
+      <w:r>
+        <w:rPr>
+          <w:rFonts w:ascii="Arial" w:hAnsi="Arial" w:cs="Arial"/>
+        </w:rPr>
+        <w:t xml:space="preserve">NUSEDELA </w:t>
+      </w:r>
+      <w:r>
+        <w:rPr>
+          <w:rFonts w:ascii="Arial" w:hAnsi="Arial" w:cs="Arial"/>
+        </w:rPr>
+        <w:t xml:space="preserve">St., </w:t>
+      </w:r>
       <w:proofErr w:type="spellStart"/>
       <w:r>
         <w:rPr>
           <w:rFonts w:ascii="Arial" w:hAnsi="Arial" w:cs="Arial"/>
         </w:rPr>
-        <w:t>Nusedela</w:t>
+        <w:t>Brgy</w:t>
       </w:r>
       <w:proofErr w:type="spellEnd"/>
       <w:r>
         <w:rPr>
           <w:rFonts w:ascii="Arial" w:hAnsi="Arial" w:cs="Arial"/>
         </w:rPr>
+        <w:t xml:space="preserve">. </w:t>
+      </w:r>
+      <w:proofErr w:type="spellStart"/>
+      <w:r>
+        <w:rPr>
+          <w:rFonts w:ascii="Arial" w:hAnsi="Arial" w:cs="Arial"/>
+        </w:rPr>
+        <w:t>Poblacion</w:t>
+      </w:r>
+      <w:proofErr w:type="spellEnd"/>
+      <w:r>
+        <w:rPr>
+          <w:rFonts w:ascii="Arial" w:hAnsi="Arial" w:cs="Arial"/>
+        </w:rPr>
+        <w:t xml:space="preserve"> IV,</w:t>
+      </w:r>
+    </w:p>
+    <w:p>
+      <w:pPr>
+        <w:spacing w:line="240" w:lineRule="auto"/>
+        <w:rPr>
+          <w:rFonts w:ascii="Arial" w:hAnsi="Arial" w:cs="Arial"/>
+        </w:rPr>
+      </w:pPr>
+      <w:r>
+        <w:rPr>
+          <w:rFonts w:ascii="Arial" w:hAnsi="Arial" w:cs="Arial"/>
+        </w:rPr>
+        <w:tab/>
+      </w:r>
+      <w:r>
+        <w:rPr>
+          <w:rFonts w:ascii="Arial" w:hAnsi="Arial" w:cs="Arial"/>
+        </w:rPr>
+        <w:tab/>
+      </w:r>
+      <w:r>
+        <w:rPr>
+          <w:rFonts w:ascii="Arial" w:hAnsi="Arial" w:cs="Arial"/>
+        </w:rPr>
+        <w:tab/>
+      </w:r>
+      <w:r>
+        <w:rPr>
+          <w:rFonts w:ascii="Arial" w:hAnsi="Arial" w:cs="Arial"/>
+        </w:rPr>
+        <w:tab/>
+      </w:r>
+      <w:r>
+        <w:rPr>
+          <w:rFonts w:ascii="Arial" w:hAnsi="Arial" w:cs="Arial"/>
+        </w:rPr>
+        <w:tab/>
+      </w:r>
+      <w:r>
+        <w:rPr>
+          <w:rFonts w:ascii="Arial" w:hAnsi="Arial" w:cs="Arial"/>
+        </w:rPr>
+        <w:tab/>
+        <w:t>Santa Maria, Laguna</w:t>
+      </w:r>
+    </w:p>
+    <w:p>
+      <w:pPr>
+        <w:spacing w:line="240" w:lineRule="auto"/>
+        <w:rPr>
+          <w:rFonts w:ascii="Arial" w:hAnsi="Arial" w:cs="Arial"/>
+        </w:rPr>
+      </w:pPr>
+      <w:r>
+        <w:rPr>
+          <w:rFonts w:ascii="Arial" w:hAnsi="Arial" w:cs="Arial"/>
+        </w:rPr>
+        <w:tab/>
+      </w:r>
+      <w:r>
+        <w:rPr>
+          <w:rFonts w:ascii="Arial" w:hAnsi="Arial" w:cs="Arial"/>
+        </w:rPr>
+        <w:tab/>
+      </w:r>
+      <w:r>
+        <w:rPr>
+          <w:rFonts w:ascii="Arial" w:hAnsi="Arial" w:cs="Arial"/>
+        </w:rPr>
+        <w:tab/>
+      </w:r>
+      <w:r>
+        <w:rPr>
+          <w:rFonts w:ascii="Arial" w:hAnsi="Arial" w:cs="Arial"/>
+        </w:rPr>
+        <w:tab/>
+      </w:r>
+      <w:r>
+        <w:rPr>
+          <w:rFonts w:ascii="Arial" w:hAnsi="Arial" w:cs="Arial"/>
+        </w:rPr>
+        <w:tab/>
+      </w:r>
+      <w:r>
+        <w:rPr>
+          <w:rFonts w:ascii="Arial" w:hAnsi="Arial" w:cs="Arial"/>
+        </w:rPr>
+        <w:tab/>
+        <w:t xml:space="preserve">Academic Track </w:t>
+      </w:r>
+      <w:r>
+        <w:rPr>
+          <w:rFonts w:ascii="Arial" w:hAnsi="Arial" w:cs="Arial"/>
+        </w:rPr>
+        <w:sym w:font="Symbol" w:char="F02D"/>
+      </w:r>
+      <w:r>
+        <w:rPr>
+          <w:rFonts w:ascii="Arial" w:hAnsi="Arial" w:cs="Arial"/>
+        </w:rPr>
+        <w:t xml:space="preserve"> STEM</w:t>
+      </w:r>
+    </w:p>
+    <w:p>
+      <w:pPr>
+        <w:spacing w:line="240" w:lineRule="auto"/>
+        <w:ind w:left="3600" w:firstLine="720"/>
+        <w:rPr>
+          <w:rFonts w:ascii="Arial" w:hAnsi="Arial" w:cs="Arial"/>
+        </w:rPr>
+      </w:pPr>
+      <w:r>
+        <w:rPr>
+          <w:rFonts w:ascii="Arial" w:hAnsi="Arial" w:cs="Arial"/>
+        </w:rPr>
+        <w:t>(A.</w:t>
+      </w:r>
+      <w:r>
+        <w:rPr>
+          <w:rFonts w:ascii="Arial" w:hAnsi="Arial" w:cs="Arial"/>
+        </w:rPr>
+        <w:t>Y. 2024</w:t>
+      </w:r>
+      <w:r>
+        <w:rPr>
+          <w:rFonts w:ascii="Arial" w:hAnsi="Arial" w:cs="Arial"/>
+        </w:rPr>
+        <w:t xml:space="preserve"> </w:t>
+      </w:r>
+      <w:r>
+        <w:rPr>
+          <w:rFonts w:ascii="Arial" w:hAnsi="Arial" w:cs="Arial"/>
+        </w:rPr>
+        <w:t>-</w:t>
+      </w:r>
+      <w:r>
+        <w:rPr>
+          <w:rFonts w:ascii="Arial" w:hAnsi="Arial" w:cs="Arial"/>
+        </w:rPr>
+        <w:t xml:space="preserve"> </w:t>
+      </w:r>
+      <w:r>
+        <w:rPr>
+          <w:rFonts w:ascii="Arial" w:hAnsi="Arial" w:cs="Arial"/>
+        </w:rPr>
+        <w:t>2026)</w:t>
+      </w:r>
+    </w:p>
+    <w:p>
+      <w:pPr>
+        <w:spacing w:line="240" w:lineRule="auto"/>
+        <w:rPr>
+          <w:rFonts w:ascii="Arial" w:hAnsi="Arial" w:cs="Arial"/>
+        </w:rPr>
+      </w:pPr>
+    </w:p>
+    <w:p>
+      <w:pPr>
+        <w:spacing w:line="240" w:lineRule="auto"/>
+        <w:rPr>
+          <w:rFonts w:ascii="Arial" w:hAnsi="Arial" w:cs="Arial"/>
+        </w:rPr>
+      </w:pPr>
+      <w:r>
+        <w:rPr>
+          <w:rFonts w:ascii="Arial" w:hAnsi="Arial" w:cs="Arial"/>
+        </w:rPr>
+        <w:tab/>
+      </w:r>
+      <w:r>
+        <w:rPr>
+          <w:rFonts w:ascii="Arial" w:hAnsi="Arial" w:cs="Arial"/>
+        </w:rPr>
+        <w:tab/>
+      </w:r>
+      <w:r>
+        <w:rPr>
+          <w:rFonts w:ascii="Arial" w:hAnsi="Arial" w:cs="Arial"/>
+        </w:rPr>
+        <w:tab/>
+      </w:r>
+      <w:r>
+        <w:rPr>
+          <w:rFonts w:ascii="Arial" w:hAnsi="Arial" w:cs="Arial"/>
+        </w:rPr>
+        <w:tab/>
+      </w:r>
+      <w:r>
+        <w:rPr>
+          <w:rFonts w:ascii="Arial" w:hAnsi="Arial" w:cs="Arial"/>
+        </w:rPr>
+        <w:tab/>
+      </w:r>
+      <w:r>
+        <w:rPr>
+          <w:rFonts w:ascii="Arial" w:hAnsi="Arial" w:cs="Arial"/>
+        </w:rPr>
+        <w:t xml:space="preserve">       :</w:t>
+      </w:r>
+      <w:r>
+        <w:rPr>
+          <w:rFonts w:ascii="Arial" w:hAnsi="Arial" w:cs="Arial"/>
+        </w:rPr>
+        <w:tab/>
+        <w:t>Sta. Maria Integrated High School</w:t>
+      </w:r>
+    </w:p>
+    <w:p>
+      <w:pPr>
+        <w:spacing w:line="240" w:lineRule="auto"/>
+        <w:rPr>
+          <w:rFonts w:ascii="Arial" w:hAnsi="Arial" w:cs="Arial"/>
+        </w:rPr>
+      </w:pPr>
+      <w:r>
+        <w:rPr>
+          <w:rFonts w:ascii="Arial" w:hAnsi="Arial" w:cs="Arial"/>
+        </w:rPr>
+        <w:tab/>
+      </w:r>
+      <w:r>
+        <w:rPr>
+          <w:rFonts w:ascii="Arial" w:hAnsi="Arial" w:cs="Arial"/>
+        </w:rPr>
+        <w:tab/>
+      </w:r>
+      <w:r>
+        <w:rPr>
+          <w:rFonts w:ascii="Arial" w:hAnsi="Arial" w:cs="Arial"/>
+        </w:rPr>
+        <w:tab/>
+      </w:r>
+      <w:r>
+        <w:rPr>
+          <w:rFonts w:ascii="Arial" w:hAnsi="Arial" w:cs="Arial"/>
+        </w:rPr>
+        <w:tab/>
+      </w:r>
+      <w:r>
+        <w:rPr>
+          <w:rFonts w:ascii="Arial" w:hAnsi="Arial" w:cs="Arial"/>
+        </w:rPr>
+        <w:tab/>
+      </w:r>
+      <w:r>
+        <w:rPr>
+          <w:rFonts w:ascii="Arial" w:hAnsi="Arial" w:cs="Arial"/>
+        </w:rPr>
+        <w:tab/>
+        <w:t xml:space="preserve">Junior High School </w:t>
+      </w:r>
+    </w:p>
+    <w:p>
+      <w:pPr>
+        <w:spacing w:line="240" w:lineRule="auto"/>
+        <w:rPr>
+          <w:rFonts w:ascii="Arial" w:hAnsi="Arial" w:cs="Arial"/>
+        </w:rPr>
+      </w:pPr>
+      <w:r>
+        <w:rPr>
+          <w:rFonts w:ascii="Arial" w:hAnsi="Arial" w:cs="Arial"/>
+        </w:rPr>
+        <w:tab/>
+      </w:r>
+      <w:r>
+        <w:rPr>
+          <w:rFonts w:ascii="Arial" w:hAnsi="Arial" w:cs="Arial"/>
+        </w:rPr>
+        <w:tab/>
+      </w:r>
+      <w:r>
+        <w:rPr>
+          <w:rFonts w:ascii="Arial" w:hAnsi="Arial" w:cs="Arial"/>
+        </w:rPr>
+        <w:tab/>
+      </w:r>
+      <w:r>
+        <w:rPr>
+          <w:rFonts w:ascii="Arial" w:hAnsi="Arial" w:cs="Arial"/>
+        </w:rPr>
+        <w:tab/>
+      </w:r>
+      <w:r>
+        <w:rPr>
+          <w:rFonts w:ascii="Arial" w:hAnsi="Arial" w:cs="Arial"/>
+        </w:rPr>
+        <w:tab/>
+      </w:r>
+      <w:r>
+        <w:rPr>
+          <w:rFonts w:ascii="Arial" w:hAnsi="Arial" w:cs="Arial"/>
+        </w:rPr>
+        <w:tab/>
+        <w:t>N</w:t>
+      </w:r>
+      <w:r>
+        <w:rPr>
+          <w:rFonts w:ascii="Arial" w:hAnsi="Arial" w:cs="Arial"/>
+        </w:rPr>
+        <w:t>USEDELA</w:t>
+      </w:r>
+      <w:r>
+        <w:rPr>
+          <w:rFonts w:ascii="Arial" w:hAnsi="Arial" w:cs="Arial"/>
+        </w:rPr>
         <w:t xml:space="preserve"> St., </w:t>
       </w:r>
       <w:proofErr w:type="spellStart"/>
@@ -901,63 +1357,6 @@
     <w:p>
       <w:pPr>
         <w:spacing w:line="240" w:lineRule="auto"/>
-        <w:rPr>
-          <w:rFonts w:ascii="Arial" w:hAnsi="Arial" w:cs="Arial"/>
-        </w:rPr>
-      </w:pPr>
-      <w:r>
-        <w:rPr>
-          <w:rFonts w:ascii="Arial" w:hAnsi="Arial" w:cs="Arial"/>
-        </w:rPr>
-        <w:tab/>
-      </w:r>
-      <w:r>
-        <w:rPr>
-          <w:rFonts w:ascii="Arial" w:hAnsi="Arial" w:cs="Arial"/>
-        </w:rPr>
-        <w:tab/>
-      </w:r>
-      <w:r>
-        <w:rPr>
-          <w:rFonts w:ascii="Arial" w:hAnsi="Arial" w:cs="Arial"/>
-        </w:rPr>
-        <w:tab/>
-      </w:r>
-      <w:r>
-        <w:rPr>
-          <w:rFonts w:ascii="Arial" w:hAnsi="Arial" w:cs="Arial"/>
-        </w:rPr>
-        <w:tab/>
-      </w:r>
-      <w:r>
-        <w:rPr>
-          <w:rFonts w:ascii="Arial" w:hAnsi="Arial" w:cs="Arial"/>
-        </w:rPr>
-        <w:tab/>
-      </w:r>
-      <w:r>
-        <w:rPr>
-          <w:rFonts w:ascii="Arial" w:hAnsi="Arial" w:cs="Arial"/>
-        </w:rPr>
-        <w:tab/>
-        <w:t xml:space="preserve">Academic Track </w:t>
-      </w:r>
-      <w:r>
-        <w:rPr>
-          <w:rFonts w:ascii="Arial" w:hAnsi="Arial" w:cs="Arial"/>
-        </w:rPr>
-        <w:sym w:font="Symbol" w:char="F02D"/>
-      </w:r>
-      <w:r>
-        <w:rPr>
-          <w:rFonts w:ascii="Arial" w:hAnsi="Arial" w:cs="Arial"/>
-        </w:rPr>
-        <w:t xml:space="preserve"> STEM</w:t>
-      </w:r>
-    </w:p>
-    <w:p>
-      <w:pPr>
-        <w:spacing w:line="240" w:lineRule="auto"/>
         <w:ind w:left="3600" w:firstLine="720"/>
         <w:rPr>
           <w:rFonts w:ascii="Arial" w:hAnsi="Arial" w:cs="Arial"/>
@@ -967,13 +1366,13 @@
         <w:rPr>
           <w:rFonts w:ascii="Arial" w:hAnsi="Arial" w:cs="Arial"/>
         </w:rPr>
-        <w:t>(A.</w:t>
-      </w:r>
-      <w:r>
-        <w:rPr>
-          <w:rFonts w:ascii="Arial" w:hAnsi="Arial" w:cs="Arial"/>
-        </w:rPr>
-        <w:t>Y. 2024</w:t>
+        <w:t>(A.Y</w:t>
+      </w:r>
+      <w:r>
+        <w:rPr>
+          <w:rFonts w:ascii="Arial" w:hAnsi="Arial" w:cs="Arial"/>
+        </w:rPr>
+        <w:t>. 2020</w:t>
       </w:r>
       <w:r>
         <w:rPr>
@@ -997,280 +1396,6 @@
         <w:rPr>
           <w:rFonts w:ascii="Arial" w:hAnsi="Arial" w:cs="Arial"/>
         </w:rPr>
-        <w:t>2026)</w:t>
-      </w:r>
-    </w:p>
-    <w:p>
-      <w:pPr>
-        <w:spacing w:line="240" w:lineRule="auto"/>
-        <w:rPr>
-          <w:rFonts w:ascii="Arial" w:hAnsi="Arial" w:cs="Arial"/>
-        </w:rPr>
-      </w:pPr>
-    </w:p>
-    <w:p>
-      <w:pPr>
-        <w:spacing w:line="240" w:lineRule="auto"/>
-        <w:rPr>
-          <w:rFonts w:ascii="Arial" w:hAnsi="Arial" w:cs="Arial"/>
-        </w:rPr>
-      </w:pPr>
-      <w:r>
-        <w:rPr>
-          <w:rFonts w:ascii="Arial" w:hAnsi="Arial" w:cs="Arial"/>
-        </w:rPr>
-        <w:tab/>
-      </w:r>
-      <w:r>
-        <w:rPr>
-          <w:rFonts w:ascii="Arial" w:hAnsi="Arial" w:cs="Arial"/>
-        </w:rPr>
-        <w:tab/>
-      </w:r>
-      <w:r>
-        <w:rPr>
-          <w:rFonts w:ascii="Arial" w:hAnsi="Arial" w:cs="Arial"/>
-        </w:rPr>
-        <w:tab/>
-      </w:r>
-      <w:r>
-        <w:rPr>
-          <w:rFonts w:ascii="Arial" w:hAnsi="Arial" w:cs="Arial"/>
-        </w:rPr>
-        <w:tab/>
-      </w:r>
-      <w:r>
-        <w:rPr>
-          <w:rFonts w:ascii="Arial" w:hAnsi="Arial" w:cs="Arial"/>
-        </w:rPr>
-        <w:tab/>
-      </w:r>
-      <w:r>
-        <w:rPr>
-          <w:rFonts w:ascii="Arial" w:hAnsi="Arial" w:cs="Arial"/>
-        </w:rPr>
-        <w:tab/>
-        <w:t>Sta. Maria Integrated High School</w:t>
-      </w:r>
-    </w:p>
-    <w:p>
-      <w:pPr>
-        <w:spacing w:line="240" w:lineRule="auto"/>
-        <w:rPr>
-          <w:rFonts w:ascii="Arial" w:hAnsi="Arial" w:cs="Arial"/>
-        </w:rPr>
-      </w:pPr>
-      <w:r>
-        <w:rPr>
-          <w:rFonts w:ascii="Arial" w:hAnsi="Arial" w:cs="Arial"/>
-        </w:rPr>
-        <w:tab/>
-      </w:r>
-      <w:r>
-        <w:rPr>
-          <w:rFonts w:ascii="Arial" w:hAnsi="Arial" w:cs="Arial"/>
-        </w:rPr>
-        <w:tab/>
-      </w:r>
-      <w:r>
-        <w:rPr>
-          <w:rFonts w:ascii="Arial" w:hAnsi="Arial" w:cs="Arial"/>
-        </w:rPr>
-        <w:tab/>
-      </w:r>
-      <w:r>
-        <w:rPr>
-          <w:rFonts w:ascii="Arial" w:hAnsi="Arial" w:cs="Arial"/>
-        </w:rPr>
-        <w:tab/>
-      </w:r>
-      <w:r>
-        <w:rPr>
-          <w:rFonts w:ascii="Arial" w:hAnsi="Arial" w:cs="Arial"/>
-        </w:rPr>
-        <w:tab/>
-      </w:r>
-      <w:r>
-        <w:rPr>
-          <w:rFonts w:ascii="Arial" w:hAnsi="Arial" w:cs="Arial"/>
-        </w:rPr>
-        <w:tab/>
-        <w:t xml:space="preserve">Junior High School </w:t>
-      </w:r>
-    </w:p>
-    <w:p>
-      <w:pPr>
-        <w:spacing w:line="240" w:lineRule="auto"/>
-        <w:rPr>
-          <w:rFonts w:ascii="Arial" w:hAnsi="Arial" w:cs="Arial"/>
-        </w:rPr>
-      </w:pPr>
-      <w:r>
-        <w:rPr>
-          <w:rFonts w:ascii="Arial" w:hAnsi="Arial" w:cs="Arial"/>
-        </w:rPr>
-        <w:tab/>
-      </w:r>
-      <w:r>
-        <w:rPr>
-          <w:rFonts w:ascii="Arial" w:hAnsi="Arial" w:cs="Arial"/>
-        </w:rPr>
-        <w:tab/>
-      </w:r>
-      <w:r>
-        <w:rPr>
-          <w:rFonts w:ascii="Arial" w:hAnsi="Arial" w:cs="Arial"/>
-        </w:rPr>
-        <w:tab/>
-      </w:r>
-      <w:r>
-        <w:rPr>
-          <w:rFonts w:ascii="Arial" w:hAnsi="Arial" w:cs="Arial"/>
-        </w:rPr>
-        <w:tab/>
-      </w:r>
-      <w:r>
-        <w:rPr>
-          <w:rFonts w:ascii="Arial" w:hAnsi="Arial" w:cs="Arial"/>
-        </w:rPr>
-        <w:tab/>
-      </w:r>
-      <w:r>
-        <w:rPr>
-          <w:rFonts w:ascii="Arial" w:hAnsi="Arial" w:cs="Arial"/>
-        </w:rPr>
-        <w:tab/>
-      </w:r>
-      <w:proofErr w:type="spellStart"/>
-      <w:r>
-        <w:rPr>
-          <w:rFonts w:ascii="Arial" w:hAnsi="Arial" w:cs="Arial"/>
-        </w:rPr>
-        <w:t>Nusedela</w:t>
-      </w:r>
-      <w:proofErr w:type="spellEnd"/>
-      <w:r>
-        <w:rPr>
-          <w:rFonts w:ascii="Arial" w:hAnsi="Arial" w:cs="Arial"/>
-        </w:rPr>
-        <w:t xml:space="preserve"> St., </w:t>
-      </w:r>
-      <w:proofErr w:type="spellStart"/>
-      <w:r>
-        <w:rPr>
-          <w:rFonts w:ascii="Arial" w:hAnsi="Arial" w:cs="Arial"/>
-        </w:rPr>
-        <w:t>Brgy</w:t>
-      </w:r>
-      <w:proofErr w:type="spellEnd"/>
-      <w:r>
-        <w:rPr>
-          <w:rFonts w:ascii="Arial" w:hAnsi="Arial" w:cs="Arial"/>
-        </w:rPr>
-        <w:t xml:space="preserve">. </w:t>
-      </w:r>
-      <w:proofErr w:type="spellStart"/>
-      <w:r>
-        <w:rPr>
-          <w:rFonts w:ascii="Arial" w:hAnsi="Arial" w:cs="Arial"/>
-        </w:rPr>
-        <w:t>Poblacion</w:t>
-      </w:r>
-      <w:proofErr w:type="spellEnd"/>
-      <w:r>
-        <w:rPr>
-          <w:rFonts w:ascii="Arial" w:hAnsi="Arial" w:cs="Arial"/>
-        </w:rPr>
-        <w:t xml:space="preserve"> IV,</w:t>
-      </w:r>
-    </w:p>
-    <w:p>
-      <w:pPr>
-        <w:spacing w:line="240" w:lineRule="auto"/>
-        <w:rPr>
-          <w:rFonts w:ascii="Arial" w:hAnsi="Arial" w:cs="Arial"/>
-        </w:rPr>
-      </w:pPr>
-      <w:r>
-        <w:rPr>
-          <w:rFonts w:ascii="Arial" w:hAnsi="Arial" w:cs="Arial"/>
-        </w:rPr>
-        <w:tab/>
-      </w:r>
-      <w:r>
-        <w:rPr>
-          <w:rFonts w:ascii="Arial" w:hAnsi="Arial" w:cs="Arial"/>
-        </w:rPr>
-        <w:tab/>
-      </w:r>
-      <w:r>
-        <w:rPr>
-          <w:rFonts w:ascii="Arial" w:hAnsi="Arial" w:cs="Arial"/>
-        </w:rPr>
-        <w:tab/>
-      </w:r>
-      <w:r>
-        <w:rPr>
-          <w:rFonts w:ascii="Arial" w:hAnsi="Arial" w:cs="Arial"/>
-        </w:rPr>
-        <w:tab/>
-      </w:r>
-      <w:r>
-        <w:rPr>
-          <w:rFonts w:ascii="Arial" w:hAnsi="Arial" w:cs="Arial"/>
-        </w:rPr>
-        <w:tab/>
-      </w:r>
-      <w:r>
-        <w:rPr>
-          <w:rFonts w:ascii="Arial" w:hAnsi="Arial" w:cs="Arial"/>
-        </w:rPr>
-        <w:tab/>
-        <w:t>Santa Maria, Laguna</w:t>
-      </w:r>
-    </w:p>
-    <w:p>
-      <w:pPr>
-        <w:spacing w:line="240" w:lineRule="auto"/>
-        <w:ind w:left="3600" w:firstLine="720"/>
-        <w:rPr>
-          <w:rFonts w:ascii="Arial" w:hAnsi="Arial" w:cs="Arial"/>
-        </w:rPr>
-      </w:pPr>
-      <w:r>
-        <w:rPr>
-          <w:rFonts w:ascii="Arial" w:hAnsi="Arial" w:cs="Arial"/>
-        </w:rPr>
-        <w:t>(A.Y</w:t>
-      </w:r>
-      <w:r>
-        <w:rPr>
-          <w:rFonts w:ascii="Arial" w:hAnsi="Arial" w:cs="Arial"/>
-        </w:rPr>
-        <w:t>. 2020</w:t>
-      </w:r>
-      <w:r>
-        <w:rPr>
-          <w:rFonts w:ascii="Arial" w:hAnsi="Arial" w:cs="Arial"/>
-        </w:rPr>
-        <w:t xml:space="preserve"> </w:t>
-      </w:r>
-      <w:r>
-        <w:rPr>
-          <w:rFonts w:ascii="Arial" w:hAnsi="Arial" w:cs="Arial"/>
-        </w:rPr>
-        <w:t>-</w:t>
-      </w:r>
-      <w:r>
-        <w:rPr>
-          <w:rFonts w:ascii="Arial" w:hAnsi="Arial" w:cs="Arial"/>
-        </w:rPr>
-        <w:t xml:space="preserve"> </w:t>
-      </w:r>
-      <w:r>
-        <w:rPr>
-          <w:rFonts w:ascii="Arial" w:hAnsi="Arial" w:cs="Arial"/>
-        </w:rPr>
         <w:t>2024)</w:t>
       </w:r>
     </w:p>
@@ -1313,6 +1438,20 @@
         </w:rPr>
         <w:tab/>
       </w:r>
+      <w:r>
+        <w:rPr>
+          <w:rFonts w:ascii="Arial" w:hAnsi="Arial" w:cs="Arial"/>
+        </w:rPr>
+        <w:t xml:space="preserve">     </w:t>
+      </w:r>
+      <w:proofErr w:type="gramStart"/>
+      <w:r>
+        <w:rPr>
+          <w:rFonts w:ascii="Arial" w:hAnsi="Arial" w:cs="Arial"/>
+        </w:rPr>
+        <w:t xml:space="preserve">  :</w:t>
+      </w:r>
+      <w:proofErr w:type="gramEnd"/>
       <w:r>
         <w:rPr>
           <w:rFonts w:ascii="Arial" w:hAnsi="Arial" w:cs="Arial"/>
@@ -2035,7 +2174,7 @@
                     </pic:cNvPicPr>
                   </pic:nvPicPr>
                   <pic:blipFill rotWithShape="1">
-                    <a:blip r:embed="rId10" cstate="print">
+                    <a:blip r:embed="rId9" cstate="print">
                       <a:extLst>
                         <a:ext uri="{28A0092B-C50C-407E-A947-70E740481C1C}">
                           <a14:useLocalDpi xmlns:a14="http://schemas.microsoft.com/office/drawing/2010/main" val="0"/>
@@ -2107,7 +2246,7 @@
                     </pic:cNvPicPr>
                   </pic:nvPicPr>
                   <pic:blipFill rotWithShape="1">
-                    <a:blip r:embed="rId11" cstate="print">
+                    <a:blip r:embed="rId10" cstate="print">
                       <a:extLst>
                         <a:ext uri="{28A0092B-C50C-407E-A947-70E740481C1C}">
                           <a14:useLocalDpi xmlns:a14="http://schemas.microsoft.com/office/drawing/2010/main" val="0"/>
@@ -2248,15 +2387,12 @@
         </w:rPr>
         <w:t xml:space="preserve">Email Address: </w:t>
       </w:r>
-      <w:hyperlink r:id="rId12" w:history="1">
-        <w:r>
-          <w:rPr>
-            <w:rStyle w:val="Hyperlink"/>
-            <w:rFonts w:ascii="Arial" w:hAnsi="Arial" w:cs="Arial"/>
-          </w:rPr>
-          <w:t>philiparmada.landicho@gmail.com</w:t>
-        </w:r>
-      </w:hyperlink>
+      <w:r>
+        <w:rPr>
+          <w:rFonts w:ascii="Arial" w:hAnsi="Arial" w:cs="Arial"/>
+        </w:rPr>
+        <w:t>philiparmada.landicho@gmail.com</w:t>
+      </w:r>
     </w:p>
     <w:p>
       <w:pPr>
@@ -2274,15 +2410,12 @@
         </w:rPr>
         <w:t xml:space="preserve">Website: </w:t>
       </w:r>
-      <w:hyperlink r:id="rId13" w:history="1">
-        <w:r>
-          <w:rPr>
-            <w:rStyle w:val="Hyperlink"/>
-            <w:rFonts w:ascii="Arial" w:hAnsi="Arial" w:cs="Arial"/>
-          </w:rPr>
-          <w:t>calmbubbles.github.io</w:t>
-        </w:r>
-      </w:hyperlink>
+      <w:r>
+        <w:rPr>
+          <w:rFonts w:ascii="Arial" w:hAnsi="Arial" w:cs="Arial"/>
+        </w:rPr>
+        <w:t>calmbubbles.github.io</w:t>
+      </w:r>
     </w:p>
     <w:p>
       <w:pPr>
@@ -2324,26 +2457,52 @@
         <w:rPr>
           <w:rFonts w:ascii="Arial" w:hAnsi="Arial" w:cs="Arial"/>
         </w:rPr>
-        <w:t xml:space="preserve">Date of Birth: </w:t>
-      </w:r>
-      <w:r>
-        <w:rPr>
-          <w:rFonts w:ascii="Arial" w:hAnsi="Arial" w:cs="Arial"/>
-        </w:rPr>
-        <w:tab/>
-      </w:r>
-      <w:r>
-        <w:rPr>
-          <w:rFonts w:ascii="Arial" w:hAnsi="Arial" w:cs="Arial"/>
-        </w:rPr>
-        <w:tab/>
-      </w:r>
-      <w:r>
-        <w:rPr>
-          <w:rFonts w:ascii="Arial" w:hAnsi="Arial" w:cs="Arial"/>
-        </w:rPr>
-        <w:tab/>
-      </w:r>
+        <w:t>Date of Birth</w:t>
+      </w:r>
+      <w:r>
+        <w:rPr>
+          <w:rFonts w:ascii="Arial" w:hAnsi="Arial" w:cs="Arial"/>
+        </w:rPr>
+        <w:tab/>
+      </w:r>
+      <w:r>
+        <w:rPr>
+          <w:rFonts w:ascii="Arial" w:hAnsi="Arial" w:cs="Arial"/>
+        </w:rPr>
+        <w:t xml:space="preserve"> </w:t>
+      </w:r>
+      <w:r>
+        <w:rPr>
+          <w:rFonts w:ascii="Arial" w:hAnsi="Arial" w:cs="Arial"/>
+        </w:rPr>
+        <w:tab/>
+      </w:r>
+      <w:r>
+        <w:rPr>
+          <w:rFonts w:ascii="Arial" w:hAnsi="Arial" w:cs="Arial"/>
+        </w:rPr>
+        <w:tab/>
+      </w:r>
+      <w:r>
+        <w:rPr>
+          <w:rFonts w:ascii="Arial" w:hAnsi="Arial" w:cs="Arial"/>
+        </w:rPr>
+        <w:tab/>
+      </w:r>
+      <w:r>
+        <w:rPr>
+          <w:rFonts w:ascii="Arial" w:hAnsi="Arial" w:cs="Arial"/>
+        </w:rPr>
+        <w:t xml:space="preserve">     </w:t>
+      </w:r>
+      <w:proofErr w:type="gramStart"/>
+      <w:r>
+        <w:rPr>
+          <w:rFonts w:ascii="Arial" w:hAnsi="Arial" w:cs="Arial"/>
+        </w:rPr>
+        <w:t xml:space="preserve">  :</w:t>
+      </w:r>
+      <w:proofErr w:type="gramEnd"/>
       <w:r>
         <w:rPr>
           <w:rFonts w:ascii="Arial" w:hAnsi="Arial" w:cs="Arial"/>
@@ -2374,26 +2533,40 @@
         <w:rPr>
           <w:rFonts w:ascii="Arial" w:hAnsi="Arial" w:cs="Arial"/>
         </w:rPr>
-        <w:t xml:space="preserve">Place of Birth: </w:t>
-      </w:r>
-      <w:r>
-        <w:rPr>
-          <w:rFonts w:ascii="Arial" w:hAnsi="Arial" w:cs="Arial"/>
-        </w:rPr>
-        <w:tab/>
-      </w:r>
-      <w:r>
-        <w:rPr>
-          <w:rFonts w:ascii="Arial" w:hAnsi="Arial" w:cs="Arial"/>
-        </w:rPr>
-        <w:tab/>
-      </w:r>
-      <w:r>
-        <w:rPr>
-          <w:rFonts w:ascii="Arial" w:hAnsi="Arial" w:cs="Arial"/>
-        </w:rPr>
-        <w:tab/>
-      </w:r>
+        <w:t xml:space="preserve">Place of Birth </w:t>
+      </w:r>
+      <w:r>
+        <w:rPr>
+          <w:rFonts w:ascii="Arial" w:hAnsi="Arial" w:cs="Arial"/>
+        </w:rPr>
+        <w:tab/>
+      </w:r>
+      <w:r>
+        <w:rPr>
+          <w:rFonts w:ascii="Arial" w:hAnsi="Arial" w:cs="Arial"/>
+        </w:rPr>
+        <w:tab/>
+      </w:r>
+      <w:r>
+        <w:rPr>
+          <w:rFonts w:ascii="Arial" w:hAnsi="Arial" w:cs="Arial"/>
+        </w:rPr>
+        <w:tab/>
+      </w:r>
+      <w:r>
+        <w:rPr>
+          <w:rFonts w:ascii="Arial" w:hAnsi="Arial" w:cs="Arial"/>
+        </w:rPr>
+        <w:t xml:space="preserve">     </w:t>
+      </w:r>
+      <w:proofErr w:type="gramStart"/>
+      <w:r>
+        <w:rPr>
+          <w:rFonts w:ascii="Arial" w:hAnsi="Arial" w:cs="Arial"/>
+        </w:rPr>
+        <w:t xml:space="preserve">  :</w:t>
+      </w:r>
+      <w:proofErr w:type="gramEnd"/>
       <w:r>
         <w:rPr>
           <w:rFonts w:ascii="Arial" w:hAnsi="Arial" w:cs="Arial"/>
@@ -2413,38 +2586,52 @@
         <w:rPr>
           <w:rFonts w:ascii="Arial" w:hAnsi="Arial" w:cs="Arial"/>
         </w:rPr>
-        <w:t xml:space="preserve">Age: </w:t>
-      </w:r>
-      <w:r>
-        <w:rPr>
-          <w:rFonts w:ascii="Arial" w:hAnsi="Arial" w:cs="Arial"/>
-        </w:rPr>
-        <w:tab/>
-      </w:r>
-      <w:r>
-        <w:rPr>
-          <w:rFonts w:ascii="Arial" w:hAnsi="Arial" w:cs="Arial"/>
-        </w:rPr>
-        <w:tab/>
-      </w:r>
-      <w:r>
-        <w:rPr>
-          <w:rFonts w:ascii="Arial" w:hAnsi="Arial" w:cs="Arial"/>
-        </w:rPr>
-        <w:tab/>
-      </w:r>
-      <w:r>
-        <w:rPr>
-          <w:rFonts w:ascii="Arial" w:hAnsi="Arial" w:cs="Arial"/>
-        </w:rPr>
-        <w:tab/>
-      </w:r>
-      <w:r>
-        <w:rPr>
-          <w:rFonts w:ascii="Arial" w:hAnsi="Arial" w:cs="Arial"/>
-        </w:rPr>
-        <w:tab/>
-      </w:r>
+        <w:t xml:space="preserve">Age </w:t>
+      </w:r>
+      <w:r>
+        <w:rPr>
+          <w:rFonts w:ascii="Arial" w:hAnsi="Arial" w:cs="Arial"/>
+        </w:rPr>
+        <w:tab/>
+      </w:r>
+      <w:r>
+        <w:rPr>
+          <w:rFonts w:ascii="Arial" w:hAnsi="Arial" w:cs="Arial"/>
+        </w:rPr>
+        <w:tab/>
+      </w:r>
+      <w:r>
+        <w:rPr>
+          <w:rFonts w:ascii="Arial" w:hAnsi="Arial" w:cs="Arial"/>
+        </w:rPr>
+        <w:tab/>
+      </w:r>
+      <w:r>
+        <w:rPr>
+          <w:rFonts w:ascii="Arial" w:hAnsi="Arial" w:cs="Arial"/>
+        </w:rPr>
+        <w:tab/>
+      </w:r>
+      <w:r>
+        <w:rPr>
+          <w:rFonts w:ascii="Arial" w:hAnsi="Arial" w:cs="Arial"/>
+        </w:rPr>
+        <w:tab/>
+      </w:r>
+      <w:r>
+        <w:rPr>
+          <w:rFonts w:ascii="Arial" w:hAnsi="Arial" w:cs="Arial"/>
+        </w:rPr>
+        <w:t xml:space="preserve">     </w:t>
+      </w:r>
+      <w:proofErr w:type="gramStart"/>
+      <w:r>
+        <w:rPr>
+          <w:rFonts w:ascii="Arial" w:hAnsi="Arial" w:cs="Arial"/>
+        </w:rPr>
+        <w:t xml:space="preserve">  :</w:t>
+      </w:r>
+      <w:proofErr w:type="gramEnd"/>
       <w:r>
         <w:rPr>
           <w:rFonts w:ascii="Arial" w:hAnsi="Arial" w:cs="Arial"/>
@@ -2464,38 +2651,52 @@
         <w:rPr>
           <w:rFonts w:ascii="Arial" w:hAnsi="Arial" w:cs="Arial"/>
         </w:rPr>
-        <w:t xml:space="preserve">Sex: </w:t>
-      </w:r>
-      <w:r>
-        <w:rPr>
-          <w:rFonts w:ascii="Arial" w:hAnsi="Arial" w:cs="Arial"/>
-        </w:rPr>
-        <w:tab/>
-      </w:r>
-      <w:r>
-        <w:rPr>
-          <w:rFonts w:ascii="Arial" w:hAnsi="Arial" w:cs="Arial"/>
-        </w:rPr>
-        <w:tab/>
-      </w:r>
-      <w:r>
-        <w:rPr>
-          <w:rFonts w:ascii="Arial" w:hAnsi="Arial" w:cs="Arial"/>
-        </w:rPr>
-        <w:tab/>
-      </w:r>
-      <w:r>
-        <w:rPr>
-          <w:rFonts w:ascii="Arial" w:hAnsi="Arial" w:cs="Arial"/>
-        </w:rPr>
-        <w:tab/>
-      </w:r>
-      <w:r>
-        <w:rPr>
-          <w:rFonts w:ascii="Arial" w:hAnsi="Arial" w:cs="Arial"/>
-        </w:rPr>
-        <w:tab/>
-      </w:r>
+        <w:t xml:space="preserve">Sex </w:t>
+      </w:r>
+      <w:r>
+        <w:rPr>
+          <w:rFonts w:ascii="Arial" w:hAnsi="Arial" w:cs="Arial"/>
+        </w:rPr>
+        <w:tab/>
+      </w:r>
+      <w:r>
+        <w:rPr>
+          <w:rFonts w:ascii="Arial" w:hAnsi="Arial" w:cs="Arial"/>
+        </w:rPr>
+        <w:tab/>
+      </w:r>
+      <w:r>
+        <w:rPr>
+          <w:rFonts w:ascii="Arial" w:hAnsi="Arial" w:cs="Arial"/>
+        </w:rPr>
+        <w:tab/>
+      </w:r>
+      <w:r>
+        <w:rPr>
+          <w:rFonts w:ascii="Arial" w:hAnsi="Arial" w:cs="Arial"/>
+        </w:rPr>
+        <w:tab/>
+      </w:r>
+      <w:r>
+        <w:rPr>
+          <w:rFonts w:ascii="Arial" w:hAnsi="Arial" w:cs="Arial"/>
+        </w:rPr>
+        <w:tab/>
+      </w:r>
+      <w:r>
+        <w:rPr>
+          <w:rFonts w:ascii="Arial" w:hAnsi="Arial" w:cs="Arial"/>
+        </w:rPr>
+        <w:t xml:space="preserve">     </w:t>
+      </w:r>
+      <w:proofErr w:type="gramStart"/>
+      <w:r>
+        <w:rPr>
+          <w:rFonts w:ascii="Arial" w:hAnsi="Arial" w:cs="Arial"/>
+        </w:rPr>
+        <w:t xml:space="preserve">  :</w:t>
+      </w:r>
+      <w:proofErr w:type="gramEnd"/>
       <w:r>
         <w:rPr>
           <w:rFonts w:ascii="Arial" w:hAnsi="Arial" w:cs="Arial"/>
@@ -2515,32 +2716,46 @@
         <w:rPr>
           <w:rFonts w:ascii="Arial" w:hAnsi="Arial" w:cs="Arial"/>
         </w:rPr>
-        <w:t xml:space="preserve">Nationality: </w:t>
-      </w:r>
-      <w:r>
-        <w:rPr>
-          <w:rFonts w:ascii="Arial" w:hAnsi="Arial" w:cs="Arial"/>
-        </w:rPr>
-        <w:tab/>
-      </w:r>
-      <w:r>
-        <w:rPr>
-          <w:rFonts w:ascii="Arial" w:hAnsi="Arial" w:cs="Arial"/>
-        </w:rPr>
-        <w:tab/>
-      </w:r>
-      <w:r>
-        <w:rPr>
-          <w:rFonts w:ascii="Arial" w:hAnsi="Arial" w:cs="Arial"/>
-        </w:rPr>
-        <w:tab/>
-      </w:r>
-      <w:r>
-        <w:rPr>
-          <w:rFonts w:ascii="Arial" w:hAnsi="Arial" w:cs="Arial"/>
-        </w:rPr>
-        <w:tab/>
-      </w:r>
+        <w:t xml:space="preserve">Nationality </w:t>
+      </w:r>
+      <w:r>
+        <w:rPr>
+          <w:rFonts w:ascii="Arial" w:hAnsi="Arial" w:cs="Arial"/>
+        </w:rPr>
+        <w:tab/>
+      </w:r>
+      <w:r>
+        <w:rPr>
+          <w:rFonts w:ascii="Arial" w:hAnsi="Arial" w:cs="Arial"/>
+        </w:rPr>
+        <w:tab/>
+      </w:r>
+      <w:r>
+        <w:rPr>
+          <w:rFonts w:ascii="Arial" w:hAnsi="Arial" w:cs="Arial"/>
+        </w:rPr>
+        <w:tab/>
+      </w:r>
+      <w:r>
+        <w:rPr>
+          <w:rFonts w:ascii="Arial" w:hAnsi="Arial" w:cs="Arial"/>
+        </w:rPr>
+        <w:tab/>
+      </w:r>
+      <w:r>
+        <w:rPr>
+          <w:rFonts w:ascii="Arial" w:hAnsi="Arial" w:cs="Arial"/>
+        </w:rPr>
+        <w:t xml:space="preserve">     </w:t>
+      </w:r>
+      <w:proofErr w:type="gramStart"/>
+      <w:r>
+        <w:rPr>
+          <w:rFonts w:ascii="Arial" w:hAnsi="Arial" w:cs="Arial"/>
+        </w:rPr>
+        <w:t xml:space="preserve">  :</w:t>
+      </w:r>
+      <w:proofErr w:type="gramEnd"/>
       <w:r>
         <w:rPr>
           <w:rFonts w:ascii="Arial" w:hAnsi="Arial" w:cs="Arial"/>
@@ -2560,32 +2775,46 @@
         <w:rPr>
           <w:rFonts w:ascii="Arial" w:hAnsi="Arial" w:cs="Arial"/>
         </w:rPr>
-        <w:t xml:space="preserve">Civil Status: </w:t>
-      </w:r>
-      <w:r>
-        <w:rPr>
-          <w:rFonts w:ascii="Arial" w:hAnsi="Arial" w:cs="Arial"/>
-        </w:rPr>
-        <w:tab/>
-      </w:r>
-      <w:r>
-        <w:rPr>
-          <w:rFonts w:ascii="Arial" w:hAnsi="Arial" w:cs="Arial"/>
-        </w:rPr>
-        <w:tab/>
-      </w:r>
-      <w:r>
-        <w:rPr>
-          <w:rFonts w:ascii="Arial" w:hAnsi="Arial" w:cs="Arial"/>
-        </w:rPr>
-        <w:tab/>
-      </w:r>
-      <w:r>
-        <w:rPr>
-          <w:rFonts w:ascii="Arial" w:hAnsi="Arial" w:cs="Arial"/>
-        </w:rPr>
-        <w:tab/>
-      </w:r>
+        <w:t xml:space="preserve">Civil Status </w:t>
+      </w:r>
+      <w:r>
+        <w:rPr>
+          <w:rFonts w:ascii="Arial" w:hAnsi="Arial" w:cs="Arial"/>
+        </w:rPr>
+        <w:tab/>
+      </w:r>
+      <w:r>
+        <w:rPr>
+          <w:rFonts w:ascii="Arial" w:hAnsi="Arial" w:cs="Arial"/>
+        </w:rPr>
+        <w:tab/>
+      </w:r>
+      <w:r>
+        <w:rPr>
+          <w:rFonts w:ascii="Arial" w:hAnsi="Arial" w:cs="Arial"/>
+        </w:rPr>
+        <w:tab/>
+      </w:r>
+      <w:r>
+        <w:rPr>
+          <w:rFonts w:ascii="Arial" w:hAnsi="Arial" w:cs="Arial"/>
+        </w:rPr>
+        <w:tab/>
+      </w:r>
+      <w:r>
+        <w:rPr>
+          <w:rFonts w:ascii="Arial" w:hAnsi="Arial" w:cs="Arial"/>
+        </w:rPr>
+        <w:t xml:space="preserve">     </w:t>
+      </w:r>
+      <w:proofErr w:type="gramStart"/>
+      <w:r>
+        <w:rPr>
+          <w:rFonts w:ascii="Arial" w:hAnsi="Arial" w:cs="Arial"/>
+        </w:rPr>
+        <w:t xml:space="preserve">  :</w:t>
+      </w:r>
+      <w:proofErr w:type="gramEnd"/>
       <w:r>
         <w:rPr>
           <w:rFonts w:ascii="Arial" w:hAnsi="Arial" w:cs="Arial"/>
@@ -2605,32 +2834,46 @@
         <w:rPr>
           <w:rFonts w:ascii="Arial" w:hAnsi="Arial" w:cs="Arial"/>
         </w:rPr>
-        <w:t xml:space="preserve">Religion: </w:t>
-      </w:r>
-      <w:r>
-        <w:rPr>
-          <w:rFonts w:ascii="Arial" w:hAnsi="Arial" w:cs="Arial"/>
-        </w:rPr>
-        <w:tab/>
-      </w:r>
-      <w:r>
-        <w:rPr>
-          <w:rFonts w:ascii="Arial" w:hAnsi="Arial" w:cs="Arial"/>
-        </w:rPr>
-        <w:tab/>
-      </w:r>
-      <w:r>
-        <w:rPr>
-          <w:rFonts w:ascii="Arial" w:hAnsi="Arial" w:cs="Arial"/>
-        </w:rPr>
-        <w:tab/>
-      </w:r>
-      <w:r>
-        <w:rPr>
-          <w:rFonts w:ascii="Arial" w:hAnsi="Arial" w:cs="Arial"/>
-        </w:rPr>
-        <w:tab/>
-      </w:r>
+        <w:t xml:space="preserve">Religion </w:t>
+      </w:r>
+      <w:r>
+        <w:rPr>
+          <w:rFonts w:ascii="Arial" w:hAnsi="Arial" w:cs="Arial"/>
+        </w:rPr>
+        <w:tab/>
+      </w:r>
+      <w:r>
+        <w:rPr>
+          <w:rFonts w:ascii="Arial" w:hAnsi="Arial" w:cs="Arial"/>
+        </w:rPr>
+        <w:tab/>
+      </w:r>
+      <w:r>
+        <w:rPr>
+          <w:rFonts w:ascii="Arial" w:hAnsi="Arial" w:cs="Arial"/>
+        </w:rPr>
+        <w:tab/>
+      </w:r>
+      <w:r>
+        <w:rPr>
+          <w:rFonts w:ascii="Arial" w:hAnsi="Arial" w:cs="Arial"/>
+        </w:rPr>
+        <w:tab/>
+      </w:r>
+      <w:r>
+        <w:rPr>
+          <w:rFonts w:ascii="Arial" w:hAnsi="Arial" w:cs="Arial"/>
+        </w:rPr>
+        <w:t xml:space="preserve">     </w:t>
+      </w:r>
+      <w:proofErr w:type="gramStart"/>
+      <w:r>
+        <w:rPr>
+          <w:rFonts w:ascii="Arial" w:hAnsi="Arial" w:cs="Arial"/>
+        </w:rPr>
+        <w:t xml:space="preserve">  :</w:t>
+      </w:r>
+      <w:proofErr w:type="gramEnd"/>
       <w:r>
         <w:rPr>
           <w:rFonts w:ascii="Arial" w:hAnsi="Arial" w:cs="Arial"/>
@@ -2702,6 +2945,20 @@
         <w:rPr>
           <w:rFonts w:ascii="Arial" w:hAnsi="Arial" w:cs="Arial"/>
         </w:rPr>
+        <w:t xml:space="preserve">     </w:t>
+      </w:r>
+      <w:proofErr w:type="gramStart"/>
+      <w:r>
+        <w:rPr>
+          <w:rFonts w:ascii="Arial" w:hAnsi="Arial" w:cs="Arial"/>
+        </w:rPr>
+        <w:t xml:space="preserve">  :</w:t>
+      </w:r>
+      <w:proofErr w:type="gramEnd"/>
+      <w:r>
+        <w:rPr>
+          <w:rFonts w:ascii="Arial" w:hAnsi="Arial" w:cs="Arial"/>
+        </w:rPr>
         <w:tab/>
         <w:t>Sta. Maria Integrated High School</w:t>
       </w:r>
@@ -2794,25 +3051,358 @@
         </w:rPr>
         <w:tab/>
       </w:r>
+      <w:r>
+        <w:rPr>
+          <w:rFonts w:ascii="Arial" w:hAnsi="Arial" w:cs="Arial"/>
+        </w:rPr>
+        <w:t xml:space="preserve">NUSEDELA </w:t>
+      </w:r>
+      <w:r>
+        <w:rPr>
+          <w:rFonts w:ascii="Arial" w:hAnsi="Arial" w:cs="Arial"/>
+        </w:rPr>
+        <w:t xml:space="preserve">St., </w:t>
+      </w:r>
       <w:proofErr w:type="spellStart"/>
       <w:r>
         <w:rPr>
           <w:rFonts w:ascii="Arial" w:hAnsi="Arial" w:cs="Arial"/>
         </w:rPr>
-        <w:t>Nusedela</w:t>
+        <w:t>Brgy</w:t>
       </w:r>
       <w:proofErr w:type="spellEnd"/>
       <w:r>
         <w:rPr>
           <w:rFonts w:ascii="Arial" w:hAnsi="Arial" w:cs="Arial"/>
         </w:rPr>
-        <w:t xml:space="preserve"> St., </w:t>
+        <w:t xml:space="preserve">. </w:t>
       </w:r>
       <w:proofErr w:type="spellStart"/>
       <w:r>
         <w:rPr>
           <w:rFonts w:ascii="Arial" w:hAnsi="Arial" w:cs="Arial"/>
         </w:rPr>
+        <w:t>Poblacion</w:t>
+      </w:r>
+      <w:proofErr w:type="spellEnd"/>
+      <w:r>
+        <w:rPr>
+          <w:rFonts w:ascii="Arial" w:hAnsi="Arial" w:cs="Arial"/>
+        </w:rPr>
+        <w:t xml:space="preserve"> IV,</w:t>
+      </w:r>
+    </w:p>
+    <w:p>
+      <w:pPr>
+        <w:spacing w:line="240" w:lineRule="auto"/>
+        <w:rPr>
+          <w:rFonts w:ascii="Arial" w:hAnsi="Arial" w:cs="Arial"/>
+        </w:rPr>
+      </w:pPr>
+      <w:r>
+        <w:rPr>
+          <w:rFonts w:ascii="Arial" w:hAnsi="Arial" w:cs="Arial"/>
+        </w:rPr>
+        <w:tab/>
+      </w:r>
+      <w:r>
+        <w:rPr>
+          <w:rFonts w:ascii="Arial" w:hAnsi="Arial" w:cs="Arial"/>
+        </w:rPr>
+        <w:tab/>
+      </w:r>
+      <w:r>
+        <w:rPr>
+          <w:rFonts w:ascii="Arial" w:hAnsi="Arial" w:cs="Arial"/>
+        </w:rPr>
+        <w:tab/>
+      </w:r>
+      <w:r>
+        <w:rPr>
+          <w:rFonts w:ascii="Arial" w:hAnsi="Arial" w:cs="Arial"/>
+        </w:rPr>
+        <w:tab/>
+      </w:r>
+      <w:r>
+        <w:rPr>
+          <w:rFonts w:ascii="Arial" w:hAnsi="Arial" w:cs="Arial"/>
+        </w:rPr>
+        <w:tab/>
+      </w:r>
+      <w:r>
+        <w:rPr>
+          <w:rFonts w:ascii="Arial" w:hAnsi="Arial" w:cs="Arial"/>
+        </w:rPr>
+        <w:tab/>
+        <w:t>Santa Maria, Laguna</w:t>
+      </w:r>
+    </w:p>
+    <w:p>
+      <w:pPr>
+        <w:spacing w:line="240" w:lineRule="auto"/>
+        <w:rPr>
+          <w:rFonts w:ascii="Arial" w:hAnsi="Arial" w:cs="Arial"/>
+        </w:rPr>
+      </w:pPr>
+      <w:r>
+        <w:rPr>
+          <w:rFonts w:ascii="Arial" w:hAnsi="Arial" w:cs="Arial"/>
+        </w:rPr>
+        <w:tab/>
+      </w:r>
+      <w:r>
+        <w:rPr>
+          <w:rFonts w:ascii="Arial" w:hAnsi="Arial" w:cs="Arial"/>
+        </w:rPr>
+        <w:tab/>
+      </w:r>
+      <w:r>
+        <w:rPr>
+          <w:rFonts w:ascii="Arial" w:hAnsi="Arial" w:cs="Arial"/>
+        </w:rPr>
+        <w:tab/>
+      </w:r>
+      <w:r>
+        <w:rPr>
+          <w:rFonts w:ascii="Arial" w:hAnsi="Arial" w:cs="Arial"/>
+        </w:rPr>
+        <w:tab/>
+      </w:r>
+      <w:r>
+        <w:rPr>
+          <w:rFonts w:ascii="Arial" w:hAnsi="Arial" w:cs="Arial"/>
+        </w:rPr>
+        <w:tab/>
+      </w:r>
+      <w:r>
+        <w:rPr>
+          <w:rFonts w:ascii="Arial" w:hAnsi="Arial" w:cs="Arial"/>
+        </w:rPr>
+        <w:tab/>
+        <w:t xml:space="preserve">Academic Track </w:t>
+      </w:r>
+      <w:r>
+        <w:rPr>
+          <w:rFonts w:ascii="Arial" w:hAnsi="Arial" w:cs="Arial"/>
+        </w:rPr>
+        <w:sym w:font="Symbol" w:char="F02D"/>
+      </w:r>
+      <w:r>
+        <w:rPr>
+          <w:rFonts w:ascii="Arial" w:hAnsi="Arial" w:cs="Arial"/>
+        </w:rPr>
+        <w:t xml:space="preserve"> STEM</w:t>
+      </w:r>
+    </w:p>
+    <w:p>
+      <w:pPr>
+        <w:spacing w:line="240" w:lineRule="auto"/>
+        <w:ind w:left="3600" w:firstLine="720"/>
+        <w:rPr>
+          <w:rFonts w:ascii="Arial" w:hAnsi="Arial" w:cs="Arial"/>
+        </w:rPr>
+      </w:pPr>
+      <w:r>
+        <w:rPr>
+          <w:rFonts w:ascii="Arial" w:hAnsi="Arial" w:cs="Arial"/>
+        </w:rPr>
+        <w:t>(A.</w:t>
+      </w:r>
+      <w:r>
+        <w:rPr>
+          <w:rFonts w:ascii="Arial" w:hAnsi="Arial" w:cs="Arial"/>
+        </w:rPr>
+        <w:t>Y. 2024</w:t>
+      </w:r>
+      <w:r>
+        <w:rPr>
+          <w:rFonts w:ascii="Arial" w:hAnsi="Arial" w:cs="Arial"/>
+        </w:rPr>
+        <w:t xml:space="preserve"> </w:t>
+      </w:r>
+      <w:r>
+        <w:rPr>
+          <w:rFonts w:ascii="Arial" w:hAnsi="Arial" w:cs="Arial"/>
+        </w:rPr>
+        <w:t>-</w:t>
+      </w:r>
+      <w:r>
+        <w:rPr>
+          <w:rFonts w:ascii="Arial" w:hAnsi="Arial" w:cs="Arial"/>
+        </w:rPr>
+        <w:t xml:space="preserve"> </w:t>
+      </w:r>
+      <w:r>
+        <w:rPr>
+          <w:rFonts w:ascii="Arial" w:hAnsi="Arial" w:cs="Arial"/>
+        </w:rPr>
+        <w:t>2026)</w:t>
+      </w:r>
+    </w:p>
+    <w:p>
+      <w:pPr>
+        <w:spacing w:line="240" w:lineRule="auto"/>
+        <w:rPr>
+          <w:rFonts w:ascii="Arial" w:hAnsi="Arial" w:cs="Arial"/>
+        </w:rPr>
+      </w:pPr>
+    </w:p>
+    <w:p>
+      <w:pPr>
+        <w:spacing w:line="240" w:lineRule="auto"/>
+        <w:rPr>
+          <w:rFonts w:ascii="Arial" w:hAnsi="Arial" w:cs="Arial"/>
+        </w:rPr>
+      </w:pPr>
+      <w:r>
+        <w:rPr>
+          <w:rFonts w:ascii="Arial" w:hAnsi="Arial" w:cs="Arial"/>
+        </w:rPr>
+        <w:tab/>
+      </w:r>
+      <w:r>
+        <w:rPr>
+          <w:rFonts w:ascii="Arial" w:hAnsi="Arial" w:cs="Arial"/>
+        </w:rPr>
+        <w:tab/>
+      </w:r>
+      <w:r>
+        <w:rPr>
+          <w:rFonts w:ascii="Arial" w:hAnsi="Arial" w:cs="Arial"/>
+        </w:rPr>
+        <w:tab/>
+      </w:r>
+      <w:r>
+        <w:rPr>
+          <w:rFonts w:ascii="Arial" w:hAnsi="Arial" w:cs="Arial"/>
+        </w:rPr>
+        <w:tab/>
+      </w:r>
+      <w:r>
+        <w:rPr>
+          <w:rFonts w:ascii="Arial" w:hAnsi="Arial" w:cs="Arial"/>
+        </w:rPr>
+        <w:tab/>
+      </w:r>
+      <w:r>
+        <w:rPr>
+          <w:rFonts w:ascii="Arial" w:hAnsi="Arial" w:cs="Arial"/>
+        </w:rPr>
+        <w:t xml:space="preserve">       :</w:t>
+      </w:r>
+      <w:r>
+        <w:rPr>
+          <w:rFonts w:ascii="Arial" w:hAnsi="Arial" w:cs="Arial"/>
+        </w:rPr>
+        <w:tab/>
+        <w:t>Sta. Maria Integrated High School</w:t>
+      </w:r>
+    </w:p>
+    <w:p>
+      <w:pPr>
+        <w:spacing w:line="240" w:lineRule="auto"/>
+        <w:rPr>
+          <w:rFonts w:ascii="Arial" w:hAnsi="Arial" w:cs="Arial"/>
+        </w:rPr>
+      </w:pPr>
+      <w:r>
+        <w:rPr>
+          <w:rFonts w:ascii="Arial" w:hAnsi="Arial" w:cs="Arial"/>
+        </w:rPr>
+        <w:tab/>
+      </w:r>
+      <w:r>
+        <w:rPr>
+          <w:rFonts w:ascii="Arial" w:hAnsi="Arial" w:cs="Arial"/>
+        </w:rPr>
+        <w:tab/>
+      </w:r>
+      <w:r>
+        <w:rPr>
+          <w:rFonts w:ascii="Arial" w:hAnsi="Arial" w:cs="Arial"/>
+        </w:rPr>
+        <w:tab/>
+      </w:r>
+      <w:r>
+        <w:rPr>
+          <w:rFonts w:ascii="Arial" w:hAnsi="Arial" w:cs="Arial"/>
+        </w:rPr>
+        <w:tab/>
+      </w:r>
+      <w:r>
+        <w:rPr>
+          <w:rFonts w:ascii="Arial" w:hAnsi="Arial" w:cs="Arial"/>
+        </w:rPr>
+        <w:tab/>
+      </w:r>
+      <w:r>
+        <w:rPr>
+          <w:rFonts w:ascii="Arial" w:hAnsi="Arial" w:cs="Arial"/>
+        </w:rPr>
+        <w:tab/>
+        <w:t xml:space="preserve">Junior High School </w:t>
+      </w:r>
+    </w:p>
+    <w:p>
+      <w:pPr>
+        <w:spacing w:line="240" w:lineRule="auto"/>
+        <w:rPr>
+          <w:rFonts w:ascii="Arial" w:hAnsi="Arial" w:cs="Arial"/>
+        </w:rPr>
+      </w:pPr>
+      <w:r>
+        <w:rPr>
+          <w:rFonts w:ascii="Arial" w:hAnsi="Arial" w:cs="Arial"/>
+        </w:rPr>
+        <w:tab/>
+      </w:r>
+      <w:r>
+        <w:rPr>
+          <w:rFonts w:ascii="Arial" w:hAnsi="Arial" w:cs="Arial"/>
+        </w:rPr>
+        <w:tab/>
+      </w:r>
+      <w:r>
+        <w:rPr>
+          <w:rFonts w:ascii="Arial" w:hAnsi="Arial" w:cs="Arial"/>
+        </w:rPr>
+        <w:tab/>
+      </w:r>
+      <w:r>
+        <w:rPr>
+          <w:rFonts w:ascii="Arial" w:hAnsi="Arial" w:cs="Arial"/>
+        </w:rPr>
+        <w:tab/>
+      </w:r>
+      <w:r>
+        <w:rPr>
+          <w:rFonts w:ascii="Arial" w:hAnsi="Arial" w:cs="Arial"/>
+        </w:rPr>
+        <w:tab/>
+      </w:r>
+      <w:r>
+        <w:rPr>
+          <w:rFonts w:ascii="Arial" w:hAnsi="Arial" w:cs="Arial"/>
+        </w:rPr>
+        <w:tab/>
+      </w:r>
+      <w:r>
+        <w:rPr>
+          <w:rFonts w:ascii="Arial" w:hAnsi="Arial" w:cs="Arial"/>
+        </w:rPr>
+        <w:t xml:space="preserve">NUSEDELA </w:t>
+      </w:r>
+      <w:r>
+        <w:rPr>
+          <w:rFonts w:ascii="Arial" w:hAnsi="Arial" w:cs="Arial"/>
+        </w:rPr>
+        <w:t xml:space="preserve">St., </w:t>
+      </w:r>
+      <w:proofErr w:type="spellStart"/>
+      <w:r>
+        <w:rPr>
+          <w:rFonts w:ascii="Arial" w:hAnsi="Arial" w:cs="Arial"/>
+        </w:rPr>
         <w:t>Brgy</w:t>
       </w:r>
       <w:proofErr w:type="spellEnd"/>
@@ -2848,101 +3438,13 @@
         <w:rPr>
           <w:rFonts w:ascii="Arial" w:hAnsi="Arial" w:cs="Arial"/>
         </w:rPr>
-        <w:tab/>
-      </w:r>
-      <w:r>
-        <w:rPr>
-          <w:rFonts w:ascii="Arial" w:hAnsi="Arial" w:cs="Arial"/>
-        </w:rPr>
-        <w:tab/>
-      </w:r>
-      <w:r>
-        <w:rPr>
-          <w:rFonts w:ascii="Arial" w:hAnsi="Arial" w:cs="Arial"/>
-        </w:rPr>
-        <w:tab/>
-      </w:r>
-      <w:r>
-        <w:rPr>
-          <w:rFonts w:ascii="Arial" w:hAnsi="Arial" w:cs="Arial"/>
-        </w:rPr>
-        <w:tab/>
-      </w:r>
-      <w:r>
-        <w:rPr>
-          <w:rFonts w:ascii="Arial" w:hAnsi="Arial" w:cs="Arial"/>
-        </w:rPr>
-        <w:tab/>
-      </w:r>
-      <w:r>
-        <w:rPr>
-          <w:rFonts w:ascii="Arial" w:hAnsi="Arial" w:cs="Arial"/>
-        </w:rPr>
-        <w:tab/>
-        <w:t>Santa Maria, Laguna</w:t>
-      </w:r>
-    </w:p>
-    <w:p>
-      <w:pPr>
-        <w:spacing w:line="240" w:lineRule="auto"/>
-        <w:rPr>
-          <w:rFonts w:ascii="Arial" w:hAnsi="Arial" w:cs="Arial"/>
-        </w:rPr>
-      </w:pPr>
-      <w:r>
-        <w:rPr>
-          <w:rFonts w:ascii="Arial" w:hAnsi="Arial" w:cs="Arial"/>
-        </w:rPr>
-        <w:tab/>
-      </w:r>
-      <w:r>
-        <w:rPr>
-          <w:rFonts w:ascii="Arial" w:hAnsi="Arial" w:cs="Arial"/>
-        </w:rPr>
-        <w:tab/>
-      </w:r>
-      <w:r>
-        <w:rPr>
-          <w:rFonts w:ascii="Arial" w:hAnsi="Arial" w:cs="Arial"/>
-        </w:rPr>
-        <w:tab/>
-      </w:r>
-      <w:r>
-        <w:rPr>
-          <w:rFonts w:ascii="Arial" w:hAnsi="Arial" w:cs="Arial"/>
-        </w:rPr>
-        <w:tab/>
-      </w:r>
-      <w:r>
-        <w:rPr>
-          <w:rFonts w:ascii="Arial" w:hAnsi="Arial" w:cs="Arial"/>
-        </w:rPr>
-        <w:tab/>
-      </w:r>
-      <w:r>
-        <w:rPr>
-          <w:rFonts w:ascii="Arial" w:hAnsi="Arial" w:cs="Arial"/>
-        </w:rPr>
-        <w:tab/>
-        <w:t xml:space="preserve">Academic Track </w:t>
-      </w:r>
-      <w:r>
-        <w:rPr>
-          <w:rFonts w:ascii="Arial" w:hAnsi="Arial" w:cs="Arial"/>
-        </w:rPr>
-        <w:sym w:font="Symbol" w:char="F02D"/>
-      </w:r>
-      <w:r>
-        <w:rPr>
-          <w:rFonts w:ascii="Arial" w:hAnsi="Arial" w:cs="Arial"/>
-        </w:rPr>
-        <w:t xml:space="preserve"> STEM</w:t>
-      </w:r>
-    </w:p>
-    <w:p>
-      <w:pPr>
-        <w:spacing w:line="240" w:lineRule="auto"/>
-        <w:ind w:left="3600" w:firstLine="720"/>
+        <w:t xml:space="preserve">                                                                 Santa Maria, Laguna</w:t>
+      </w:r>
+    </w:p>
+    <w:p>
+      <w:pPr>
+        <w:spacing w:line="240" w:lineRule="auto"/>
+        <w:ind w:left="4320"/>
         <w:rPr>
           <w:rFonts w:ascii="Arial" w:hAnsi="Arial" w:cs="Arial"/>
         </w:rPr>
@@ -2957,7 +3459,7 @@
         <w:rPr>
           <w:rFonts w:ascii="Arial" w:hAnsi="Arial" w:cs="Arial"/>
         </w:rPr>
-        <w:t>Y. 2024</w:t>
+        <w:t>Y. 2020</w:t>
       </w:r>
       <w:r>
         <w:rPr>
@@ -2981,249 +3483,6 @@
         <w:rPr>
           <w:rFonts w:ascii="Arial" w:hAnsi="Arial" w:cs="Arial"/>
         </w:rPr>
-        <w:t>2026)</w:t>
-      </w:r>
-    </w:p>
-    <w:p>
-      <w:pPr>
-        <w:spacing w:line="240" w:lineRule="auto"/>
-        <w:rPr>
-          <w:rFonts w:ascii="Arial" w:hAnsi="Arial" w:cs="Arial"/>
-        </w:rPr>
-      </w:pPr>
-    </w:p>
-    <w:p>
-      <w:pPr>
-        <w:spacing w:line="240" w:lineRule="auto"/>
-        <w:rPr>
-          <w:rFonts w:ascii="Arial" w:hAnsi="Arial" w:cs="Arial"/>
-        </w:rPr>
-      </w:pPr>
-      <w:r>
-        <w:rPr>
-          <w:rFonts w:ascii="Arial" w:hAnsi="Arial" w:cs="Arial"/>
-        </w:rPr>
-        <w:tab/>
-      </w:r>
-      <w:r>
-        <w:rPr>
-          <w:rFonts w:ascii="Arial" w:hAnsi="Arial" w:cs="Arial"/>
-        </w:rPr>
-        <w:tab/>
-      </w:r>
-      <w:r>
-        <w:rPr>
-          <w:rFonts w:ascii="Arial" w:hAnsi="Arial" w:cs="Arial"/>
-        </w:rPr>
-        <w:tab/>
-      </w:r>
-      <w:r>
-        <w:rPr>
-          <w:rFonts w:ascii="Arial" w:hAnsi="Arial" w:cs="Arial"/>
-        </w:rPr>
-        <w:tab/>
-      </w:r>
-      <w:r>
-        <w:rPr>
-          <w:rFonts w:ascii="Arial" w:hAnsi="Arial" w:cs="Arial"/>
-        </w:rPr>
-        <w:tab/>
-      </w:r>
-      <w:r>
-        <w:rPr>
-          <w:rFonts w:ascii="Arial" w:hAnsi="Arial" w:cs="Arial"/>
-        </w:rPr>
-        <w:tab/>
-        <w:t>Sta. Maria Integrated High School</w:t>
-      </w:r>
-    </w:p>
-    <w:p>
-      <w:pPr>
-        <w:spacing w:line="240" w:lineRule="auto"/>
-        <w:rPr>
-          <w:rFonts w:ascii="Arial" w:hAnsi="Arial" w:cs="Arial"/>
-        </w:rPr>
-      </w:pPr>
-      <w:r>
-        <w:rPr>
-          <w:rFonts w:ascii="Arial" w:hAnsi="Arial" w:cs="Arial"/>
-        </w:rPr>
-        <w:tab/>
-      </w:r>
-      <w:r>
-        <w:rPr>
-          <w:rFonts w:ascii="Arial" w:hAnsi="Arial" w:cs="Arial"/>
-        </w:rPr>
-        <w:tab/>
-      </w:r>
-      <w:r>
-        <w:rPr>
-          <w:rFonts w:ascii="Arial" w:hAnsi="Arial" w:cs="Arial"/>
-        </w:rPr>
-        <w:tab/>
-      </w:r>
-      <w:r>
-        <w:rPr>
-          <w:rFonts w:ascii="Arial" w:hAnsi="Arial" w:cs="Arial"/>
-        </w:rPr>
-        <w:tab/>
-      </w:r>
-      <w:r>
-        <w:rPr>
-          <w:rFonts w:ascii="Arial" w:hAnsi="Arial" w:cs="Arial"/>
-        </w:rPr>
-        <w:tab/>
-      </w:r>
-      <w:r>
-        <w:rPr>
-          <w:rFonts w:ascii="Arial" w:hAnsi="Arial" w:cs="Arial"/>
-        </w:rPr>
-        <w:tab/>
-        <w:t xml:space="preserve">Junior High School </w:t>
-      </w:r>
-    </w:p>
-    <w:p>
-      <w:pPr>
-        <w:spacing w:line="240" w:lineRule="auto"/>
-        <w:rPr>
-          <w:rFonts w:ascii="Arial" w:hAnsi="Arial" w:cs="Arial"/>
-        </w:rPr>
-      </w:pPr>
-      <w:r>
-        <w:rPr>
-          <w:rFonts w:ascii="Arial" w:hAnsi="Arial" w:cs="Arial"/>
-        </w:rPr>
-        <w:tab/>
-      </w:r>
-      <w:r>
-        <w:rPr>
-          <w:rFonts w:ascii="Arial" w:hAnsi="Arial" w:cs="Arial"/>
-        </w:rPr>
-        <w:tab/>
-      </w:r>
-      <w:r>
-        <w:rPr>
-          <w:rFonts w:ascii="Arial" w:hAnsi="Arial" w:cs="Arial"/>
-        </w:rPr>
-        <w:tab/>
-      </w:r>
-      <w:r>
-        <w:rPr>
-          <w:rFonts w:ascii="Arial" w:hAnsi="Arial" w:cs="Arial"/>
-        </w:rPr>
-        <w:tab/>
-      </w:r>
-      <w:r>
-        <w:rPr>
-          <w:rFonts w:ascii="Arial" w:hAnsi="Arial" w:cs="Arial"/>
-        </w:rPr>
-        <w:tab/>
-      </w:r>
-      <w:r>
-        <w:rPr>
-          <w:rFonts w:ascii="Arial" w:hAnsi="Arial" w:cs="Arial"/>
-        </w:rPr>
-        <w:tab/>
-      </w:r>
-      <w:proofErr w:type="spellStart"/>
-      <w:r>
-        <w:rPr>
-          <w:rFonts w:ascii="Arial" w:hAnsi="Arial" w:cs="Arial"/>
-        </w:rPr>
-        <w:t>Nusedela</w:t>
-      </w:r>
-      <w:proofErr w:type="spellEnd"/>
-      <w:r>
-        <w:rPr>
-          <w:rFonts w:ascii="Arial" w:hAnsi="Arial" w:cs="Arial"/>
-        </w:rPr>
-        <w:t xml:space="preserve"> St., </w:t>
-      </w:r>
-      <w:proofErr w:type="spellStart"/>
-      <w:r>
-        <w:rPr>
-          <w:rFonts w:ascii="Arial" w:hAnsi="Arial" w:cs="Arial"/>
-        </w:rPr>
-        <w:t>Brgy</w:t>
-      </w:r>
-      <w:proofErr w:type="spellEnd"/>
-      <w:r>
-        <w:rPr>
-          <w:rFonts w:ascii="Arial" w:hAnsi="Arial" w:cs="Arial"/>
-        </w:rPr>
-        <w:t xml:space="preserve">. </w:t>
-      </w:r>
-      <w:proofErr w:type="spellStart"/>
-      <w:r>
-        <w:rPr>
-          <w:rFonts w:ascii="Arial" w:hAnsi="Arial" w:cs="Arial"/>
-        </w:rPr>
-        <w:t>Poblacion</w:t>
-      </w:r>
-      <w:proofErr w:type="spellEnd"/>
-      <w:r>
-        <w:rPr>
-          <w:rFonts w:ascii="Arial" w:hAnsi="Arial" w:cs="Arial"/>
-        </w:rPr>
-        <w:t xml:space="preserve"> IV,</w:t>
-      </w:r>
-    </w:p>
-    <w:p>
-      <w:pPr>
-        <w:spacing w:line="240" w:lineRule="auto"/>
-        <w:rPr>
-          <w:rFonts w:ascii="Arial" w:hAnsi="Arial" w:cs="Arial"/>
-        </w:rPr>
-      </w:pPr>
-      <w:r>
-        <w:rPr>
-          <w:rFonts w:ascii="Arial" w:hAnsi="Arial" w:cs="Arial"/>
-        </w:rPr>
-        <w:t xml:space="preserve">                                                                 Santa Maria, Laguna</w:t>
-      </w:r>
-    </w:p>
-    <w:p>
-      <w:pPr>
-        <w:spacing w:line="240" w:lineRule="auto"/>
-        <w:ind w:left="4320"/>
-        <w:rPr>
-          <w:rFonts w:ascii="Arial" w:hAnsi="Arial" w:cs="Arial"/>
-        </w:rPr>
-      </w:pPr>
-      <w:r>
-        <w:rPr>
-          <w:rFonts w:ascii="Arial" w:hAnsi="Arial" w:cs="Arial"/>
-        </w:rPr>
-        <w:t>(A.</w:t>
-      </w:r>
-      <w:r>
-        <w:rPr>
-          <w:rFonts w:ascii="Arial" w:hAnsi="Arial" w:cs="Arial"/>
-        </w:rPr>
-        <w:t>Y. 2020</w:t>
-      </w:r>
-      <w:r>
-        <w:rPr>
-          <w:rFonts w:ascii="Arial" w:hAnsi="Arial" w:cs="Arial"/>
-        </w:rPr>
-        <w:t xml:space="preserve"> </w:t>
-      </w:r>
-      <w:r>
-        <w:rPr>
-          <w:rFonts w:ascii="Arial" w:hAnsi="Arial" w:cs="Arial"/>
-        </w:rPr>
-        <w:t>-</w:t>
-      </w:r>
-      <w:r>
-        <w:rPr>
-          <w:rFonts w:ascii="Arial" w:hAnsi="Arial" w:cs="Arial"/>
-        </w:rPr>
-        <w:t xml:space="preserve"> </w:t>
-      </w:r>
-      <w:r>
-        <w:rPr>
-          <w:rFonts w:ascii="Arial" w:hAnsi="Arial" w:cs="Arial"/>
-        </w:rPr>
         <w:t>2024)</w:t>
       </w:r>
     </w:p>
@@ -3274,6 +3533,20 @@
         </w:rPr>
         <w:tab/>
       </w:r>
+      <w:r>
+        <w:rPr>
+          <w:rFonts w:ascii="Arial" w:hAnsi="Arial" w:cs="Arial"/>
+        </w:rPr>
+        <w:t xml:space="preserve">     </w:t>
+      </w:r>
+      <w:proofErr w:type="gramStart"/>
+      <w:r>
+        <w:rPr>
+          <w:rFonts w:ascii="Arial" w:hAnsi="Arial" w:cs="Arial"/>
+        </w:rPr>
+        <w:t xml:space="preserve">  :</w:t>
+      </w:r>
+      <w:proofErr w:type="gramEnd"/>
       <w:r>
         <w:rPr>
           <w:rFonts w:ascii="Arial" w:hAnsi="Arial" w:cs="Arial"/>
@@ -3480,6 +3753,22 @@
           <w:rFonts w:ascii="Arial" w:hAnsi="Arial" w:cs="Arial"/>
           <w:lang w:val="en-US"/>
         </w:rPr>
+        <w:t xml:space="preserve">     </w:t>
+      </w:r>
+      <w:proofErr w:type="gramStart"/>
+      <w:r>
+        <w:rPr>
+          <w:rFonts w:ascii="Arial" w:hAnsi="Arial" w:cs="Arial"/>
+          <w:lang w:val="en-US"/>
+        </w:rPr>
+        <w:t xml:space="preserve">  :</w:t>
+      </w:r>
+      <w:proofErr w:type="gramEnd"/>
+      <w:r>
+        <w:rPr>
+          <w:rFonts w:ascii="Arial" w:hAnsi="Arial" w:cs="Arial"/>
+          <w:lang w:val="en-US"/>
+        </w:rPr>
         <w:tab/>
       </w:r>
       <w:r>
@@ -3642,6 +3931,22 @@
           <w:rFonts w:ascii="Arial" w:hAnsi="Arial" w:cs="Arial"/>
           <w:lang w:val="en-US"/>
         </w:rPr>
+        <w:t xml:space="preserve">     </w:t>
+      </w:r>
+      <w:proofErr w:type="gramStart"/>
+      <w:r>
+        <w:rPr>
+          <w:rFonts w:ascii="Arial" w:hAnsi="Arial" w:cs="Arial"/>
+          <w:lang w:val="en-US"/>
+        </w:rPr>
+        <w:t xml:space="preserve">  :</w:t>
+      </w:r>
+      <w:proofErr w:type="gramEnd"/>
+      <w:r>
+        <w:rPr>
+          <w:rFonts w:ascii="Arial" w:hAnsi="Arial" w:cs="Arial"/>
+          <w:lang w:val="en-US"/>
+        </w:rPr>
         <w:tab/>
       </w:r>
       <w:r>
@@ -3804,6 +4109,13 @@
           <w:rFonts w:ascii="Arial" w:hAnsi="Arial" w:cs="Arial"/>
           <w:lang w:val="en-US"/>
         </w:rPr>
+        <w:t xml:space="preserve">       :</w:t>
+      </w:r>
+      <w:r>
+        <w:rPr>
+          <w:rFonts w:ascii="Arial" w:hAnsi="Arial" w:cs="Arial"/>
+          <w:lang w:val="en-US"/>
+        </w:rPr>
         <w:tab/>
       </w:r>
       <w:r>
@@ -3961,6 +4273,22 @@
         </w:rPr>
         <w:tab/>
       </w:r>
+      <w:r>
+        <w:rPr>
+          <w:rFonts w:ascii="Arial" w:hAnsi="Arial" w:cs="Arial"/>
+          <w:lang w:val="en-US"/>
+        </w:rPr>
+        <w:t xml:space="preserve">     </w:t>
+      </w:r>
+      <w:proofErr w:type="gramStart"/>
+      <w:r>
+        <w:rPr>
+          <w:rFonts w:ascii="Arial" w:hAnsi="Arial" w:cs="Arial"/>
+          <w:lang w:val="en-US"/>
+        </w:rPr>
+        <w:t xml:space="preserve">  :</w:t>
+      </w:r>
+      <w:proofErr w:type="gramEnd"/>
       <w:r>
         <w:rPr>
           <w:rFonts w:ascii="Arial" w:hAnsi="Arial" w:cs="Arial"/>
@@ -4611,7 +4939,7 @@
                     </pic:cNvPicPr>
                   </pic:nvPicPr>
                   <pic:blipFill rotWithShape="1">
-                    <a:blip r:embed="rId14" cstate="print">
+                    <a:blip r:embed="rId11" cstate="print">
                       <a:extLst>
                         <a:ext uri="{28A0092B-C50C-407E-A947-70E740481C1C}">
                           <a14:useLocalDpi xmlns:a14="http://schemas.microsoft.com/office/drawing/2010/main" val="0"/>
@@ -4683,7 +5011,7 @@
                     </pic:cNvPicPr>
                   </pic:nvPicPr>
                   <pic:blipFill rotWithShape="1">
-                    <a:blip r:embed="rId15" cstate="print">
+                    <a:blip r:embed="rId12" cstate="print">
                       <a:extLst>
                         <a:ext uri="{28A0092B-C50C-407E-A947-70E740481C1C}">
                           <a14:useLocalDpi xmlns:a14="http://schemas.microsoft.com/office/drawing/2010/main" val="0"/>
@@ -4808,15 +5136,12 @@
         </w:rPr>
         <w:t xml:space="preserve">Email Address: </w:t>
       </w:r>
-      <w:hyperlink r:id="rId16" w:history="1">
-        <w:r>
-          <w:rPr>
-            <w:rStyle w:val="Hyperlink"/>
-            <w:rFonts w:ascii="Arial" w:hAnsi="Arial" w:cs="Arial"/>
-          </w:rPr>
-          <w:t>rjrianer30@gmail.com</w:t>
-        </w:r>
-      </w:hyperlink>
+      <w:r>
+        <w:rPr>
+          <w:rFonts w:ascii="Arial" w:hAnsi="Arial" w:cs="Arial"/>
+        </w:rPr>
+        <w:t>rjrianer30@gmail.com</w:t>
+      </w:r>
     </w:p>
     <w:p>
       <w:pPr>
@@ -4869,26 +5194,52 @@
         <w:rPr>
           <w:rFonts w:ascii="Arial" w:hAnsi="Arial" w:cs="Arial"/>
         </w:rPr>
-        <w:t xml:space="preserve">Date of Birth: </w:t>
-      </w:r>
-      <w:r>
-        <w:rPr>
-          <w:rFonts w:ascii="Arial" w:hAnsi="Arial" w:cs="Arial"/>
-        </w:rPr>
-        <w:tab/>
-      </w:r>
-      <w:r>
-        <w:rPr>
-          <w:rFonts w:ascii="Arial" w:hAnsi="Arial" w:cs="Arial"/>
-        </w:rPr>
-        <w:tab/>
-      </w:r>
-      <w:r>
-        <w:rPr>
-          <w:rFonts w:ascii="Arial" w:hAnsi="Arial" w:cs="Arial"/>
-        </w:rPr>
-        <w:tab/>
-      </w:r>
+        <w:t>Date of Birth</w:t>
+      </w:r>
+      <w:r>
+        <w:rPr>
+          <w:rFonts w:ascii="Arial" w:hAnsi="Arial" w:cs="Arial"/>
+        </w:rPr>
+        <w:tab/>
+      </w:r>
+      <w:r>
+        <w:rPr>
+          <w:rFonts w:ascii="Arial" w:hAnsi="Arial" w:cs="Arial"/>
+        </w:rPr>
+        <w:t xml:space="preserve"> </w:t>
+      </w:r>
+      <w:r>
+        <w:rPr>
+          <w:rFonts w:ascii="Arial" w:hAnsi="Arial" w:cs="Arial"/>
+        </w:rPr>
+        <w:tab/>
+      </w:r>
+      <w:r>
+        <w:rPr>
+          <w:rFonts w:ascii="Arial" w:hAnsi="Arial" w:cs="Arial"/>
+        </w:rPr>
+        <w:tab/>
+      </w:r>
+      <w:r>
+        <w:rPr>
+          <w:rFonts w:ascii="Arial" w:hAnsi="Arial" w:cs="Arial"/>
+        </w:rPr>
+        <w:tab/>
+      </w:r>
+      <w:r>
+        <w:rPr>
+          <w:rFonts w:ascii="Arial" w:hAnsi="Arial" w:cs="Arial"/>
+        </w:rPr>
+        <w:t xml:space="preserve">     </w:t>
+      </w:r>
+      <w:proofErr w:type="gramStart"/>
+      <w:r>
+        <w:rPr>
+          <w:rFonts w:ascii="Arial" w:hAnsi="Arial" w:cs="Arial"/>
+        </w:rPr>
+        <w:t xml:space="preserve">  :</w:t>
+      </w:r>
+      <w:proofErr w:type="gramEnd"/>
       <w:r>
         <w:rPr>
           <w:rFonts w:ascii="Arial" w:hAnsi="Arial" w:cs="Arial"/>
@@ -4913,26 +5264,40 @@
         <w:rPr>
           <w:rFonts w:ascii="Arial" w:hAnsi="Arial" w:cs="Arial"/>
         </w:rPr>
-        <w:t xml:space="preserve">Place of Birth: </w:t>
-      </w:r>
-      <w:r>
-        <w:rPr>
-          <w:rFonts w:ascii="Arial" w:hAnsi="Arial" w:cs="Arial"/>
-        </w:rPr>
-        <w:tab/>
-      </w:r>
-      <w:r>
-        <w:rPr>
-          <w:rFonts w:ascii="Arial" w:hAnsi="Arial" w:cs="Arial"/>
-        </w:rPr>
-        <w:tab/>
-      </w:r>
-      <w:r>
-        <w:rPr>
-          <w:rFonts w:ascii="Arial" w:hAnsi="Arial" w:cs="Arial"/>
-        </w:rPr>
-        <w:tab/>
-      </w:r>
+        <w:t xml:space="preserve">Place of Birth </w:t>
+      </w:r>
+      <w:r>
+        <w:rPr>
+          <w:rFonts w:ascii="Arial" w:hAnsi="Arial" w:cs="Arial"/>
+        </w:rPr>
+        <w:tab/>
+      </w:r>
+      <w:r>
+        <w:rPr>
+          <w:rFonts w:ascii="Arial" w:hAnsi="Arial" w:cs="Arial"/>
+        </w:rPr>
+        <w:tab/>
+      </w:r>
+      <w:r>
+        <w:rPr>
+          <w:rFonts w:ascii="Arial" w:hAnsi="Arial" w:cs="Arial"/>
+        </w:rPr>
+        <w:tab/>
+      </w:r>
+      <w:r>
+        <w:rPr>
+          <w:rFonts w:ascii="Arial" w:hAnsi="Arial" w:cs="Arial"/>
+        </w:rPr>
+        <w:t xml:space="preserve">     </w:t>
+      </w:r>
+      <w:proofErr w:type="gramStart"/>
+      <w:r>
+        <w:rPr>
+          <w:rFonts w:ascii="Arial" w:hAnsi="Arial" w:cs="Arial"/>
+        </w:rPr>
+        <w:t xml:space="preserve">  :</w:t>
+      </w:r>
+      <w:proofErr w:type="gramEnd"/>
       <w:r>
         <w:rPr>
           <w:rFonts w:ascii="Arial" w:hAnsi="Arial" w:cs="Arial"/>
@@ -4965,38 +5330,52 @@
         <w:rPr>
           <w:rFonts w:ascii="Arial" w:hAnsi="Arial" w:cs="Arial"/>
         </w:rPr>
-        <w:t xml:space="preserve">Age: </w:t>
-      </w:r>
-      <w:r>
-        <w:rPr>
-          <w:rFonts w:ascii="Arial" w:hAnsi="Arial" w:cs="Arial"/>
-        </w:rPr>
-        <w:tab/>
-      </w:r>
-      <w:r>
-        <w:rPr>
-          <w:rFonts w:ascii="Arial" w:hAnsi="Arial" w:cs="Arial"/>
-        </w:rPr>
-        <w:tab/>
-      </w:r>
-      <w:r>
-        <w:rPr>
-          <w:rFonts w:ascii="Arial" w:hAnsi="Arial" w:cs="Arial"/>
-        </w:rPr>
-        <w:tab/>
-      </w:r>
-      <w:r>
-        <w:rPr>
-          <w:rFonts w:ascii="Arial" w:hAnsi="Arial" w:cs="Arial"/>
-        </w:rPr>
-        <w:tab/>
-      </w:r>
-      <w:r>
-        <w:rPr>
-          <w:rFonts w:ascii="Arial" w:hAnsi="Arial" w:cs="Arial"/>
-        </w:rPr>
-        <w:tab/>
-      </w:r>
+        <w:t xml:space="preserve">Age </w:t>
+      </w:r>
+      <w:r>
+        <w:rPr>
+          <w:rFonts w:ascii="Arial" w:hAnsi="Arial" w:cs="Arial"/>
+        </w:rPr>
+        <w:tab/>
+      </w:r>
+      <w:r>
+        <w:rPr>
+          <w:rFonts w:ascii="Arial" w:hAnsi="Arial" w:cs="Arial"/>
+        </w:rPr>
+        <w:tab/>
+      </w:r>
+      <w:r>
+        <w:rPr>
+          <w:rFonts w:ascii="Arial" w:hAnsi="Arial" w:cs="Arial"/>
+        </w:rPr>
+        <w:tab/>
+      </w:r>
+      <w:r>
+        <w:rPr>
+          <w:rFonts w:ascii="Arial" w:hAnsi="Arial" w:cs="Arial"/>
+        </w:rPr>
+        <w:tab/>
+      </w:r>
+      <w:r>
+        <w:rPr>
+          <w:rFonts w:ascii="Arial" w:hAnsi="Arial" w:cs="Arial"/>
+        </w:rPr>
+        <w:tab/>
+      </w:r>
+      <w:r>
+        <w:rPr>
+          <w:rFonts w:ascii="Arial" w:hAnsi="Arial" w:cs="Arial"/>
+        </w:rPr>
+        <w:t xml:space="preserve">     </w:t>
+      </w:r>
+      <w:proofErr w:type="gramStart"/>
+      <w:r>
+        <w:rPr>
+          <w:rFonts w:ascii="Arial" w:hAnsi="Arial" w:cs="Arial"/>
+        </w:rPr>
+        <w:t xml:space="preserve">  :</w:t>
+      </w:r>
+      <w:proofErr w:type="gramEnd"/>
       <w:r>
         <w:rPr>
           <w:rFonts w:ascii="Arial" w:hAnsi="Arial" w:cs="Arial"/>
@@ -5022,38 +5401,52 @@
         <w:rPr>
           <w:rFonts w:ascii="Arial" w:hAnsi="Arial" w:cs="Arial"/>
         </w:rPr>
-        <w:t xml:space="preserve">Sex: </w:t>
-      </w:r>
-      <w:r>
-        <w:rPr>
-          <w:rFonts w:ascii="Arial" w:hAnsi="Arial" w:cs="Arial"/>
-        </w:rPr>
-        <w:tab/>
-      </w:r>
-      <w:r>
-        <w:rPr>
-          <w:rFonts w:ascii="Arial" w:hAnsi="Arial" w:cs="Arial"/>
-        </w:rPr>
-        <w:tab/>
-      </w:r>
-      <w:r>
-        <w:rPr>
-          <w:rFonts w:ascii="Arial" w:hAnsi="Arial" w:cs="Arial"/>
-        </w:rPr>
-        <w:tab/>
-      </w:r>
-      <w:r>
-        <w:rPr>
-          <w:rFonts w:ascii="Arial" w:hAnsi="Arial" w:cs="Arial"/>
-        </w:rPr>
-        <w:tab/>
-      </w:r>
-      <w:r>
-        <w:rPr>
-          <w:rFonts w:ascii="Arial" w:hAnsi="Arial" w:cs="Arial"/>
-        </w:rPr>
-        <w:tab/>
-      </w:r>
+        <w:t xml:space="preserve">Sex </w:t>
+      </w:r>
+      <w:r>
+        <w:rPr>
+          <w:rFonts w:ascii="Arial" w:hAnsi="Arial" w:cs="Arial"/>
+        </w:rPr>
+        <w:tab/>
+      </w:r>
+      <w:r>
+        <w:rPr>
+          <w:rFonts w:ascii="Arial" w:hAnsi="Arial" w:cs="Arial"/>
+        </w:rPr>
+        <w:tab/>
+      </w:r>
+      <w:r>
+        <w:rPr>
+          <w:rFonts w:ascii="Arial" w:hAnsi="Arial" w:cs="Arial"/>
+        </w:rPr>
+        <w:tab/>
+      </w:r>
+      <w:r>
+        <w:rPr>
+          <w:rFonts w:ascii="Arial" w:hAnsi="Arial" w:cs="Arial"/>
+        </w:rPr>
+        <w:tab/>
+      </w:r>
+      <w:r>
+        <w:rPr>
+          <w:rFonts w:ascii="Arial" w:hAnsi="Arial" w:cs="Arial"/>
+        </w:rPr>
+        <w:tab/>
+      </w:r>
+      <w:r>
+        <w:rPr>
+          <w:rFonts w:ascii="Arial" w:hAnsi="Arial" w:cs="Arial"/>
+        </w:rPr>
+        <w:t xml:space="preserve">     </w:t>
+      </w:r>
+      <w:proofErr w:type="gramStart"/>
+      <w:r>
+        <w:rPr>
+          <w:rFonts w:ascii="Arial" w:hAnsi="Arial" w:cs="Arial"/>
+        </w:rPr>
+        <w:t xml:space="preserve">  :</w:t>
+      </w:r>
+      <w:proofErr w:type="gramEnd"/>
       <w:r>
         <w:rPr>
           <w:rFonts w:ascii="Arial" w:hAnsi="Arial" w:cs="Arial"/>
@@ -5084,32 +5477,46 @@
         <w:rPr>
           <w:rFonts w:ascii="Arial" w:hAnsi="Arial" w:cs="Arial"/>
         </w:rPr>
-        <w:t xml:space="preserve">Nationality: </w:t>
-      </w:r>
-      <w:r>
-        <w:rPr>
-          <w:rFonts w:ascii="Arial" w:hAnsi="Arial" w:cs="Arial"/>
-        </w:rPr>
-        <w:tab/>
-      </w:r>
-      <w:r>
-        <w:rPr>
-          <w:rFonts w:ascii="Arial" w:hAnsi="Arial" w:cs="Arial"/>
-        </w:rPr>
-        <w:tab/>
-      </w:r>
-      <w:r>
-        <w:rPr>
-          <w:rFonts w:ascii="Arial" w:hAnsi="Arial" w:cs="Arial"/>
-        </w:rPr>
-        <w:tab/>
-      </w:r>
-      <w:r>
-        <w:rPr>
-          <w:rFonts w:ascii="Arial" w:hAnsi="Arial" w:cs="Arial"/>
-        </w:rPr>
-        <w:tab/>
-      </w:r>
+        <w:t xml:space="preserve">Nationality </w:t>
+      </w:r>
+      <w:r>
+        <w:rPr>
+          <w:rFonts w:ascii="Arial" w:hAnsi="Arial" w:cs="Arial"/>
+        </w:rPr>
+        <w:tab/>
+      </w:r>
+      <w:r>
+        <w:rPr>
+          <w:rFonts w:ascii="Arial" w:hAnsi="Arial" w:cs="Arial"/>
+        </w:rPr>
+        <w:tab/>
+      </w:r>
+      <w:r>
+        <w:rPr>
+          <w:rFonts w:ascii="Arial" w:hAnsi="Arial" w:cs="Arial"/>
+        </w:rPr>
+        <w:tab/>
+      </w:r>
+      <w:r>
+        <w:rPr>
+          <w:rFonts w:ascii="Arial" w:hAnsi="Arial" w:cs="Arial"/>
+        </w:rPr>
+        <w:tab/>
+      </w:r>
+      <w:r>
+        <w:rPr>
+          <w:rFonts w:ascii="Arial" w:hAnsi="Arial" w:cs="Arial"/>
+        </w:rPr>
+        <w:t xml:space="preserve">     </w:t>
+      </w:r>
+      <w:proofErr w:type="gramStart"/>
+      <w:r>
+        <w:rPr>
+          <w:rFonts w:ascii="Arial" w:hAnsi="Arial" w:cs="Arial"/>
+        </w:rPr>
+        <w:t xml:space="preserve">  :</w:t>
+      </w:r>
+      <w:proofErr w:type="gramEnd"/>
       <w:r>
         <w:rPr>
           <w:rFonts w:ascii="Arial" w:hAnsi="Arial" w:cs="Arial"/>
@@ -5129,32 +5536,46 @@
         <w:rPr>
           <w:rFonts w:ascii="Arial" w:hAnsi="Arial" w:cs="Arial"/>
         </w:rPr>
-        <w:t xml:space="preserve">Civil Status: </w:t>
-      </w:r>
-      <w:r>
-        <w:rPr>
-          <w:rFonts w:ascii="Arial" w:hAnsi="Arial" w:cs="Arial"/>
-        </w:rPr>
-        <w:tab/>
-      </w:r>
-      <w:r>
-        <w:rPr>
-          <w:rFonts w:ascii="Arial" w:hAnsi="Arial" w:cs="Arial"/>
-        </w:rPr>
-        <w:tab/>
-      </w:r>
-      <w:r>
-        <w:rPr>
-          <w:rFonts w:ascii="Arial" w:hAnsi="Arial" w:cs="Arial"/>
-        </w:rPr>
-        <w:tab/>
-      </w:r>
-      <w:r>
-        <w:rPr>
-          <w:rFonts w:ascii="Arial" w:hAnsi="Arial" w:cs="Arial"/>
-        </w:rPr>
-        <w:tab/>
-      </w:r>
+        <w:t xml:space="preserve">Civil Status </w:t>
+      </w:r>
+      <w:r>
+        <w:rPr>
+          <w:rFonts w:ascii="Arial" w:hAnsi="Arial" w:cs="Arial"/>
+        </w:rPr>
+        <w:tab/>
+      </w:r>
+      <w:r>
+        <w:rPr>
+          <w:rFonts w:ascii="Arial" w:hAnsi="Arial" w:cs="Arial"/>
+        </w:rPr>
+        <w:tab/>
+      </w:r>
+      <w:r>
+        <w:rPr>
+          <w:rFonts w:ascii="Arial" w:hAnsi="Arial" w:cs="Arial"/>
+        </w:rPr>
+        <w:tab/>
+      </w:r>
+      <w:r>
+        <w:rPr>
+          <w:rFonts w:ascii="Arial" w:hAnsi="Arial" w:cs="Arial"/>
+        </w:rPr>
+        <w:tab/>
+      </w:r>
+      <w:r>
+        <w:rPr>
+          <w:rFonts w:ascii="Arial" w:hAnsi="Arial" w:cs="Arial"/>
+        </w:rPr>
+        <w:t xml:space="preserve">     </w:t>
+      </w:r>
+      <w:proofErr w:type="gramStart"/>
+      <w:r>
+        <w:rPr>
+          <w:rFonts w:ascii="Arial" w:hAnsi="Arial" w:cs="Arial"/>
+        </w:rPr>
+        <w:t xml:space="preserve">  :</w:t>
+      </w:r>
+      <w:proofErr w:type="gramEnd"/>
       <w:r>
         <w:rPr>
           <w:rFonts w:ascii="Arial" w:hAnsi="Arial" w:cs="Arial"/>
@@ -5174,32 +5595,46 @@
         <w:rPr>
           <w:rFonts w:ascii="Arial" w:hAnsi="Arial" w:cs="Arial"/>
         </w:rPr>
-        <w:t xml:space="preserve">Religion: </w:t>
-      </w:r>
-      <w:r>
-        <w:rPr>
-          <w:rFonts w:ascii="Arial" w:hAnsi="Arial" w:cs="Arial"/>
-        </w:rPr>
-        <w:tab/>
-      </w:r>
-      <w:r>
-        <w:rPr>
-          <w:rFonts w:ascii="Arial" w:hAnsi="Arial" w:cs="Arial"/>
-        </w:rPr>
-        <w:tab/>
-      </w:r>
-      <w:r>
-        <w:rPr>
-          <w:rFonts w:ascii="Arial" w:hAnsi="Arial" w:cs="Arial"/>
-        </w:rPr>
-        <w:tab/>
-      </w:r>
-      <w:r>
-        <w:rPr>
-          <w:rFonts w:ascii="Arial" w:hAnsi="Arial" w:cs="Arial"/>
-        </w:rPr>
-        <w:tab/>
-      </w:r>
+        <w:t xml:space="preserve">Religion </w:t>
+      </w:r>
+      <w:r>
+        <w:rPr>
+          <w:rFonts w:ascii="Arial" w:hAnsi="Arial" w:cs="Arial"/>
+        </w:rPr>
+        <w:tab/>
+      </w:r>
+      <w:r>
+        <w:rPr>
+          <w:rFonts w:ascii="Arial" w:hAnsi="Arial" w:cs="Arial"/>
+        </w:rPr>
+        <w:tab/>
+      </w:r>
+      <w:r>
+        <w:rPr>
+          <w:rFonts w:ascii="Arial" w:hAnsi="Arial" w:cs="Arial"/>
+        </w:rPr>
+        <w:tab/>
+      </w:r>
+      <w:r>
+        <w:rPr>
+          <w:rFonts w:ascii="Arial" w:hAnsi="Arial" w:cs="Arial"/>
+        </w:rPr>
+        <w:tab/>
+      </w:r>
+      <w:r>
+        <w:rPr>
+          <w:rFonts w:ascii="Arial" w:hAnsi="Arial" w:cs="Arial"/>
+        </w:rPr>
+        <w:t xml:space="preserve">     </w:t>
+      </w:r>
+      <w:proofErr w:type="gramStart"/>
+      <w:r>
+        <w:rPr>
+          <w:rFonts w:ascii="Arial" w:hAnsi="Arial" w:cs="Arial"/>
+        </w:rPr>
+        <w:t xml:space="preserve">  :</w:t>
+      </w:r>
+      <w:proofErr w:type="gramEnd"/>
       <w:r>
         <w:rPr>
           <w:rFonts w:ascii="Arial" w:hAnsi="Arial" w:cs="Arial"/>
@@ -5266,6 +5701,20 @@
         <w:rPr>
           <w:rFonts w:ascii="Arial" w:hAnsi="Arial" w:cs="Arial"/>
         </w:rPr>
+        <w:t xml:space="preserve">     </w:t>
+      </w:r>
+      <w:proofErr w:type="gramStart"/>
+      <w:r>
+        <w:rPr>
+          <w:rFonts w:ascii="Arial" w:hAnsi="Arial" w:cs="Arial"/>
+        </w:rPr>
+        <w:t xml:space="preserve">  :</w:t>
+      </w:r>
+      <w:proofErr w:type="gramEnd"/>
+      <w:r>
+        <w:rPr>
+          <w:rFonts w:ascii="Arial" w:hAnsi="Arial" w:cs="Arial"/>
+        </w:rPr>
         <w:tab/>
         <w:t>Sta. Maria Integrated High School</w:t>
       </w:r>
@@ -5358,25 +5807,358 @@
         </w:rPr>
         <w:tab/>
       </w:r>
+      <w:r>
+        <w:rPr>
+          <w:rFonts w:ascii="Arial" w:hAnsi="Arial" w:cs="Arial"/>
+        </w:rPr>
+        <w:t xml:space="preserve">NUSEDELA </w:t>
+      </w:r>
+      <w:r>
+        <w:rPr>
+          <w:rFonts w:ascii="Arial" w:hAnsi="Arial" w:cs="Arial"/>
+        </w:rPr>
+        <w:t xml:space="preserve">St., </w:t>
+      </w:r>
       <w:proofErr w:type="spellStart"/>
       <w:r>
         <w:rPr>
           <w:rFonts w:ascii="Arial" w:hAnsi="Arial" w:cs="Arial"/>
         </w:rPr>
-        <w:t>Nusedela</w:t>
+        <w:t>Brgy</w:t>
       </w:r>
       <w:proofErr w:type="spellEnd"/>
       <w:r>
         <w:rPr>
           <w:rFonts w:ascii="Arial" w:hAnsi="Arial" w:cs="Arial"/>
         </w:rPr>
-        <w:t xml:space="preserve"> St., </w:t>
+        <w:t xml:space="preserve">. </w:t>
       </w:r>
       <w:proofErr w:type="spellStart"/>
       <w:r>
         <w:rPr>
           <w:rFonts w:ascii="Arial" w:hAnsi="Arial" w:cs="Arial"/>
         </w:rPr>
+        <w:t>Poblacion</w:t>
+      </w:r>
+      <w:proofErr w:type="spellEnd"/>
+      <w:r>
+        <w:rPr>
+          <w:rFonts w:ascii="Arial" w:hAnsi="Arial" w:cs="Arial"/>
+        </w:rPr>
+        <w:t xml:space="preserve"> IV,</w:t>
+      </w:r>
+    </w:p>
+    <w:p>
+      <w:pPr>
+        <w:spacing w:line="240" w:lineRule="auto"/>
+        <w:rPr>
+          <w:rFonts w:ascii="Arial" w:hAnsi="Arial" w:cs="Arial"/>
+        </w:rPr>
+      </w:pPr>
+      <w:r>
+        <w:rPr>
+          <w:rFonts w:ascii="Arial" w:hAnsi="Arial" w:cs="Arial"/>
+        </w:rPr>
+        <w:tab/>
+      </w:r>
+      <w:r>
+        <w:rPr>
+          <w:rFonts w:ascii="Arial" w:hAnsi="Arial" w:cs="Arial"/>
+        </w:rPr>
+        <w:tab/>
+      </w:r>
+      <w:r>
+        <w:rPr>
+          <w:rFonts w:ascii="Arial" w:hAnsi="Arial" w:cs="Arial"/>
+        </w:rPr>
+        <w:tab/>
+      </w:r>
+      <w:r>
+        <w:rPr>
+          <w:rFonts w:ascii="Arial" w:hAnsi="Arial" w:cs="Arial"/>
+        </w:rPr>
+        <w:tab/>
+      </w:r>
+      <w:r>
+        <w:rPr>
+          <w:rFonts w:ascii="Arial" w:hAnsi="Arial" w:cs="Arial"/>
+        </w:rPr>
+        <w:tab/>
+      </w:r>
+      <w:r>
+        <w:rPr>
+          <w:rFonts w:ascii="Arial" w:hAnsi="Arial" w:cs="Arial"/>
+        </w:rPr>
+        <w:tab/>
+        <w:t>Santa Maria, Laguna</w:t>
+      </w:r>
+    </w:p>
+    <w:p>
+      <w:pPr>
+        <w:spacing w:line="240" w:lineRule="auto"/>
+        <w:rPr>
+          <w:rFonts w:ascii="Arial" w:hAnsi="Arial" w:cs="Arial"/>
+        </w:rPr>
+      </w:pPr>
+      <w:r>
+        <w:rPr>
+          <w:rFonts w:ascii="Arial" w:hAnsi="Arial" w:cs="Arial"/>
+        </w:rPr>
+        <w:tab/>
+      </w:r>
+      <w:r>
+        <w:rPr>
+          <w:rFonts w:ascii="Arial" w:hAnsi="Arial" w:cs="Arial"/>
+        </w:rPr>
+        <w:tab/>
+      </w:r>
+      <w:r>
+        <w:rPr>
+          <w:rFonts w:ascii="Arial" w:hAnsi="Arial" w:cs="Arial"/>
+        </w:rPr>
+        <w:tab/>
+      </w:r>
+      <w:r>
+        <w:rPr>
+          <w:rFonts w:ascii="Arial" w:hAnsi="Arial" w:cs="Arial"/>
+        </w:rPr>
+        <w:tab/>
+      </w:r>
+      <w:r>
+        <w:rPr>
+          <w:rFonts w:ascii="Arial" w:hAnsi="Arial" w:cs="Arial"/>
+        </w:rPr>
+        <w:tab/>
+      </w:r>
+      <w:r>
+        <w:rPr>
+          <w:rFonts w:ascii="Arial" w:hAnsi="Arial" w:cs="Arial"/>
+        </w:rPr>
+        <w:tab/>
+        <w:t xml:space="preserve">Academic Track </w:t>
+      </w:r>
+      <w:r>
+        <w:rPr>
+          <w:rFonts w:ascii="Arial" w:hAnsi="Arial" w:cs="Arial"/>
+        </w:rPr>
+        <w:sym w:font="Symbol" w:char="F02D"/>
+      </w:r>
+      <w:r>
+        <w:rPr>
+          <w:rFonts w:ascii="Arial" w:hAnsi="Arial" w:cs="Arial"/>
+        </w:rPr>
+        <w:t xml:space="preserve"> STEM</w:t>
+      </w:r>
+    </w:p>
+    <w:p>
+      <w:pPr>
+        <w:spacing w:line="240" w:lineRule="auto"/>
+        <w:ind w:left="3600" w:firstLine="720"/>
+        <w:rPr>
+          <w:rFonts w:ascii="Arial" w:hAnsi="Arial" w:cs="Arial"/>
+        </w:rPr>
+      </w:pPr>
+      <w:r>
+        <w:rPr>
+          <w:rFonts w:ascii="Arial" w:hAnsi="Arial" w:cs="Arial"/>
+        </w:rPr>
+        <w:t>(A.</w:t>
+      </w:r>
+      <w:r>
+        <w:rPr>
+          <w:rFonts w:ascii="Arial" w:hAnsi="Arial" w:cs="Arial"/>
+        </w:rPr>
+        <w:t>Y. 2024</w:t>
+      </w:r>
+      <w:r>
+        <w:rPr>
+          <w:rFonts w:ascii="Arial" w:hAnsi="Arial" w:cs="Arial"/>
+        </w:rPr>
+        <w:t xml:space="preserve"> </w:t>
+      </w:r>
+      <w:r>
+        <w:rPr>
+          <w:rFonts w:ascii="Arial" w:hAnsi="Arial" w:cs="Arial"/>
+        </w:rPr>
+        <w:t>-</w:t>
+      </w:r>
+      <w:r>
+        <w:rPr>
+          <w:rFonts w:ascii="Arial" w:hAnsi="Arial" w:cs="Arial"/>
+        </w:rPr>
+        <w:t xml:space="preserve"> </w:t>
+      </w:r>
+      <w:r>
+        <w:rPr>
+          <w:rFonts w:ascii="Arial" w:hAnsi="Arial" w:cs="Arial"/>
+        </w:rPr>
+        <w:t>2026)</w:t>
+      </w:r>
+    </w:p>
+    <w:p>
+      <w:pPr>
+        <w:spacing w:line="240" w:lineRule="auto"/>
+        <w:rPr>
+          <w:rFonts w:ascii="Arial" w:hAnsi="Arial" w:cs="Arial"/>
+        </w:rPr>
+      </w:pPr>
+    </w:p>
+    <w:p>
+      <w:pPr>
+        <w:spacing w:line="240" w:lineRule="auto"/>
+        <w:rPr>
+          <w:rFonts w:ascii="Arial" w:hAnsi="Arial" w:cs="Arial"/>
+        </w:rPr>
+      </w:pPr>
+      <w:r>
+        <w:rPr>
+          <w:rFonts w:ascii="Arial" w:hAnsi="Arial" w:cs="Arial"/>
+        </w:rPr>
+        <w:tab/>
+      </w:r>
+      <w:r>
+        <w:rPr>
+          <w:rFonts w:ascii="Arial" w:hAnsi="Arial" w:cs="Arial"/>
+        </w:rPr>
+        <w:tab/>
+      </w:r>
+      <w:r>
+        <w:rPr>
+          <w:rFonts w:ascii="Arial" w:hAnsi="Arial" w:cs="Arial"/>
+        </w:rPr>
+        <w:tab/>
+      </w:r>
+      <w:r>
+        <w:rPr>
+          <w:rFonts w:ascii="Arial" w:hAnsi="Arial" w:cs="Arial"/>
+        </w:rPr>
+        <w:tab/>
+      </w:r>
+      <w:r>
+        <w:rPr>
+          <w:rFonts w:ascii="Arial" w:hAnsi="Arial" w:cs="Arial"/>
+        </w:rPr>
+        <w:tab/>
+      </w:r>
+      <w:r>
+        <w:rPr>
+          <w:rFonts w:ascii="Arial" w:hAnsi="Arial" w:cs="Arial"/>
+        </w:rPr>
+        <w:t xml:space="preserve">       :</w:t>
+      </w:r>
+      <w:r>
+        <w:rPr>
+          <w:rFonts w:ascii="Arial" w:hAnsi="Arial" w:cs="Arial"/>
+        </w:rPr>
+        <w:tab/>
+        <w:t>Sta. Maria Integrated High School</w:t>
+      </w:r>
+    </w:p>
+    <w:p>
+      <w:pPr>
+        <w:spacing w:line="240" w:lineRule="auto"/>
+        <w:rPr>
+          <w:rFonts w:ascii="Arial" w:hAnsi="Arial" w:cs="Arial"/>
+        </w:rPr>
+      </w:pPr>
+      <w:r>
+        <w:rPr>
+          <w:rFonts w:ascii="Arial" w:hAnsi="Arial" w:cs="Arial"/>
+        </w:rPr>
+        <w:tab/>
+      </w:r>
+      <w:r>
+        <w:rPr>
+          <w:rFonts w:ascii="Arial" w:hAnsi="Arial" w:cs="Arial"/>
+        </w:rPr>
+        <w:tab/>
+      </w:r>
+      <w:r>
+        <w:rPr>
+          <w:rFonts w:ascii="Arial" w:hAnsi="Arial" w:cs="Arial"/>
+        </w:rPr>
+        <w:tab/>
+      </w:r>
+      <w:r>
+        <w:rPr>
+          <w:rFonts w:ascii="Arial" w:hAnsi="Arial" w:cs="Arial"/>
+        </w:rPr>
+        <w:tab/>
+      </w:r>
+      <w:r>
+        <w:rPr>
+          <w:rFonts w:ascii="Arial" w:hAnsi="Arial" w:cs="Arial"/>
+        </w:rPr>
+        <w:tab/>
+      </w:r>
+      <w:r>
+        <w:rPr>
+          <w:rFonts w:ascii="Arial" w:hAnsi="Arial" w:cs="Arial"/>
+        </w:rPr>
+        <w:tab/>
+        <w:t xml:space="preserve">Junior High School </w:t>
+      </w:r>
+    </w:p>
+    <w:p>
+      <w:pPr>
+        <w:spacing w:line="240" w:lineRule="auto"/>
+        <w:rPr>
+          <w:rFonts w:ascii="Arial" w:hAnsi="Arial" w:cs="Arial"/>
+        </w:rPr>
+      </w:pPr>
+      <w:r>
+        <w:rPr>
+          <w:rFonts w:ascii="Arial" w:hAnsi="Arial" w:cs="Arial"/>
+        </w:rPr>
+        <w:tab/>
+      </w:r>
+      <w:r>
+        <w:rPr>
+          <w:rFonts w:ascii="Arial" w:hAnsi="Arial" w:cs="Arial"/>
+        </w:rPr>
+        <w:tab/>
+      </w:r>
+      <w:r>
+        <w:rPr>
+          <w:rFonts w:ascii="Arial" w:hAnsi="Arial" w:cs="Arial"/>
+        </w:rPr>
+        <w:tab/>
+      </w:r>
+      <w:r>
+        <w:rPr>
+          <w:rFonts w:ascii="Arial" w:hAnsi="Arial" w:cs="Arial"/>
+        </w:rPr>
+        <w:tab/>
+      </w:r>
+      <w:r>
+        <w:rPr>
+          <w:rFonts w:ascii="Arial" w:hAnsi="Arial" w:cs="Arial"/>
+        </w:rPr>
+        <w:tab/>
+      </w:r>
+      <w:r>
+        <w:rPr>
+          <w:rFonts w:ascii="Arial" w:hAnsi="Arial" w:cs="Arial"/>
+        </w:rPr>
+        <w:tab/>
+      </w:r>
+      <w:r>
+        <w:rPr>
+          <w:rFonts w:ascii="Arial" w:hAnsi="Arial" w:cs="Arial"/>
+        </w:rPr>
+        <w:t xml:space="preserve">NUSEDELA </w:t>
+      </w:r>
+      <w:r>
+        <w:rPr>
+          <w:rFonts w:ascii="Arial" w:hAnsi="Arial" w:cs="Arial"/>
+        </w:rPr>
+        <w:t xml:space="preserve">St., </w:t>
+      </w:r>
+      <w:proofErr w:type="spellStart"/>
+      <w:r>
+        <w:rPr>
+          <w:rFonts w:ascii="Arial" w:hAnsi="Arial" w:cs="Arial"/>
+        </w:rPr>
         <w:t>Brgy</w:t>
       </w:r>
       <w:proofErr w:type="spellEnd"/>
@@ -5412,100 +6194,54 @@
         <w:rPr>
           <w:rFonts w:ascii="Arial" w:hAnsi="Arial" w:cs="Arial"/>
         </w:rPr>
-        <w:tab/>
-      </w:r>
-      <w:r>
-        <w:rPr>
-          <w:rFonts w:ascii="Arial" w:hAnsi="Arial" w:cs="Arial"/>
-        </w:rPr>
-        <w:tab/>
-      </w:r>
-      <w:r>
-        <w:rPr>
-          <w:rFonts w:ascii="Arial" w:hAnsi="Arial" w:cs="Arial"/>
-        </w:rPr>
-        <w:tab/>
-      </w:r>
-      <w:r>
-        <w:rPr>
-          <w:rFonts w:ascii="Arial" w:hAnsi="Arial" w:cs="Arial"/>
-        </w:rPr>
-        <w:tab/>
-      </w:r>
-      <w:r>
-        <w:rPr>
-          <w:rFonts w:ascii="Arial" w:hAnsi="Arial" w:cs="Arial"/>
-        </w:rPr>
-        <w:tab/>
-      </w:r>
-      <w:r>
-        <w:rPr>
-          <w:rFonts w:ascii="Arial" w:hAnsi="Arial" w:cs="Arial"/>
-        </w:rPr>
-        <w:tab/>
+        <w:t xml:space="preserve"> </w:t>
+      </w:r>
+      <w:r>
+        <w:rPr>
+          <w:rFonts w:ascii="Arial" w:hAnsi="Arial" w:cs="Arial"/>
+        </w:rPr>
+        <w:tab/>
+      </w:r>
+      <w:r>
+        <w:rPr>
+          <w:rFonts w:ascii="Arial" w:hAnsi="Arial" w:cs="Arial"/>
+        </w:rPr>
+        <w:tab/>
+      </w:r>
+      <w:r>
+        <w:rPr>
+          <w:rFonts w:ascii="Arial" w:hAnsi="Arial" w:cs="Arial"/>
+        </w:rPr>
+        <w:tab/>
+      </w:r>
+      <w:r>
+        <w:rPr>
+          <w:rFonts w:ascii="Arial" w:hAnsi="Arial" w:cs="Arial"/>
+        </w:rPr>
+        <w:tab/>
+      </w:r>
+      <w:r>
+        <w:rPr>
+          <w:rFonts w:ascii="Arial" w:hAnsi="Arial" w:cs="Arial"/>
+        </w:rPr>
+        <w:tab/>
+      </w:r>
+      <w:r>
+        <w:rPr>
+          <w:rFonts w:ascii="Arial" w:hAnsi="Arial" w:cs="Arial"/>
+        </w:rPr>
+        <w:tab/>
+      </w:r>
+      <w:r>
+        <w:rPr>
+          <w:rFonts w:ascii="Arial" w:hAnsi="Arial" w:cs="Arial"/>
+        </w:rPr>
         <w:t>Santa Maria, Laguna</w:t>
       </w:r>
     </w:p>
     <w:p>
       <w:pPr>
         <w:spacing w:line="240" w:lineRule="auto"/>
-        <w:rPr>
-          <w:rFonts w:ascii="Arial" w:hAnsi="Arial" w:cs="Arial"/>
-        </w:rPr>
-      </w:pPr>
-      <w:r>
-        <w:rPr>
-          <w:rFonts w:ascii="Arial" w:hAnsi="Arial" w:cs="Arial"/>
-        </w:rPr>
-        <w:tab/>
-      </w:r>
-      <w:r>
-        <w:rPr>
-          <w:rFonts w:ascii="Arial" w:hAnsi="Arial" w:cs="Arial"/>
-        </w:rPr>
-        <w:tab/>
-      </w:r>
-      <w:r>
-        <w:rPr>
-          <w:rFonts w:ascii="Arial" w:hAnsi="Arial" w:cs="Arial"/>
-        </w:rPr>
-        <w:tab/>
-      </w:r>
-      <w:r>
-        <w:rPr>
-          <w:rFonts w:ascii="Arial" w:hAnsi="Arial" w:cs="Arial"/>
-        </w:rPr>
-        <w:tab/>
-      </w:r>
-      <w:r>
-        <w:rPr>
-          <w:rFonts w:ascii="Arial" w:hAnsi="Arial" w:cs="Arial"/>
-        </w:rPr>
-        <w:tab/>
-      </w:r>
-      <w:r>
-        <w:rPr>
-          <w:rFonts w:ascii="Arial" w:hAnsi="Arial" w:cs="Arial"/>
-        </w:rPr>
-        <w:tab/>
-        <w:t xml:space="preserve">Academic Track </w:t>
-      </w:r>
-      <w:r>
-        <w:rPr>
-          <w:rFonts w:ascii="Arial" w:hAnsi="Arial" w:cs="Arial"/>
-        </w:rPr>
-        <w:sym w:font="Symbol" w:char="F02D"/>
-      </w:r>
-      <w:r>
-        <w:rPr>
-          <w:rFonts w:ascii="Arial" w:hAnsi="Arial" w:cs="Arial"/>
-        </w:rPr>
-        <w:t xml:space="preserve"> STEM</w:t>
-      </w:r>
-    </w:p>
-    <w:p>
-      <w:pPr>
-        <w:spacing w:line="240" w:lineRule="auto"/>
         <w:ind w:left="3600" w:firstLine="720"/>
         <w:rPr>
           <w:rFonts w:ascii="Arial" w:hAnsi="Arial" w:cs="Arial"/>
@@ -5521,7 +6257,7 @@
         <w:rPr>
           <w:rFonts w:ascii="Arial" w:hAnsi="Arial" w:cs="Arial"/>
         </w:rPr>
-        <w:t>Y. 2024</w:t>
+        <w:t>Y. 2020</w:t>
       </w:r>
       <w:r>
         <w:rPr>
@@ -5545,291 +6281,6 @@
         <w:rPr>
           <w:rFonts w:ascii="Arial" w:hAnsi="Arial" w:cs="Arial"/>
         </w:rPr>
-        <w:t>2026)</w:t>
-      </w:r>
-    </w:p>
-    <w:p>
-      <w:pPr>
-        <w:spacing w:line="240" w:lineRule="auto"/>
-        <w:rPr>
-          <w:rFonts w:ascii="Arial" w:hAnsi="Arial" w:cs="Arial"/>
-        </w:rPr>
-      </w:pPr>
-    </w:p>
-    <w:p>
-      <w:pPr>
-        <w:spacing w:line="240" w:lineRule="auto"/>
-        <w:rPr>
-          <w:rFonts w:ascii="Arial" w:hAnsi="Arial" w:cs="Arial"/>
-        </w:rPr>
-      </w:pPr>
-      <w:r>
-        <w:rPr>
-          <w:rFonts w:ascii="Arial" w:hAnsi="Arial" w:cs="Arial"/>
-        </w:rPr>
-        <w:tab/>
-      </w:r>
-      <w:r>
-        <w:rPr>
-          <w:rFonts w:ascii="Arial" w:hAnsi="Arial" w:cs="Arial"/>
-        </w:rPr>
-        <w:tab/>
-      </w:r>
-      <w:r>
-        <w:rPr>
-          <w:rFonts w:ascii="Arial" w:hAnsi="Arial" w:cs="Arial"/>
-        </w:rPr>
-        <w:tab/>
-      </w:r>
-      <w:r>
-        <w:rPr>
-          <w:rFonts w:ascii="Arial" w:hAnsi="Arial" w:cs="Arial"/>
-        </w:rPr>
-        <w:tab/>
-      </w:r>
-      <w:r>
-        <w:rPr>
-          <w:rFonts w:ascii="Arial" w:hAnsi="Arial" w:cs="Arial"/>
-        </w:rPr>
-        <w:tab/>
-      </w:r>
-      <w:r>
-        <w:rPr>
-          <w:rFonts w:ascii="Arial" w:hAnsi="Arial" w:cs="Arial"/>
-        </w:rPr>
-        <w:tab/>
-        <w:t>Sta. Maria Integrated High School</w:t>
-      </w:r>
-    </w:p>
-    <w:p>
-      <w:pPr>
-        <w:spacing w:line="240" w:lineRule="auto"/>
-        <w:rPr>
-          <w:rFonts w:ascii="Arial" w:hAnsi="Arial" w:cs="Arial"/>
-        </w:rPr>
-      </w:pPr>
-      <w:r>
-        <w:rPr>
-          <w:rFonts w:ascii="Arial" w:hAnsi="Arial" w:cs="Arial"/>
-        </w:rPr>
-        <w:tab/>
-      </w:r>
-      <w:r>
-        <w:rPr>
-          <w:rFonts w:ascii="Arial" w:hAnsi="Arial" w:cs="Arial"/>
-        </w:rPr>
-        <w:tab/>
-      </w:r>
-      <w:r>
-        <w:rPr>
-          <w:rFonts w:ascii="Arial" w:hAnsi="Arial" w:cs="Arial"/>
-        </w:rPr>
-        <w:tab/>
-      </w:r>
-      <w:r>
-        <w:rPr>
-          <w:rFonts w:ascii="Arial" w:hAnsi="Arial" w:cs="Arial"/>
-        </w:rPr>
-        <w:tab/>
-      </w:r>
-      <w:r>
-        <w:rPr>
-          <w:rFonts w:ascii="Arial" w:hAnsi="Arial" w:cs="Arial"/>
-        </w:rPr>
-        <w:tab/>
-      </w:r>
-      <w:r>
-        <w:rPr>
-          <w:rFonts w:ascii="Arial" w:hAnsi="Arial" w:cs="Arial"/>
-        </w:rPr>
-        <w:tab/>
-        <w:t xml:space="preserve">Junior High School </w:t>
-      </w:r>
-    </w:p>
-    <w:p>
-      <w:pPr>
-        <w:spacing w:line="240" w:lineRule="auto"/>
-        <w:rPr>
-          <w:rFonts w:ascii="Arial" w:hAnsi="Arial" w:cs="Arial"/>
-        </w:rPr>
-      </w:pPr>
-      <w:r>
-        <w:rPr>
-          <w:rFonts w:ascii="Arial" w:hAnsi="Arial" w:cs="Arial"/>
-        </w:rPr>
-        <w:tab/>
-      </w:r>
-      <w:r>
-        <w:rPr>
-          <w:rFonts w:ascii="Arial" w:hAnsi="Arial" w:cs="Arial"/>
-        </w:rPr>
-        <w:tab/>
-      </w:r>
-      <w:r>
-        <w:rPr>
-          <w:rFonts w:ascii="Arial" w:hAnsi="Arial" w:cs="Arial"/>
-        </w:rPr>
-        <w:tab/>
-      </w:r>
-      <w:r>
-        <w:rPr>
-          <w:rFonts w:ascii="Arial" w:hAnsi="Arial" w:cs="Arial"/>
-        </w:rPr>
-        <w:tab/>
-      </w:r>
-      <w:r>
-        <w:rPr>
-          <w:rFonts w:ascii="Arial" w:hAnsi="Arial" w:cs="Arial"/>
-        </w:rPr>
-        <w:tab/>
-      </w:r>
-      <w:r>
-        <w:rPr>
-          <w:rFonts w:ascii="Arial" w:hAnsi="Arial" w:cs="Arial"/>
-        </w:rPr>
-        <w:tab/>
-      </w:r>
-      <w:proofErr w:type="spellStart"/>
-      <w:r>
-        <w:rPr>
-          <w:rFonts w:ascii="Arial" w:hAnsi="Arial" w:cs="Arial"/>
-        </w:rPr>
-        <w:t>Nusedela</w:t>
-      </w:r>
-      <w:proofErr w:type="spellEnd"/>
-      <w:r>
-        <w:rPr>
-          <w:rFonts w:ascii="Arial" w:hAnsi="Arial" w:cs="Arial"/>
-        </w:rPr>
-        <w:t xml:space="preserve"> St., </w:t>
-      </w:r>
-      <w:proofErr w:type="spellStart"/>
-      <w:r>
-        <w:rPr>
-          <w:rFonts w:ascii="Arial" w:hAnsi="Arial" w:cs="Arial"/>
-        </w:rPr>
-        <w:t>Brgy</w:t>
-      </w:r>
-      <w:proofErr w:type="spellEnd"/>
-      <w:r>
-        <w:rPr>
-          <w:rFonts w:ascii="Arial" w:hAnsi="Arial" w:cs="Arial"/>
-        </w:rPr>
-        <w:t xml:space="preserve">. </w:t>
-      </w:r>
-      <w:proofErr w:type="spellStart"/>
-      <w:r>
-        <w:rPr>
-          <w:rFonts w:ascii="Arial" w:hAnsi="Arial" w:cs="Arial"/>
-        </w:rPr>
-        <w:t>Poblacion</w:t>
-      </w:r>
-      <w:proofErr w:type="spellEnd"/>
-      <w:r>
-        <w:rPr>
-          <w:rFonts w:ascii="Arial" w:hAnsi="Arial" w:cs="Arial"/>
-        </w:rPr>
-        <w:t xml:space="preserve"> IV,</w:t>
-      </w:r>
-    </w:p>
-    <w:p>
-      <w:pPr>
-        <w:spacing w:line="240" w:lineRule="auto"/>
-        <w:rPr>
-          <w:rFonts w:ascii="Arial" w:hAnsi="Arial" w:cs="Arial"/>
-        </w:rPr>
-      </w:pPr>
-      <w:r>
-        <w:rPr>
-          <w:rFonts w:ascii="Arial" w:hAnsi="Arial" w:cs="Arial"/>
-        </w:rPr>
-        <w:t xml:space="preserve"> </w:t>
-      </w:r>
-      <w:r>
-        <w:rPr>
-          <w:rFonts w:ascii="Arial" w:hAnsi="Arial" w:cs="Arial"/>
-        </w:rPr>
-        <w:tab/>
-      </w:r>
-      <w:r>
-        <w:rPr>
-          <w:rFonts w:ascii="Arial" w:hAnsi="Arial" w:cs="Arial"/>
-        </w:rPr>
-        <w:tab/>
-      </w:r>
-      <w:r>
-        <w:rPr>
-          <w:rFonts w:ascii="Arial" w:hAnsi="Arial" w:cs="Arial"/>
-        </w:rPr>
-        <w:tab/>
-      </w:r>
-      <w:r>
-        <w:rPr>
-          <w:rFonts w:ascii="Arial" w:hAnsi="Arial" w:cs="Arial"/>
-        </w:rPr>
-        <w:tab/>
-      </w:r>
-      <w:r>
-        <w:rPr>
-          <w:rFonts w:ascii="Arial" w:hAnsi="Arial" w:cs="Arial"/>
-        </w:rPr>
-        <w:tab/>
-      </w:r>
-      <w:r>
-        <w:rPr>
-          <w:rFonts w:ascii="Arial" w:hAnsi="Arial" w:cs="Arial"/>
-        </w:rPr>
-        <w:tab/>
-      </w:r>
-      <w:r>
-        <w:rPr>
-          <w:rFonts w:ascii="Arial" w:hAnsi="Arial" w:cs="Arial"/>
-        </w:rPr>
-        <w:t>Santa Maria, Laguna</w:t>
-      </w:r>
-    </w:p>
-    <w:p>
-      <w:pPr>
-        <w:spacing w:line="240" w:lineRule="auto"/>
-        <w:ind w:left="3600" w:firstLine="720"/>
-        <w:rPr>
-          <w:rFonts w:ascii="Arial" w:hAnsi="Arial" w:cs="Arial"/>
-        </w:rPr>
-      </w:pPr>
-      <w:r>
-        <w:rPr>
-          <w:rFonts w:ascii="Arial" w:hAnsi="Arial" w:cs="Arial"/>
-        </w:rPr>
-        <w:t>(A.</w:t>
-      </w:r>
-      <w:r>
-        <w:rPr>
-          <w:rFonts w:ascii="Arial" w:hAnsi="Arial" w:cs="Arial"/>
-        </w:rPr>
-        <w:t>Y. 2020</w:t>
-      </w:r>
-      <w:r>
-        <w:rPr>
-          <w:rFonts w:ascii="Arial" w:hAnsi="Arial" w:cs="Arial"/>
-        </w:rPr>
-        <w:t xml:space="preserve"> </w:t>
-      </w:r>
-      <w:r>
-        <w:rPr>
-          <w:rFonts w:ascii="Arial" w:hAnsi="Arial" w:cs="Arial"/>
-        </w:rPr>
-        <w:t>-</w:t>
-      </w:r>
-      <w:r>
-        <w:rPr>
-          <w:rFonts w:ascii="Arial" w:hAnsi="Arial" w:cs="Arial"/>
-        </w:rPr>
-        <w:t xml:space="preserve"> </w:t>
-      </w:r>
-      <w:r>
-        <w:rPr>
-          <w:rFonts w:ascii="Arial" w:hAnsi="Arial" w:cs="Arial"/>
-        </w:rPr>
         <w:t>2024)</w:t>
       </w:r>
     </w:p>
@@ -5880,6 +6331,20 @@
         </w:rPr>
         <w:tab/>
       </w:r>
+      <w:r>
+        <w:rPr>
+          <w:rFonts w:ascii="Arial" w:hAnsi="Arial" w:cs="Arial"/>
+        </w:rPr>
+        <w:t xml:space="preserve">     </w:t>
+      </w:r>
+      <w:proofErr w:type="gramStart"/>
+      <w:r>
+        <w:rPr>
+          <w:rFonts w:ascii="Arial" w:hAnsi="Arial" w:cs="Arial"/>
+        </w:rPr>
+        <w:t xml:space="preserve">  :</w:t>
+      </w:r>
+      <w:proofErr w:type="gramEnd"/>
       <w:r>
         <w:rPr>
           <w:rFonts w:ascii="Arial" w:hAnsi="Arial" w:cs="Arial"/>
@@ -6382,7 +6847,7 @@
                     </pic:cNvPicPr>
                   </pic:nvPicPr>
                   <pic:blipFill>
-                    <a:blip r:embed="rId17" cstate="print">
+                    <a:blip r:embed="rId13" cstate="print">
                       <a:extLst>
                         <a:ext uri="{28A0092B-C50C-407E-A947-70E740481C1C}">
                           <a14:useLocalDpi xmlns:a14="http://schemas.microsoft.com/office/drawing/2010/main" val="0"/>
@@ -6454,7 +6919,7 @@
                     </pic:cNvPicPr>
                   </pic:nvPicPr>
                   <pic:blipFill rotWithShape="1">
-                    <a:blip r:embed="rId18" cstate="print">
+                    <a:blip r:embed="rId14" cstate="print">
                       <a:extLst>
                         <a:ext uri="{28A0092B-C50C-407E-A947-70E740481C1C}">
                           <a14:useLocalDpi xmlns:a14="http://schemas.microsoft.com/office/drawing/2010/main" val="0"/>
@@ -6590,15 +7055,12 @@
         </w:rPr>
         <w:t xml:space="preserve"> </w:t>
       </w:r>
-      <w:hyperlink r:id="rId19" w:history="1">
-        <w:r>
-          <w:rPr>
-            <w:rStyle w:val="Hyperlink"/>
-            <w:rFonts w:ascii="Arial" w:hAnsi="Arial" w:cs="Arial"/>
-          </w:rPr>
-          <w:t>zcherheinetorrefranca@gmail.com</w:t>
-        </w:r>
-      </w:hyperlink>
+      <w:r>
+        <w:rPr>
+          <w:rFonts w:ascii="Arial" w:hAnsi="Arial" w:cs="Arial"/>
+        </w:rPr>
+        <w:t>zcherheinetorrefranca@gmail.com</w:t>
+      </w:r>
     </w:p>
     <w:p>
       <w:pPr>
@@ -6651,26 +7113,52 @@
         <w:rPr>
           <w:rFonts w:ascii="Arial" w:hAnsi="Arial" w:cs="Arial"/>
         </w:rPr>
-        <w:t xml:space="preserve">Date of Birth: </w:t>
-      </w:r>
-      <w:r>
-        <w:rPr>
-          <w:rFonts w:ascii="Arial" w:hAnsi="Arial" w:cs="Arial"/>
-        </w:rPr>
-        <w:tab/>
-      </w:r>
-      <w:r>
-        <w:rPr>
-          <w:rFonts w:ascii="Arial" w:hAnsi="Arial" w:cs="Arial"/>
-        </w:rPr>
-        <w:tab/>
-      </w:r>
-      <w:r>
-        <w:rPr>
-          <w:rFonts w:ascii="Arial" w:hAnsi="Arial" w:cs="Arial"/>
-        </w:rPr>
-        <w:tab/>
-      </w:r>
+        <w:t>Date of Birth</w:t>
+      </w:r>
+      <w:r>
+        <w:rPr>
+          <w:rFonts w:ascii="Arial" w:hAnsi="Arial" w:cs="Arial"/>
+        </w:rPr>
+        <w:tab/>
+      </w:r>
+      <w:r>
+        <w:rPr>
+          <w:rFonts w:ascii="Arial" w:hAnsi="Arial" w:cs="Arial"/>
+        </w:rPr>
+        <w:t xml:space="preserve"> </w:t>
+      </w:r>
+      <w:r>
+        <w:rPr>
+          <w:rFonts w:ascii="Arial" w:hAnsi="Arial" w:cs="Arial"/>
+        </w:rPr>
+        <w:tab/>
+      </w:r>
+      <w:r>
+        <w:rPr>
+          <w:rFonts w:ascii="Arial" w:hAnsi="Arial" w:cs="Arial"/>
+        </w:rPr>
+        <w:tab/>
+      </w:r>
+      <w:r>
+        <w:rPr>
+          <w:rFonts w:ascii="Arial" w:hAnsi="Arial" w:cs="Arial"/>
+        </w:rPr>
+        <w:tab/>
+      </w:r>
+      <w:r>
+        <w:rPr>
+          <w:rFonts w:ascii="Arial" w:hAnsi="Arial" w:cs="Arial"/>
+        </w:rPr>
+        <w:t xml:space="preserve">     </w:t>
+      </w:r>
+      <w:proofErr w:type="gramStart"/>
+      <w:r>
+        <w:rPr>
+          <w:rFonts w:ascii="Arial" w:hAnsi="Arial" w:cs="Arial"/>
+        </w:rPr>
+        <w:t xml:space="preserve">  :</w:t>
+      </w:r>
+      <w:proofErr w:type="gramEnd"/>
       <w:r>
         <w:rPr>
           <w:rFonts w:ascii="Arial" w:hAnsi="Arial" w:cs="Arial"/>
@@ -6719,26 +7207,40 @@
         <w:rPr>
           <w:rFonts w:ascii="Arial" w:hAnsi="Arial" w:cs="Arial"/>
         </w:rPr>
-        <w:t xml:space="preserve">Place of Birth: </w:t>
-      </w:r>
-      <w:r>
-        <w:rPr>
-          <w:rFonts w:ascii="Arial" w:hAnsi="Arial" w:cs="Arial"/>
-        </w:rPr>
-        <w:tab/>
-      </w:r>
-      <w:r>
-        <w:rPr>
-          <w:rFonts w:ascii="Arial" w:hAnsi="Arial" w:cs="Arial"/>
-        </w:rPr>
-        <w:tab/>
-      </w:r>
-      <w:r>
-        <w:rPr>
-          <w:rFonts w:ascii="Arial" w:hAnsi="Arial" w:cs="Arial"/>
-        </w:rPr>
-        <w:tab/>
-      </w:r>
+        <w:t xml:space="preserve">Place of Birth </w:t>
+      </w:r>
+      <w:r>
+        <w:rPr>
+          <w:rFonts w:ascii="Arial" w:hAnsi="Arial" w:cs="Arial"/>
+        </w:rPr>
+        <w:tab/>
+      </w:r>
+      <w:r>
+        <w:rPr>
+          <w:rFonts w:ascii="Arial" w:hAnsi="Arial" w:cs="Arial"/>
+        </w:rPr>
+        <w:tab/>
+      </w:r>
+      <w:r>
+        <w:rPr>
+          <w:rFonts w:ascii="Arial" w:hAnsi="Arial" w:cs="Arial"/>
+        </w:rPr>
+        <w:tab/>
+      </w:r>
+      <w:r>
+        <w:rPr>
+          <w:rFonts w:ascii="Arial" w:hAnsi="Arial" w:cs="Arial"/>
+        </w:rPr>
+        <w:t xml:space="preserve">     </w:t>
+      </w:r>
+      <w:proofErr w:type="gramStart"/>
+      <w:r>
+        <w:rPr>
+          <w:rFonts w:ascii="Arial" w:hAnsi="Arial" w:cs="Arial"/>
+        </w:rPr>
+        <w:t xml:space="preserve">  :</w:t>
+      </w:r>
+      <w:proofErr w:type="gramEnd"/>
       <w:r>
         <w:rPr>
           <w:rFonts w:ascii="Arial" w:hAnsi="Arial" w:cs="Arial"/>
@@ -6758,38 +7260,52 @@
         <w:rPr>
           <w:rFonts w:ascii="Arial" w:hAnsi="Arial" w:cs="Arial"/>
         </w:rPr>
-        <w:t xml:space="preserve">Age: </w:t>
-      </w:r>
-      <w:r>
-        <w:rPr>
-          <w:rFonts w:ascii="Arial" w:hAnsi="Arial" w:cs="Arial"/>
-        </w:rPr>
-        <w:tab/>
-      </w:r>
-      <w:r>
-        <w:rPr>
-          <w:rFonts w:ascii="Arial" w:hAnsi="Arial" w:cs="Arial"/>
-        </w:rPr>
-        <w:tab/>
-      </w:r>
-      <w:r>
-        <w:rPr>
-          <w:rFonts w:ascii="Arial" w:hAnsi="Arial" w:cs="Arial"/>
-        </w:rPr>
-        <w:tab/>
-      </w:r>
-      <w:r>
-        <w:rPr>
-          <w:rFonts w:ascii="Arial" w:hAnsi="Arial" w:cs="Arial"/>
-        </w:rPr>
-        <w:tab/>
-      </w:r>
-      <w:r>
-        <w:rPr>
-          <w:rFonts w:ascii="Arial" w:hAnsi="Arial" w:cs="Arial"/>
-        </w:rPr>
-        <w:tab/>
-      </w:r>
+        <w:t xml:space="preserve">Age </w:t>
+      </w:r>
+      <w:r>
+        <w:rPr>
+          <w:rFonts w:ascii="Arial" w:hAnsi="Arial" w:cs="Arial"/>
+        </w:rPr>
+        <w:tab/>
+      </w:r>
+      <w:r>
+        <w:rPr>
+          <w:rFonts w:ascii="Arial" w:hAnsi="Arial" w:cs="Arial"/>
+        </w:rPr>
+        <w:tab/>
+      </w:r>
+      <w:r>
+        <w:rPr>
+          <w:rFonts w:ascii="Arial" w:hAnsi="Arial" w:cs="Arial"/>
+        </w:rPr>
+        <w:tab/>
+      </w:r>
+      <w:r>
+        <w:rPr>
+          <w:rFonts w:ascii="Arial" w:hAnsi="Arial" w:cs="Arial"/>
+        </w:rPr>
+        <w:tab/>
+      </w:r>
+      <w:r>
+        <w:rPr>
+          <w:rFonts w:ascii="Arial" w:hAnsi="Arial" w:cs="Arial"/>
+        </w:rPr>
+        <w:tab/>
+      </w:r>
+      <w:r>
+        <w:rPr>
+          <w:rFonts w:ascii="Arial" w:hAnsi="Arial" w:cs="Arial"/>
+        </w:rPr>
+        <w:t xml:space="preserve">     </w:t>
+      </w:r>
+      <w:proofErr w:type="gramStart"/>
+      <w:r>
+        <w:rPr>
+          <w:rFonts w:ascii="Arial" w:hAnsi="Arial" w:cs="Arial"/>
+        </w:rPr>
+        <w:t xml:space="preserve">  :</w:t>
+      </w:r>
+      <w:proofErr w:type="gramEnd"/>
       <w:r>
         <w:rPr>
           <w:rFonts w:ascii="Arial" w:hAnsi="Arial" w:cs="Arial"/>
@@ -6809,38 +7325,52 @@
         <w:rPr>
           <w:rFonts w:ascii="Arial" w:hAnsi="Arial" w:cs="Arial"/>
         </w:rPr>
-        <w:t xml:space="preserve">Sex: </w:t>
-      </w:r>
-      <w:r>
-        <w:rPr>
-          <w:rFonts w:ascii="Arial" w:hAnsi="Arial" w:cs="Arial"/>
-        </w:rPr>
-        <w:tab/>
-      </w:r>
-      <w:r>
-        <w:rPr>
-          <w:rFonts w:ascii="Arial" w:hAnsi="Arial" w:cs="Arial"/>
-        </w:rPr>
-        <w:tab/>
-      </w:r>
-      <w:r>
-        <w:rPr>
-          <w:rFonts w:ascii="Arial" w:hAnsi="Arial" w:cs="Arial"/>
-        </w:rPr>
-        <w:tab/>
-      </w:r>
-      <w:r>
-        <w:rPr>
-          <w:rFonts w:ascii="Arial" w:hAnsi="Arial" w:cs="Arial"/>
-        </w:rPr>
-        <w:tab/>
-      </w:r>
-      <w:r>
-        <w:rPr>
-          <w:rFonts w:ascii="Arial" w:hAnsi="Arial" w:cs="Arial"/>
-        </w:rPr>
-        <w:tab/>
-      </w:r>
+        <w:t xml:space="preserve">Sex </w:t>
+      </w:r>
+      <w:r>
+        <w:rPr>
+          <w:rFonts w:ascii="Arial" w:hAnsi="Arial" w:cs="Arial"/>
+        </w:rPr>
+        <w:tab/>
+      </w:r>
+      <w:r>
+        <w:rPr>
+          <w:rFonts w:ascii="Arial" w:hAnsi="Arial" w:cs="Arial"/>
+        </w:rPr>
+        <w:tab/>
+      </w:r>
+      <w:r>
+        <w:rPr>
+          <w:rFonts w:ascii="Arial" w:hAnsi="Arial" w:cs="Arial"/>
+        </w:rPr>
+        <w:tab/>
+      </w:r>
+      <w:r>
+        <w:rPr>
+          <w:rFonts w:ascii="Arial" w:hAnsi="Arial" w:cs="Arial"/>
+        </w:rPr>
+        <w:tab/>
+      </w:r>
+      <w:r>
+        <w:rPr>
+          <w:rFonts w:ascii="Arial" w:hAnsi="Arial" w:cs="Arial"/>
+        </w:rPr>
+        <w:tab/>
+      </w:r>
+      <w:r>
+        <w:rPr>
+          <w:rFonts w:ascii="Arial" w:hAnsi="Arial" w:cs="Arial"/>
+        </w:rPr>
+        <w:t xml:space="preserve">     </w:t>
+      </w:r>
+      <w:proofErr w:type="gramStart"/>
+      <w:r>
+        <w:rPr>
+          <w:rFonts w:ascii="Arial" w:hAnsi="Arial" w:cs="Arial"/>
+        </w:rPr>
+        <w:t xml:space="preserve">  :</w:t>
+      </w:r>
+      <w:proofErr w:type="gramEnd"/>
       <w:r>
         <w:rPr>
           <w:rFonts w:ascii="Arial" w:hAnsi="Arial" w:cs="Arial"/>
@@ -6860,32 +7390,46 @@
         <w:rPr>
           <w:rFonts w:ascii="Arial" w:hAnsi="Arial" w:cs="Arial"/>
         </w:rPr>
-        <w:t xml:space="preserve">Nationality: </w:t>
-      </w:r>
-      <w:r>
-        <w:rPr>
-          <w:rFonts w:ascii="Arial" w:hAnsi="Arial" w:cs="Arial"/>
-        </w:rPr>
-        <w:tab/>
-      </w:r>
-      <w:r>
-        <w:rPr>
-          <w:rFonts w:ascii="Arial" w:hAnsi="Arial" w:cs="Arial"/>
-        </w:rPr>
-        <w:tab/>
-      </w:r>
-      <w:r>
-        <w:rPr>
-          <w:rFonts w:ascii="Arial" w:hAnsi="Arial" w:cs="Arial"/>
-        </w:rPr>
-        <w:tab/>
-      </w:r>
-      <w:r>
-        <w:rPr>
-          <w:rFonts w:ascii="Arial" w:hAnsi="Arial" w:cs="Arial"/>
-        </w:rPr>
-        <w:tab/>
-      </w:r>
+        <w:t xml:space="preserve">Nationality </w:t>
+      </w:r>
+      <w:r>
+        <w:rPr>
+          <w:rFonts w:ascii="Arial" w:hAnsi="Arial" w:cs="Arial"/>
+        </w:rPr>
+        <w:tab/>
+      </w:r>
+      <w:r>
+        <w:rPr>
+          <w:rFonts w:ascii="Arial" w:hAnsi="Arial" w:cs="Arial"/>
+        </w:rPr>
+        <w:tab/>
+      </w:r>
+      <w:r>
+        <w:rPr>
+          <w:rFonts w:ascii="Arial" w:hAnsi="Arial" w:cs="Arial"/>
+        </w:rPr>
+        <w:tab/>
+      </w:r>
+      <w:r>
+        <w:rPr>
+          <w:rFonts w:ascii="Arial" w:hAnsi="Arial" w:cs="Arial"/>
+        </w:rPr>
+        <w:tab/>
+      </w:r>
+      <w:r>
+        <w:rPr>
+          <w:rFonts w:ascii="Arial" w:hAnsi="Arial" w:cs="Arial"/>
+        </w:rPr>
+        <w:t xml:space="preserve">     </w:t>
+      </w:r>
+      <w:proofErr w:type="gramStart"/>
+      <w:r>
+        <w:rPr>
+          <w:rFonts w:ascii="Arial" w:hAnsi="Arial" w:cs="Arial"/>
+        </w:rPr>
+        <w:t xml:space="preserve">  :</w:t>
+      </w:r>
+      <w:proofErr w:type="gramEnd"/>
       <w:r>
         <w:rPr>
           <w:rFonts w:ascii="Arial" w:hAnsi="Arial" w:cs="Arial"/>
@@ -6905,32 +7449,46 @@
         <w:rPr>
           <w:rFonts w:ascii="Arial" w:hAnsi="Arial" w:cs="Arial"/>
         </w:rPr>
-        <w:t xml:space="preserve">Civil Status: </w:t>
-      </w:r>
-      <w:r>
-        <w:rPr>
-          <w:rFonts w:ascii="Arial" w:hAnsi="Arial" w:cs="Arial"/>
-        </w:rPr>
-        <w:tab/>
-      </w:r>
-      <w:r>
-        <w:rPr>
-          <w:rFonts w:ascii="Arial" w:hAnsi="Arial" w:cs="Arial"/>
-        </w:rPr>
-        <w:tab/>
-      </w:r>
-      <w:r>
-        <w:rPr>
-          <w:rFonts w:ascii="Arial" w:hAnsi="Arial" w:cs="Arial"/>
-        </w:rPr>
-        <w:tab/>
-      </w:r>
-      <w:r>
-        <w:rPr>
-          <w:rFonts w:ascii="Arial" w:hAnsi="Arial" w:cs="Arial"/>
-        </w:rPr>
-        <w:tab/>
-      </w:r>
+        <w:t xml:space="preserve">Civil Status </w:t>
+      </w:r>
+      <w:r>
+        <w:rPr>
+          <w:rFonts w:ascii="Arial" w:hAnsi="Arial" w:cs="Arial"/>
+        </w:rPr>
+        <w:tab/>
+      </w:r>
+      <w:r>
+        <w:rPr>
+          <w:rFonts w:ascii="Arial" w:hAnsi="Arial" w:cs="Arial"/>
+        </w:rPr>
+        <w:tab/>
+      </w:r>
+      <w:r>
+        <w:rPr>
+          <w:rFonts w:ascii="Arial" w:hAnsi="Arial" w:cs="Arial"/>
+        </w:rPr>
+        <w:tab/>
+      </w:r>
+      <w:r>
+        <w:rPr>
+          <w:rFonts w:ascii="Arial" w:hAnsi="Arial" w:cs="Arial"/>
+        </w:rPr>
+        <w:tab/>
+      </w:r>
+      <w:r>
+        <w:rPr>
+          <w:rFonts w:ascii="Arial" w:hAnsi="Arial" w:cs="Arial"/>
+        </w:rPr>
+        <w:t xml:space="preserve">     </w:t>
+      </w:r>
+      <w:proofErr w:type="gramStart"/>
+      <w:r>
+        <w:rPr>
+          <w:rFonts w:ascii="Arial" w:hAnsi="Arial" w:cs="Arial"/>
+        </w:rPr>
+        <w:t xml:space="preserve">  :</w:t>
+      </w:r>
+      <w:proofErr w:type="gramEnd"/>
       <w:r>
         <w:rPr>
           <w:rFonts w:ascii="Arial" w:hAnsi="Arial" w:cs="Arial"/>
@@ -6950,32 +7508,46 @@
         <w:rPr>
           <w:rFonts w:ascii="Arial" w:hAnsi="Arial" w:cs="Arial"/>
         </w:rPr>
-        <w:t xml:space="preserve">Religion: </w:t>
-      </w:r>
-      <w:r>
-        <w:rPr>
-          <w:rFonts w:ascii="Arial" w:hAnsi="Arial" w:cs="Arial"/>
-        </w:rPr>
-        <w:tab/>
-      </w:r>
-      <w:r>
-        <w:rPr>
-          <w:rFonts w:ascii="Arial" w:hAnsi="Arial" w:cs="Arial"/>
-        </w:rPr>
-        <w:tab/>
-      </w:r>
-      <w:r>
-        <w:rPr>
-          <w:rFonts w:ascii="Arial" w:hAnsi="Arial" w:cs="Arial"/>
-        </w:rPr>
-        <w:tab/>
-      </w:r>
-      <w:r>
-        <w:rPr>
-          <w:rFonts w:ascii="Arial" w:hAnsi="Arial" w:cs="Arial"/>
-        </w:rPr>
-        <w:tab/>
-      </w:r>
+        <w:t xml:space="preserve">Religion </w:t>
+      </w:r>
+      <w:r>
+        <w:rPr>
+          <w:rFonts w:ascii="Arial" w:hAnsi="Arial" w:cs="Arial"/>
+        </w:rPr>
+        <w:tab/>
+      </w:r>
+      <w:r>
+        <w:rPr>
+          <w:rFonts w:ascii="Arial" w:hAnsi="Arial" w:cs="Arial"/>
+        </w:rPr>
+        <w:tab/>
+      </w:r>
+      <w:r>
+        <w:rPr>
+          <w:rFonts w:ascii="Arial" w:hAnsi="Arial" w:cs="Arial"/>
+        </w:rPr>
+        <w:tab/>
+      </w:r>
+      <w:r>
+        <w:rPr>
+          <w:rFonts w:ascii="Arial" w:hAnsi="Arial" w:cs="Arial"/>
+        </w:rPr>
+        <w:tab/>
+      </w:r>
+      <w:r>
+        <w:rPr>
+          <w:rFonts w:ascii="Arial" w:hAnsi="Arial" w:cs="Arial"/>
+        </w:rPr>
+        <w:t xml:space="preserve">     </w:t>
+      </w:r>
+      <w:proofErr w:type="gramStart"/>
+      <w:r>
+        <w:rPr>
+          <w:rFonts w:ascii="Arial" w:hAnsi="Arial" w:cs="Arial"/>
+        </w:rPr>
+        <w:t xml:space="preserve">  :</w:t>
+      </w:r>
+      <w:proofErr w:type="gramEnd"/>
       <w:r>
         <w:rPr>
           <w:rFonts w:ascii="Arial" w:hAnsi="Arial" w:cs="Arial"/>
@@ -7047,6 +7619,20 @@
         <w:rPr>
           <w:rFonts w:ascii="Arial" w:hAnsi="Arial" w:cs="Arial"/>
         </w:rPr>
+        <w:t xml:space="preserve">     </w:t>
+      </w:r>
+      <w:proofErr w:type="gramStart"/>
+      <w:r>
+        <w:rPr>
+          <w:rFonts w:ascii="Arial" w:hAnsi="Arial" w:cs="Arial"/>
+        </w:rPr>
+        <w:t xml:space="preserve">  :</w:t>
+      </w:r>
+      <w:proofErr w:type="gramEnd"/>
+      <w:r>
+        <w:rPr>
+          <w:rFonts w:ascii="Arial" w:hAnsi="Arial" w:cs="Arial"/>
+        </w:rPr>
         <w:tab/>
         <w:t>Sta. Maria Integrated High School</w:t>
       </w:r>
@@ -7139,25 +7725,364 @@
         </w:rPr>
         <w:tab/>
       </w:r>
+      <w:r>
+        <w:rPr>
+          <w:rFonts w:ascii="Arial" w:hAnsi="Arial" w:cs="Arial"/>
+        </w:rPr>
+        <w:t xml:space="preserve">NUSEDELA </w:t>
+      </w:r>
+      <w:r>
+        <w:rPr>
+          <w:rFonts w:ascii="Arial" w:hAnsi="Arial" w:cs="Arial"/>
+        </w:rPr>
+        <w:t xml:space="preserve">St., </w:t>
+      </w:r>
       <w:proofErr w:type="spellStart"/>
       <w:r>
         <w:rPr>
           <w:rFonts w:ascii="Arial" w:hAnsi="Arial" w:cs="Arial"/>
         </w:rPr>
-        <w:t>Nusedela</w:t>
+        <w:t>Brgy</w:t>
       </w:r>
       <w:proofErr w:type="spellEnd"/>
       <w:r>
         <w:rPr>
           <w:rFonts w:ascii="Arial" w:hAnsi="Arial" w:cs="Arial"/>
         </w:rPr>
-        <w:t xml:space="preserve"> St., </w:t>
+        <w:t xml:space="preserve">. </w:t>
       </w:r>
       <w:proofErr w:type="spellStart"/>
       <w:r>
         <w:rPr>
           <w:rFonts w:ascii="Arial" w:hAnsi="Arial" w:cs="Arial"/>
         </w:rPr>
+        <w:t>Poblacion</w:t>
+      </w:r>
+      <w:proofErr w:type="spellEnd"/>
+      <w:r>
+        <w:rPr>
+          <w:rFonts w:ascii="Arial" w:hAnsi="Arial" w:cs="Arial"/>
+        </w:rPr>
+        <w:t xml:space="preserve"> IV,</w:t>
+      </w:r>
+    </w:p>
+    <w:p>
+      <w:pPr>
+        <w:spacing w:line="240" w:lineRule="auto"/>
+        <w:rPr>
+          <w:rFonts w:ascii="Arial" w:hAnsi="Arial" w:cs="Arial"/>
+        </w:rPr>
+      </w:pPr>
+      <w:r>
+        <w:rPr>
+          <w:rFonts w:ascii="Arial" w:hAnsi="Arial" w:cs="Arial"/>
+        </w:rPr>
+        <w:tab/>
+      </w:r>
+      <w:r>
+        <w:rPr>
+          <w:rFonts w:ascii="Arial" w:hAnsi="Arial" w:cs="Arial"/>
+        </w:rPr>
+        <w:tab/>
+      </w:r>
+      <w:r>
+        <w:rPr>
+          <w:rFonts w:ascii="Arial" w:hAnsi="Arial" w:cs="Arial"/>
+        </w:rPr>
+        <w:tab/>
+      </w:r>
+      <w:r>
+        <w:rPr>
+          <w:rFonts w:ascii="Arial" w:hAnsi="Arial" w:cs="Arial"/>
+        </w:rPr>
+        <w:tab/>
+      </w:r>
+      <w:r>
+        <w:rPr>
+          <w:rFonts w:ascii="Arial" w:hAnsi="Arial" w:cs="Arial"/>
+        </w:rPr>
+        <w:tab/>
+      </w:r>
+      <w:r>
+        <w:rPr>
+          <w:rFonts w:ascii="Arial" w:hAnsi="Arial" w:cs="Arial"/>
+        </w:rPr>
+        <w:tab/>
+        <w:t>Santa Maria, Laguna</w:t>
+      </w:r>
+    </w:p>
+    <w:p>
+      <w:pPr>
+        <w:spacing w:line="240" w:lineRule="auto"/>
+        <w:rPr>
+          <w:rFonts w:ascii="Arial" w:hAnsi="Arial" w:cs="Arial"/>
+        </w:rPr>
+      </w:pPr>
+      <w:r>
+        <w:rPr>
+          <w:rFonts w:ascii="Arial" w:hAnsi="Arial" w:cs="Arial"/>
+        </w:rPr>
+        <w:tab/>
+      </w:r>
+      <w:r>
+        <w:rPr>
+          <w:rFonts w:ascii="Arial" w:hAnsi="Arial" w:cs="Arial"/>
+        </w:rPr>
+        <w:tab/>
+      </w:r>
+      <w:r>
+        <w:rPr>
+          <w:rFonts w:ascii="Arial" w:hAnsi="Arial" w:cs="Arial"/>
+        </w:rPr>
+        <w:tab/>
+      </w:r>
+      <w:r>
+        <w:rPr>
+          <w:rFonts w:ascii="Arial" w:hAnsi="Arial" w:cs="Arial"/>
+        </w:rPr>
+        <w:tab/>
+      </w:r>
+      <w:r>
+        <w:rPr>
+          <w:rFonts w:ascii="Arial" w:hAnsi="Arial" w:cs="Arial"/>
+        </w:rPr>
+        <w:tab/>
+      </w:r>
+      <w:r>
+        <w:rPr>
+          <w:rFonts w:ascii="Arial" w:hAnsi="Arial" w:cs="Arial"/>
+        </w:rPr>
+        <w:tab/>
+        <w:t xml:space="preserve">Academic Track </w:t>
+      </w:r>
+      <w:r>
+        <w:rPr>
+          <w:rFonts w:ascii="Arial" w:hAnsi="Arial" w:cs="Arial"/>
+        </w:rPr>
+        <w:sym w:font="Symbol" w:char="F02D"/>
+      </w:r>
+      <w:r>
+        <w:rPr>
+          <w:rFonts w:ascii="Arial" w:hAnsi="Arial" w:cs="Arial"/>
+        </w:rPr>
+        <w:t xml:space="preserve"> STEM</w:t>
+      </w:r>
+    </w:p>
+    <w:p>
+      <w:pPr>
+        <w:spacing w:line="240" w:lineRule="auto"/>
+        <w:ind w:left="4320"/>
+        <w:rPr>
+          <w:rFonts w:ascii="Arial" w:hAnsi="Arial" w:cs="Arial"/>
+        </w:rPr>
+      </w:pPr>
+      <w:r>
+        <w:rPr>
+          <w:rFonts w:ascii="Arial" w:hAnsi="Arial" w:cs="Arial"/>
+        </w:rPr>
+        <w:t>(A</w:t>
+      </w:r>
+      <w:r>
+        <w:rPr>
+          <w:rFonts w:ascii="Arial" w:hAnsi="Arial" w:cs="Arial"/>
+        </w:rPr>
+        <w:t>.</w:t>
+      </w:r>
+      <w:r>
+        <w:rPr>
+          <w:rFonts w:ascii="Arial" w:hAnsi="Arial" w:cs="Arial"/>
+        </w:rPr>
+        <w:t>Y. 2024</w:t>
+      </w:r>
+      <w:r>
+        <w:rPr>
+          <w:rFonts w:ascii="Arial" w:hAnsi="Arial" w:cs="Arial"/>
+        </w:rPr>
+        <w:t xml:space="preserve"> </w:t>
+      </w:r>
+      <w:r>
+        <w:rPr>
+          <w:rFonts w:ascii="Arial" w:hAnsi="Arial" w:cs="Arial"/>
+        </w:rPr>
+        <w:t>-</w:t>
+      </w:r>
+      <w:r>
+        <w:rPr>
+          <w:rFonts w:ascii="Arial" w:hAnsi="Arial" w:cs="Arial"/>
+        </w:rPr>
+        <w:t xml:space="preserve"> </w:t>
+      </w:r>
+      <w:r>
+        <w:rPr>
+          <w:rFonts w:ascii="Arial" w:hAnsi="Arial" w:cs="Arial"/>
+        </w:rPr>
+        <w:t>2026)</w:t>
+      </w:r>
+    </w:p>
+    <w:p>
+      <w:pPr>
+        <w:spacing w:line="240" w:lineRule="auto"/>
+        <w:rPr>
+          <w:rFonts w:ascii="Arial" w:hAnsi="Arial" w:cs="Arial"/>
+        </w:rPr>
+      </w:pPr>
+    </w:p>
+    <w:p>
+      <w:pPr>
+        <w:spacing w:line="240" w:lineRule="auto"/>
+        <w:rPr>
+          <w:rFonts w:ascii="Arial" w:hAnsi="Arial" w:cs="Arial"/>
+        </w:rPr>
+      </w:pPr>
+      <w:r>
+        <w:rPr>
+          <w:rFonts w:ascii="Arial" w:hAnsi="Arial" w:cs="Arial"/>
+        </w:rPr>
+        <w:tab/>
+      </w:r>
+      <w:r>
+        <w:rPr>
+          <w:rFonts w:ascii="Arial" w:hAnsi="Arial" w:cs="Arial"/>
+        </w:rPr>
+        <w:tab/>
+      </w:r>
+      <w:r>
+        <w:rPr>
+          <w:rFonts w:ascii="Arial" w:hAnsi="Arial" w:cs="Arial"/>
+        </w:rPr>
+        <w:tab/>
+      </w:r>
+      <w:r>
+        <w:rPr>
+          <w:rFonts w:ascii="Arial" w:hAnsi="Arial" w:cs="Arial"/>
+        </w:rPr>
+        <w:tab/>
+      </w:r>
+      <w:r>
+        <w:rPr>
+          <w:rFonts w:ascii="Arial" w:hAnsi="Arial" w:cs="Arial"/>
+        </w:rPr>
+        <w:tab/>
+      </w:r>
+      <w:r>
+        <w:rPr>
+          <w:rFonts w:ascii="Arial" w:hAnsi="Arial" w:cs="Arial"/>
+        </w:rPr>
+        <w:t xml:space="preserve">       :</w:t>
+      </w:r>
+      <w:r>
+        <w:rPr>
+          <w:rFonts w:ascii="Arial" w:hAnsi="Arial" w:cs="Arial"/>
+        </w:rPr>
+        <w:tab/>
+        <w:t>Sta. Maria Integrated High School</w:t>
+      </w:r>
+    </w:p>
+    <w:p>
+      <w:pPr>
+        <w:spacing w:line="240" w:lineRule="auto"/>
+        <w:rPr>
+          <w:rFonts w:ascii="Arial" w:hAnsi="Arial" w:cs="Arial"/>
+        </w:rPr>
+      </w:pPr>
+      <w:r>
+        <w:rPr>
+          <w:rFonts w:ascii="Arial" w:hAnsi="Arial" w:cs="Arial"/>
+        </w:rPr>
+        <w:tab/>
+      </w:r>
+      <w:r>
+        <w:rPr>
+          <w:rFonts w:ascii="Arial" w:hAnsi="Arial" w:cs="Arial"/>
+        </w:rPr>
+        <w:tab/>
+      </w:r>
+      <w:r>
+        <w:rPr>
+          <w:rFonts w:ascii="Arial" w:hAnsi="Arial" w:cs="Arial"/>
+        </w:rPr>
+        <w:tab/>
+      </w:r>
+      <w:r>
+        <w:rPr>
+          <w:rFonts w:ascii="Arial" w:hAnsi="Arial" w:cs="Arial"/>
+        </w:rPr>
+        <w:tab/>
+      </w:r>
+      <w:r>
+        <w:rPr>
+          <w:rFonts w:ascii="Arial" w:hAnsi="Arial" w:cs="Arial"/>
+        </w:rPr>
+        <w:tab/>
+      </w:r>
+      <w:r>
+        <w:rPr>
+          <w:rFonts w:ascii="Arial" w:hAnsi="Arial" w:cs="Arial"/>
+        </w:rPr>
+        <w:tab/>
+        <w:t xml:space="preserve">Junior High School </w:t>
+      </w:r>
+    </w:p>
+    <w:p>
+      <w:pPr>
+        <w:spacing w:line="240" w:lineRule="auto"/>
+        <w:rPr>
+          <w:rFonts w:ascii="Arial" w:hAnsi="Arial" w:cs="Arial"/>
+        </w:rPr>
+      </w:pPr>
+      <w:r>
+        <w:rPr>
+          <w:rFonts w:ascii="Arial" w:hAnsi="Arial" w:cs="Arial"/>
+        </w:rPr>
+        <w:tab/>
+      </w:r>
+      <w:r>
+        <w:rPr>
+          <w:rFonts w:ascii="Arial" w:hAnsi="Arial" w:cs="Arial"/>
+        </w:rPr>
+        <w:tab/>
+      </w:r>
+      <w:r>
+        <w:rPr>
+          <w:rFonts w:ascii="Arial" w:hAnsi="Arial" w:cs="Arial"/>
+        </w:rPr>
+        <w:tab/>
+      </w:r>
+      <w:r>
+        <w:rPr>
+          <w:rFonts w:ascii="Arial" w:hAnsi="Arial" w:cs="Arial"/>
+        </w:rPr>
+        <w:tab/>
+      </w:r>
+      <w:r>
+        <w:rPr>
+          <w:rFonts w:ascii="Arial" w:hAnsi="Arial" w:cs="Arial"/>
+        </w:rPr>
+        <w:tab/>
+      </w:r>
+      <w:r>
+        <w:rPr>
+          <w:rFonts w:ascii="Arial" w:hAnsi="Arial" w:cs="Arial"/>
+        </w:rPr>
+        <w:tab/>
+      </w:r>
+      <w:r>
+        <w:rPr>
+          <w:rFonts w:ascii="Arial" w:hAnsi="Arial" w:cs="Arial"/>
+        </w:rPr>
+        <w:t xml:space="preserve">NUSEDELA </w:t>
+      </w:r>
+      <w:r>
+        <w:rPr>
+          <w:rFonts w:ascii="Arial" w:hAnsi="Arial" w:cs="Arial"/>
+        </w:rPr>
+        <w:t xml:space="preserve">St., </w:t>
+      </w:r>
+      <w:proofErr w:type="spellStart"/>
+      <w:r>
+        <w:rPr>
+          <w:rFonts w:ascii="Arial" w:hAnsi="Arial" w:cs="Arial"/>
+        </w:rPr>
         <w:t>Brgy</w:t>
       </w:r>
       <w:proofErr w:type="spellEnd"/>
@@ -7193,95 +8118,7 @@
         <w:rPr>
           <w:rFonts w:ascii="Arial" w:hAnsi="Arial" w:cs="Arial"/>
         </w:rPr>
-        <w:tab/>
-      </w:r>
-      <w:r>
-        <w:rPr>
-          <w:rFonts w:ascii="Arial" w:hAnsi="Arial" w:cs="Arial"/>
-        </w:rPr>
-        <w:tab/>
-      </w:r>
-      <w:r>
-        <w:rPr>
-          <w:rFonts w:ascii="Arial" w:hAnsi="Arial" w:cs="Arial"/>
-        </w:rPr>
-        <w:tab/>
-      </w:r>
-      <w:r>
-        <w:rPr>
-          <w:rFonts w:ascii="Arial" w:hAnsi="Arial" w:cs="Arial"/>
-        </w:rPr>
-        <w:tab/>
-      </w:r>
-      <w:r>
-        <w:rPr>
-          <w:rFonts w:ascii="Arial" w:hAnsi="Arial" w:cs="Arial"/>
-        </w:rPr>
-        <w:tab/>
-      </w:r>
-      <w:r>
-        <w:rPr>
-          <w:rFonts w:ascii="Arial" w:hAnsi="Arial" w:cs="Arial"/>
-        </w:rPr>
-        <w:tab/>
-        <w:t>Santa Maria, Laguna</w:t>
-      </w:r>
-    </w:p>
-    <w:p>
-      <w:pPr>
-        <w:spacing w:line="240" w:lineRule="auto"/>
-        <w:rPr>
-          <w:rFonts w:ascii="Arial" w:hAnsi="Arial" w:cs="Arial"/>
-        </w:rPr>
-      </w:pPr>
-      <w:r>
-        <w:rPr>
-          <w:rFonts w:ascii="Arial" w:hAnsi="Arial" w:cs="Arial"/>
-        </w:rPr>
-        <w:tab/>
-      </w:r>
-      <w:r>
-        <w:rPr>
-          <w:rFonts w:ascii="Arial" w:hAnsi="Arial" w:cs="Arial"/>
-        </w:rPr>
-        <w:tab/>
-      </w:r>
-      <w:r>
-        <w:rPr>
-          <w:rFonts w:ascii="Arial" w:hAnsi="Arial" w:cs="Arial"/>
-        </w:rPr>
-        <w:tab/>
-      </w:r>
-      <w:r>
-        <w:rPr>
-          <w:rFonts w:ascii="Arial" w:hAnsi="Arial" w:cs="Arial"/>
-        </w:rPr>
-        <w:tab/>
-      </w:r>
-      <w:r>
-        <w:rPr>
-          <w:rFonts w:ascii="Arial" w:hAnsi="Arial" w:cs="Arial"/>
-        </w:rPr>
-        <w:tab/>
-      </w:r>
-      <w:r>
-        <w:rPr>
-          <w:rFonts w:ascii="Arial" w:hAnsi="Arial" w:cs="Arial"/>
-        </w:rPr>
-        <w:tab/>
-        <w:t xml:space="preserve">Academic Track </w:t>
-      </w:r>
-      <w:r>
-        <w:rPr>
-          <w:rFonts w:ascii="Arial" w:hAnsi="Arial" w:cs="Arial"/>
-        </w:rPr>
-        <w:sym w:font="Symbol" w:char="F02D"/>
-      </w:r>
-      <w:r>
-        <w:rPr>
-          <w:rFonts w:ascii="Arial" w:hAnsi="Arial" w:cs="Arial"/>
-        </w:rPr>
-        <w:t xml:space="preserve"> STEM</w:t>
+        <w:t xml:space="preserve">                                                                 Santa Maria, Laguna</w:t>
       </w:r>
     </w:p>
     <w:p>
@@ -7296,19 +8133,13 @@
         <w:rPr>
           <w:rFonts w:ascii="Arial" w:hAnsi="Arial" w:cs="Arial"/>
         </w:rPr>
-        <w:t>(A</w:t>
-      </w:r>
-      <w:r>
-        <w:rPr>
-          <w:rFonts w:ascii="Arial" w:hAnsi="Arial" w:cs="Arial"/>
-        </w:rPr>
-        <w:t>.</w:t>
-      </w:r>
-      <w:r>
-        <w:rPr>
-          <w:rFonts w:ascii="Arial" w:hAnsi="Arial" w:cs="Arial"/>
-        </w:rPr>
-        <w:t>Y. 2024</w:t>
+        <w:t>(A.</w:t>
+      </w:r>
+      <w:r>
+        <w:rPr>
+          <w:rFonts w:ascii="Arial" w:hAnsi="Arial" w:cs="Arial"/>
+        </w:rPr>
+        <w:t>Y. 2020</w:t>
       </w:r>
       <w:r>
         <w:rPr>
@@ -7332,249 +8163,6 @@
         <w:rPr>
           <w:rFonts w:ascii="Arial" w:hAnsi="Arial" w:cs="Arial"/>
         </w:rPr>
-        <w:t>2026)</w:t>
-      </w:r>
-    </w:p>
-    <w:p>
-      <w:pPr>
-        <w:spacing w:line="240" w:lineRule="auto"/>
-        <w:rPr>
-          <w:rFonts w:ascii="Arial" w:hAnsi="Arial" w:cs="Arial"/>
-        </w:rPr>
-      </w:pPr>
-    </w:p>
-    <w:p>
-      <w:pPr>
-        <w:spacing w:line="240" w:lineRule="auto"/>
-        <w:rPr>
-          <w:rFonts w:ascii="Arial" w:hAnsi="Arial" w:cs="Arial"/>
-        </w:rPr>
-      </w:pPr>
-      <w:r>
-        <w:rPr>
-          <w:rFonts w:ascii="Arial" w:hAnsi="Arial" w:cs="Arial"/>
-        </w:rPr>
-        <w:tab/>
-      </w:r>
-      <w:r>
-        <w:rPr>
-          <w:rFonts w:ascii="Arial" w:hAnsi="Arial" w:cs="Arial"/>
-        </w:rPr>
-        <w:tab/>
-      </w:r>
-      <w:r>
-        <w:rPr>
-          <w:rFonts w:ascii="Arial" w:hAnsi="Arial" w:cs="Arial"/>
-        </w:rPr>
-        <w:tab/>
-      </w:r>
-      <w:r>
-        <w:rPr>
-          <w:rFonts w:ascii="Arial" w:hAnsi="Arial" w:cs="Arial"/>
-        </w:rPr>
-        <w:tab/>
-      </w:r>
-      <w:r>
-        <w:rPr>
-          <w:rFonts w:ascii="Arial" w:hAnsi="Arial" w:cs="Arial"/>
-        </w:rPr>
-        <w:tab/>
-      </w:r>
-      <w:r>
-        <w:rPr>
-          <w:rFonts w:ascii="Arial" w:hAnsi="Arial" w:cs="Arial"/>
-        </w:rPr>
-        <w:tab/>
-        <w:t>Sta. Maria Integrated High School</w:t>
-      </w:r>
-    </w:p>
-    <w:p>
-      <w:pPr>
-        <w:spacing w:line="240" w:lineRule="auto"/>
-        <w:rPr>
-          <w:rFonts w:ascii="Arial" w:hAnsi="Arial" w:cs="Arial"/>
-        </w:rPr>
-      </w:pPr>
-      <w:r>
-        <w:rPr>
-          <w:rFonts w:ascii="Arial" w:hAnsi="Arial" w:cs="Arial"/>
-        </w:rPr>
-        <w:tab/>
-      </w:r>
-      <w:r>
-        <w:rPr>
-          <w:rFonts w:ascii="Arial" w:hAnsi="Arial" w:cs="Arial"/>
-        </w:rPr>
-        <w:tab/>
-      </w:r>
-      <w:r>
-        <w:rPr>
-          <w:rFonts w:ascii="Arial" w:hAnsi="Arial" w:cs="Arial"/>
-        </w:rPr>
-        <w:tab/>
-      </w:r>
-      <w:r>
-        <w:rPr>
-          <w:rFonts w:ascii="Arial" w:hAnsi="Arial" w:cs="Arial"/>
-        </w:rPr>
-        <w:tab/>
-      </w:r>
-      <w:r>
-        <w:rPr>
-          <w:rFonts w:ascii="Arial" w:hAnsi="Arial" w:cs="Arial"/>
-        </w:rPr>
-        <w:tab/>
-      </w:r>
-      <w:r>
-        <w:rPr>
-          <w:rFonts w:ascii="Arial" w:hAnsi="Arial" w:cs="Arial"/>
-        </w:rPr>
-        <w:tab/>
-        <w:t xml:space="preserve">Junior High School </w:t>
-      </w:r>
-    </w:p>
-    <w:p>
-      <w:pPr>
-        <w:spacing w:line="240" w:lineRule="auto"/>
-        <w:rPr>
-          <w:rFonts w:ascii="Arial" w:hAnsi="Arial" w:cs="Arial"/>
-        </w:rPr>
-      </w:pPr>
-      <w:r>
-        <w:rPr>
-          <w:rFonts w:ascii="Arial" w:hAnsi="Arial" w:cs="Arial"/>
-        </w:rPr>
-        <w:tab/>
-      </w:r>
-      <w:r>
-        <w:rPr>
-          <w:rFonts w:ascii="Arial" w:hAnsi="Arial" w:cs="Arial"/>
-        </w:rPr>
-        <w:tab/>
-      </w:r>
-      <w:r>
-        <w:rPr>
-          <w:rFonts w:ascii="Arial" w:hAnsi="Arial" w:cs="Arial"/>
-        </w:rPr>
-        <w:tab/>
-      </w:r>
-      <w:r>
-        <w:rPr>
-          <w:rFonts w:ascii="Arial" w:hAnsi="Arial" w:cs="Arial"/>
-        </w:rPr>
-        <w:tab/>
-      </w:r>
-      <w:r>
-        <w:rPr>
-          <w:rFonts w:ascii="Arial" w:hAnsi="Arial" w:cs="Arial"/>
-        </w:rPr>
-        <w:tab/>
-      </w:r>
-      <w:r>
-        <w:rPr>
-          <w:rFonts w:ascii="Arial" w:hAnsi="Arial" w:cs="Arial"/>
-        </w:rPr>
-        <w:tab/>
-      </w:r>
-      <w:proofErr w:type="spellStart"/>
-      <w:r>
-        <w:rPr>
-          <w:rFonts w:ascii="Arial" w:hAnsi="Arial" w:cs="Arial"/>
-        </w:rPr>
-        <w:t>Nusedela</w:t>
-      </w:r>
-      <w:proofErr w:type="spellEnd"/>
-      <w:r>
-        <w:rPr>
-          <w:rFonts w:ascii="Arial" w:hAnsi="Arial" w:cs="Arial"/>
-        </w:rPr>
-        <w:t xml:space="preserve"> St., </w:t>
-      </w:r>
-      <w:proofErr w:type="spellStart"/>
-      <w:r>
-        <w:rPr>
-          <w:rFonts w:ascii="Arial" w:hAnsi="Arial" w:cs="Arial"/>
-        </w:rPr>
-        <w:t>Brgy</w:t>
-      </w:r>
-      <w:proofErr w:type="spellEnd"/>
-      <w:r>
-        <w:rPr>
-          <w:rFonts w:ascii="Arial" w:hAnsi="Arial" w:cs="Arial"/>
-        </w:rPr>
-        <w:t xml:space="preserve">. </w:t>
-      </w:r>
-      <w:proofErr w:type="spellStart"/>
-      <w:r>
-        <w:rPr>
-          <w:rFonts w:ascii="Arial" w:hAnsi="Arial" w:cs="Arial"/>
-        </w:rPr>
-        <w:t>Poblacion</w:t>
-      </w:r>
-      <w:proofErr w:type="spellEnd"/>
-      <w:r>
-        <w:rPr>
-          <w:rFonts w:ascii="Arial" w:hAnsi="Arial" w:cs="Arial"/>
-        </w:rPr>
-        <w:t xml:space="preserve"> IV,</w:t>
-      </w:r>
-    </w:p>
-    <w:p>
-      <w:pPr>
-        <w:spacing w:line="240" w:lineRule="auto"/>
-        <w:rPr>
-          <w:rFonts w:ascii="Arial" w:hAnsi="Arial" w:cs="Arial"/>
-        </w:rPr>
-      </w:pPr>
-      <w:r>
-        <w:rPr>
-          <w:rFonts w:ascii="Arial" w:hAnsi="Arial" w:cs="Arial"/>
-        </w:rPr>
-        <w:t xml:space="preserve">                                                                 Santa Maria, Laguna</w:t>
-      </w:r>
-    </w:p>
-    <w:p>
-      <w:pPr>
-        <w:spacing w:line="240" w:lineRule="auto"/>
-        <w:ind w:left="4320"/>
-        <w:rPr>
-          <w:rFonts w:ascii="Arial" w:hAnsi="Arial" w:cs="Arial"/>
-        </w:rPr>
-      </w:pPr>
-      <w:r>
-        <w:rPr>
-          <w:rFonts w:ascii="Arial" w:hAnsi="Arial" w:cs="Arial"/>
-        </w:rPr>
-        <w:t>(A.</w:t>
-      </w:r>
-      <w:r>
-        <w:rPr>
-          <w:rFonts w:ascii="Arial" w:hAnsi="Arial" w:cs="Arial"/>
-        </w:rPr>
-        <w:t>Y. 2020</w:t>
-      </w:r>
-      <w:r>
-        <w:rPr>
-          <w:rFonts w:ascii="Arial" w:hAnsi="Arial" w:cs="Arial"/>
-        </w:rPr>
-        <w:t xml:space="preserve"> </w:t>
-      </w:r>
-      <w:r>
-        <w:rPr>
-          <w:rFonts w:ascii="Arial" w:hAnsi="Arial" w:cs="Arial"/>
-        </w:rPr>
-        <w:t>-</w:t>
-      </w:r>
-      <w:r>
-        <w:rPr>
-          <w:rFonts w:ascii="Arial" w:hAnsi="Arial" w:cs="Arial"/>
-        </w:rPr>
-        <w:t xml:space="preserve"> </w:t>
-      </w:r>
-      <w:r>
-        <w:rPr>
-          <w:rFonts w:ascii="Arial" w:hAnsi="Arial" w:cs="Arial"/>
-        </w:rPr>
         <w:t>2024)</w:t>
       </w:r>
     </w:p>
@@ -7625,6 +8213,20 @@
         </w:rPr>
         <w:tab/>
       </w:r>
+      <w:r>
+        <w:rPr>
+          <w:rFonts w:ascii="Arial" w:hAnsi="Arial" w:cs="Arial"/>
+        </w:rPr>
+        <w:t xml:space="preserve">     </w:t>
+      </w:r>
+      <w:proofErr w:type="gramStart"/>
+      <w:r>
+        <w:rPr>
+          <w:rFonts w:ascii="Arial" w:hAnsi="Arial" w:cs="Arial"/>
+        </w:rPr>
+        <w:t xml:space="preserve">  :</w:t>
+      </w:r>
+      <w:proofErr w:type="gramEnd"/>
       <w:r>
         <w:rPr>
           <w:rFonts w:ascii="Arial" w:hAnsi="Arial" w:cs="Arial"/>
@@ -7804,6 +8406,20 @@
         <w:rPr>
           <w:rFonts w:ascii="Arial" w:hAnsi="Arial" w:cs="Arial"/>
         </w:rPr>
+        <w:t xml:space="preserve">     </w:t>
+      </w:r>
+      <w:proofErr w:type="gramStart"/>
+      <w:r>
+        <w:rPr>
+          <w:rFonts w:ascii="Arial" w:hAnsi="Arial" w:cs="Arial"/>
+        </w:rPr>
+        <w:t xml:space="preserve">  :</w:t>
+      </w:r>
+      <w:proofErr w:type="gramEnd"/>
+      <w:r>
+        <w:rPr>
+          <w:rFonts w:ascii="Arial" w:hAnsi="Arial" w:cs="Arial"/>
+        </w:rPr>
         <w:tab/>
         <w:t>Member</w:t>
       </w:r>
@@ -7898,13 +8514,28 @@
           <w:rFonts w:ascii="Arial" w:hAnsi="Arial" w:cs="Arial"/>
         </w:rPr>
         <w:tab/>
-        <w:t xml:space="preserve">           </w:t>
-      </w:r>
-      <w:r>
-        <w:rPr>
-          <w:rFonts w:ascii="Arial" w:hAnsi="Arial" w:cs="Arial"/>
-        </w:rPr>
-        <w:t>Secretary</w:t>
+        <w:t xml:space="preserve">     </w:t>
+      </w:r>
+      <w:proofErr w:type="gramStart"/>
+      <w:r>
+        <w:rPr>
+          <w:rFonts w:ascii="Arial" w:hAnsi="Arial" w:cs="Arial"/>
+        </w:rPr>
+        <w:t xml:space="preserve">  :</w:t>
+      </w:r>
+      <w:proofErr w:type="gramEnd"/>
+      <w:r>
+        <w:rPr>
+          <w:rFonts w:ascii="Arial" w:hAnsi="Arial" w:cs="Arial"/>
+        </w:rPr>
+        <w:tab/>
+        <w:t>S</w:t>
+      </w:r>
+      <w:r>
+        <w:rPr>
+          <w:rFonts w:ascii="Arial" w:hAnsi="Arial" w:cs="Arial"/>
+        </w:rPr>
+        <w:t>ecretary</w:t>
       </w:r>
     </w:p>
     <w:p>
@@ -8362,7 +8993,7 @@
       </w:r>
     </w:p>
     <w:sectPr>
-      <w:headerReference w:type="default" r:id="rId20"/>
+      <w:headerReference w:type="default" r:id="rId15"/>
       <w:pgSz w:w="12240" w:h="15840"/>
       <w:pgMar w:top="1440" w:right="1440" w:bottom="1440" w:left="2160" w:header="706" w:footer="706" w:gutter="0"/>
       <w:cols w:space="708"/>

--- a/SHS/CURRICULUM VITAE.docx
+++ b/SHS/CURRICULUM VITAE.docx
@@ -55,7 +55,7 @@
                     </pic:cNvPicPr>
                   </pic:nvPicPr>
                   <pic:blipFill rotWithShape="1">
-                    <a:blip r:embed="rId7" cstate="print">
+                    <a:blip r:embed="rId8" cstate="print">
                       <a:extLst>
                         <a:ext uri="{28A0092B-C50C-407E-A947-70E740481C1C}">
                           <a14:useLocalDpi xmlns:a14="http://schemas.microsoft.com/office/drawing/2010/main" val="0"/>
@@ -127,7 +127,7 @@
                     </pic:cNvPicPr>
                   </pic:nvPicPr>
                   <pic:blipFill rotWithShape="1">
-                    <a:blip r:embed="rId8" cstate="print">
+                    <a:blip r:embed="rId9" cstate="print">
                       <a:extLst>
                         <a:ext uri="{28A0092B-C50C-407E-A947-70E740481C1C}">
                           <a14:useLocalDpi xmlns:a14="http://schemas.microsoft.com/office/drawing/2010/main" val="0"/>
@@ -236,21 +236,7 @@
         <w:rPr>
           <w:rFonts w:ascii="Arial" w:hAnsi="Arial" w:cs="Arial"/>
         </w:rPr>
-        <w:t xml:space="preserve">, </w:t>
-      </w:r>
-    </w:p>
-    <w:p>
-      <w:pPr>
-        <w:spacing w:line="240" w:lineRule="auto"/>
-        <w:rPr>
-          <w:rFonts w:ascii="Arial" w:hAnsi="Arial" w:cs="Arial"/>
-        </w:rPr>
-      </w:pPr>
-      <w:r>
-        <w:rPr>
-          <w:rFonts w:ascii="Arial" w:hAnsi="Arial" w:cs="Arial"/>
-        </w:rPr>
-        <w:t>Santa Maria, Laguna</w:t>
+        <w:t>, Santa Maria, Laguna</w:t>
       </w:r>
     </w:p>
     <w:p>
@@ -287,6 +273,7 @@
         <w:spacing w:line="240" w:lineRule="auto"/>
         <w:rPr>
           <w:rFonts w:ascii="Arial" w:hAnsi="Arial" w:cs="Arial"/>
+          <w:color w:val="000000" w:themeColor="text1"/>
         </w:rPr>
       </w:pPr>
       <w:r>
@@ -302,6 +289,17 @@
         </w:rPr>
         <w:t>ivanalexrecinto07@gmail.com</w:t>
       </w:r>
+    </w:p>
+    <w:p>
+      <w:pPr>
+        <w:pBdr>
+          <w:bottom w:val="single" w:sz="12" w:space="1" w:color="auto"/>
+        </w:pBdr>
+        <w:spacing w:line="240" w:lineRule="auto"/>
+        <w:rPr>
+          <w:rFonts w:ascii="Arial" w:hAnsi="Arial" w:cs="Arial"/>
+        </w:rPr>
+      </w:pPr>
     </w:p>
     <w:p>
       <w:pPr>
@@ -2093,7 +2091,7 @@
           <w:ilvl w:val="0"/>
           <w:numId w:val="8"/>
         </w:numPr>
-        <w:spacing w:line="360" w:lineRule="auto"/>
+        <w:spacing w:line="276" w:lineRule="auto"/>
         <w:rPr>
           <w:rFonts w:ascii="Arial" w:hAnsi="Arial" w:cs="Arial"/>
         </w:rPr>
@@ -2174,7 +2172,7 @@
                     </pic:cNvPicPr>
                   </pic:nvPicPr>
                   <pic:blipFill rotWithShape="1">
-                    <a:blip r:embed="rId9" cstate="print">
+                    <a:blip r:embed="rId10" cstate="print">
                       <a:extLst>
                         <a:ext uri="{28A0092B-C50C-407E-A947-70E740481C1C}">
                           <a14:useLocalDpi xmlns:a14="http://schemas.microsoft.com/office/drawing/2010/main" val="0"/>
@@ -2246,7 +2244,7 @@
                     </pic:cNvPicPr>
                   </pic:nvPicPr>
                   <pic:blipFill rotWithShape="1">
-                    <a:blip r:embed="rId10" cstate="print">
+                    <a:blip r:embed="rId11" cstate="print">
                       <a:extLst>
                         <a:ext uri="{28A0092B-C50C-407E-A947-70E740481C1C}">
                           <a14:useLocalDpi xmlns:a14="http://schemas.microsoft.com/office/drawing/2010/main" val="0"/>
@@ -2330,14 +2328,12 @@
         </w:rPr>
         <w:t>,</w:t>
       </w:r>
-    </w:p>
-    <w:p>
-      <w:pPr>
-        <w:spacing w:line="240" w:lineRule="auto"/>
-        <w:rPr>
-          <w:rFonts w:ascii="Arial" w:hAnsi="Arial" w:cs="Arial"/>
-        </w:rPr>
-      </w:pPr>
+      <w:r>
+        <w:rPr>
+          <w:rFonts w:ascii="Arial" w:hAnsi="Arial" w:cs="Arial"/>
+        </w:rPr>
+        <w:t xml:space="preserve"> </w:t>
+      </w:r>
       <w:r>
         <w:rPr>
           <w:rFonts w:ascii="Arial" w:hAnsi="Arial" w:cs="Arial"/>
@@ -4506,7 +4502,7 @@
           <w:ilvl w:val="0"/>
           <w:numId w:val="11"/>
         </w:numPr>
-        <w:spacing w:line="240" w:lineRule="auto"/>
+        <w:spacing w:line="276" w:lineRule="auto"/>
         <w:rPr>
           <w:rFonts w:ascii="Arial" w:hAnsi="Arial" w:cs="Arial"/>
         </w:rPr>
@@ -4582,7 +4578,7 @@
           <w:ilvl w:val="0"/>
           <w:numId w:val="11"/>
         </w:numPr>
-        <w:spacing w:line="240" w:lineRule="auto"/>
+        <w:spacing w:line="276" w:lineRule="auto"/>
         <w:rPr>
           <w:rFonts w:ascii="Arial" w:hAnsi="Arial" w:cs="Arial"/>
         </w:rPr>
@@ -4669,7 +4665,7 @@
           <w:ilvl w:val="0"/>
           <w:numId w:val="11"/>
         </w:numPr>
-        <w:spacing w:line="360" w:lineRule="auto"/>
+        <w:spacing w:line="276" w:lineRule="auto"/>
         <w:rPr>
           <w:rFonts w:ascii="Arial" w:hAnsi="Arial" w:cs="Arial"/>
           <w:b/>
@@ -4699,6 +4695,69 @@
           <w:rFonts w:ascii="Arial" w:hAnsi="Arial" w:cs="Arial"/>
         </w:rPr>
         <w:t>s</w:t>
+      </w:r>
+    </w:p>
+    <w:p>
+      <w:pPr>
+        <w:pStyle w:val="ListParagraph"/>
+        <w:numPr>
+          <w:ilvl w:val="0"/>
+          <w:numId w:val="11"/>
+        </w:numPr>
+        <w:spacing w:line="276" w:lineRule="auto"/>
+        <w:rPr>
+          <w:rFonts w:ascii="Arial" w:hAnsi="Arial" w:cs="Arial"/>
+          <w:b/>
+          <w:bCs/>
+        </w:rPr>
+      </w:pPr>
+      <w:r>
+        <w:rPr>
+          <w:rFonts w:ascii="Arial" w:hAnsi="Arial" w:cs="Arial"/>
+        </w:rPr>
+        <w:t>Science Quiz Bee Participant</w:t>
+      </w:r>
+    </w:p>
+    <w:p>
+      <w:pPr>
+        <w:pStyle w:val="ListParagraph"/>
+        <w:numPr>
+          <w:ilvl w:val="0"/>
+          <w:numId w:val="11"/>
+        </w:numPr>
+        <w:spacing w:line="276" w:lineRule="auto"/>
+        <w:rPr>
+          <w:rFonts w:ascii="Arial" w:hAnsi="Arial" w:cs="Arial"/>
+          <w:b/>
+          <w:bCs/>
+        </w:rPr>
+      </w:pPr>
+      <w:r>
+        <w:rPr>
+          <w:rFonts w:ascii="Arial" w:hAnsi="Arial" w:cs="Arial"/>
+        </w:rPr>
+        <w:t>Historical Quiz Bee National Level Qualifier</w:t>
+      </w:r>
+    </w:p>
+    <w:p>
+      <w:pPr>
+        <w:pStyle w:val="ListParagraph"/>
+        <w:numPr>
+          <w:ilvl w:val="0"/>
+          <w:numId w:val="11"/>
+        </w:numPr>
+        <w:spacing w:line="276" w:lineRule="auto"/>
+        <w:rPr>
+          <w:rFonts w:ascii="Arial" w:hAnsi="Arial" w:cs="Arial"/>
+          <w:b/>
+          <w:bCs/>
+        </w:rPr>
+      </w:pPr>
+      <w:r>
+        <w:rPr>
+          <w:rFonts w:ascii="Arial" w:hAnsi="Arial" w:cs="Arial"/>
+        </w:rPr>
+        <w:t>Best in Science</w:t>
       </w:r>
     </w:p>
     <w:p>
@@ -4719,7 +4778,51 @@
         <w:rPr>
           <w:rFonts w:ascii="Arial" w:hAnsi="Arial" w:cs="Arial"/>
         </w:rPr>
-        <w:t>Science Quiz Bee Participant</w:t>
+        <w:t>Best</w:t>
+      </w:r>
+      <w:r>
+        <w:rPr>
+          <w:rFonts w:ascii="Arial" w:hAnsi="Arial" w:cs="Arial"/>
+        </w:rPr>
+        <w:t xml:space="preserve"> in Social Science</w:t>
+      </w:r>
+    </w:p>
+    <w:p>
+      <w:pPr>
+        <w:spacing w:line="240" w:lineRule="auto"/>
+        <w:rPr>
+          <w:rFonts w:ascii="Arial" w:hAnsi="Arial" w:cs="Arial"/>
+        </w:rPr>
+      </w:pPr>
+      <w:r>
+        <w:rPr>
+          <w:rFonts w:ascii="Arial" w:hAnsi="Arial" w:cs="Arial"/>
+        </w:rPr>
+        <w:t>A. Y. 2024</w:t>
+      </w:r>
+      <w:r>
+        <w:rPr>
+          <w:rFonts w:ascii="Arial" w:hAnsi="Arial" w:cs="Arial"/>
+        </w:rPr>
+        <w:t xml:space="preserve"> </w:t>
+      </w:r>
+      <w:r>
+        <w:rPr>
+          <w:rFonts w:ascii="Arial" w:hAnsi="Arial" w:cs="Arial"/>
+        </w:rPr>
+        <w:t>-</w:t>
+      </w:r>
+      <w:r>
+        <w:rPr>
+          <w:rFonts w:ascii="Arial" w:hAnsi="Arial" w:cs="Arial"/>
+        </w:rPr>
+        <w:t xml:space="preserve"> </w:t>
+      </w:r>
+      <w:r>
+        <w:rPr>
+          <w:rFonts w:ascii="Arial" w:hAnsi="Arial" w:cs="Arial"/>
+        </w:rPr>
+        <w:t>2025</w:t>
       </w:r>
     </w:p>
     <w:p>
@@ -4727,58 +4830,18 @@
         <w:pStyle w:val="ListParagraph"/>
         <w:numPr>
           <w:ilvl w:val="0"/>
-          <w:numId w:val="11"/>
+          <w:numId w:val="16"/>
         </w:numPr>
-        <w:spacing w:line="360" w:lineRule="auto"/>
-        <w:rPr>
-          <w:rFonts w:ascii="Arial" w:hAnsi="Arial" w:cs="Arial"/>
-          <w:b/>
-          <w:bCs/>
-        </w:rPr>
-      </w:pPr>
-      <w:r>
-        <w:rPr>
-          <w:rFonts w:ascii="Arial" w:hAnsi="Arial" w:cs="Arial"/>
-        </w:rPr>
-        <w:t>Historical Quiz Bee National Level Qualifier</w:t>
-      </w:r>
-    </w:p>
-    <w:p>
-      <w:pPr>
-        <w:spacing w:line="240" w:lineRule="auto"/>
-        <w:rPr>
-          <w:rFonts w:ascii="Arial" w:hAnsi="Arial" w:cs="Arial"/>
-        </w:rPr>
-      </w:pPr>
-      <w:r>
-        <w:rPr>
-          <w:rFonts w:ascii="Arial" w:hAnsi="Arial" w:cs="Arial"/>
-        </w:rPr>
-        <w:t>A. Y. 2024</w:t>
-      </w:r>
-      <w:r>
-        <w:rPr>
-          <w:rFonts w:ascii="Arial" w:hAnsi="Arial" w:cs="Arial"/>
-        </w:rPr>
-        <w:t xml:space="preserve"> </w:t>
-      </w:r>
-      <w:r>
-        <w:rPr>
-          <w:rFonts w:ascii="Arial" w:hAnsi="Arial" w:cs="Arial"/>
-        </w:rPr>
-        <w:t>-</w:t>
-      </w:r>
-      <w:r>
-        <w:rPr>
-          <w:rFonts w:ascii="Arial" w:hAnsi="Arial" w:cs="Arial"/>
-        </w:rPr>
-        <w:t xml:space="preserve"> </w:t>
-      </w:r>
-      <w:r>
-        <w:rPr>
-          <w:rFonts w:ascii="Arial" w:hAnsi="Arial" w:cs="Arial"/>
-        </w:rPr>
-        <w:t>2025</w:t>
+        <w:spacing w:line="276" w:lineRule="auto"/>
+        <w:rPr>
+          <w:rFonts w:ascii="Arial" w:hAnsi="Arial" w:cs="Arial"/>
+        </w:rPr>
+      </w:pPr>
+      <w:r>
+        <w:rPr>
+          <w:rFonts w:ascii="Arial" w:hAnsi="Arial" w:cs="Arial"/>
+        </w:rPr>
+        <w:t xml:space="preserve">With Honors </w:t>
       </w:r>
     </w:p>
     <w:p>
@@ -4786,20 +4849,32 @@
         <w:pStyle w:val="ListParagraph"/>
         <w:numPr>
           <w:ilvl w:val="0"/>
-          <w:numId w:val="6"/>
+          <w:numId w:val="16"/>
         </w:numPr>
-        <w:spacing w:line="360" w:lineRule="auto"/>
-        <w:rPr>
-          <w:rFonts w:ascii="Arial" w:hAnsi="Arial" w:cs="Arial"/>
-          <w:b/>
-          <w:bCs/>
-        </w:rPr>
-      </w:pPr>
-      <w:r>
-        <w:rPr>
-          <w:rFonts w:ascii="Arial" w:hAnsi="Arial" w:cs="Arial"/>
-        </w:rPr>
-        <w:t xml:space="preserve">With Honors </w:t>
+        <w:spacing w:line="276" w:lineRule="auto"/>
+        <w:rPr>
+          <w:rFonts w:ascii="Arial" w:hAnsi="Arial" w:cs="Arial"/>
+        </w:rPr>
+      </w:pPr>
+      <w:proofErr w:type="spellStart"/>
+      <w:r>
+        <w:rPr>
+          <w:rFonts w:ascii="Arial" w:hAnsi="Arial" w:cs="Arial"/>
+        </w:rPr>
+        <w:t>P</w:t>
+      </w:r>
+      <w:r>
+        <w:rPr>
+          <w:rFonts w:ascii="Arial" w:hAnsi="Arial" w:cs="Arial"/>
+        </w:rPr>
+        <w:t>opEd</w:t>
+      </w:r>
+      <w:proofErr w:type="spellEnd"/>
+      <w:r>
+        <w:rPr>
+          <w:rFonts w:ascii="Arial" w:hAnsi="Arial" w:cs="Arial"/>
+        </w:rPr>
+        <w:t xml:space="preserve"> Quiz Bee Participant</w:t>
       </w:r>
     </w:p>
     <w:p>
@@ -4807,34 +4882,42 @@
         <w:pStyle w:val="ListParagraph"/>
         <w:numPr>
           <w:ilvl w:val="0"/>
-          <w:numId w:val="6"/>
+          <w:numId w:val="16"/>
         </w:numPr>
-        <w:spacing w:line="360" w:lineRule="auto"/>
-        <w:rPr>
-          <w:rFonts w:ascii="Arial" w:hAnsi="Arial" w:cs="Arial"/>
-          <w:b/>
-          <w:bCs/>
-        </w:rPr>
-      </w:pPr>
-      <w:proofErr w:type="spellStart"/>
-      <w:r>
-        <w:rPr>
-          <w:rFonts w:ascii="Arial" w:hAnsi="Arial" w:cs="Arial"/>
-        </w:rPr>
-        <w:t>P</w:t>
-      </w:r>
-      <w:r>
-        <w:rPr>
-          <w:rFonts w:ascii="Arial" w:hAnsi="Arial" w:cs="Arial"/>
-        </w:rPr>
-        <w:t>opEd</w:t>
-      </w:r>
-      <w:proofErr w:type="spellEnd"/>
-      <w:r>
-        <w:rPr>
-          <w:rFonts w:ascii="Arial" w:hAnsi="Arial" w:cs="Arial"/>
-        </w:rPr>
-        <w:t xml:space="preserve"> Quiz Bee Participant</w:t>
+        <w:spacing w:line="276" w:lineRule="auto"/>
+        <w:rPr>
+          <w:rFonts w:ascii="Arial" w:hAnsi="Arial" w:cs="Arial"/>
+        </w:rPr>
+      </w:pPr>
+      <w:r>
+        <w:rPr>
+          <w:rFonts w:ascii="Arial" w:hAnsi="Arial" w:cs="Arial"/>
+        </w:rPr>
+        <w:t xml:space="preserve">DSPC TV Broadcasting </w:t>
+      </w:r>
+      <w:r>
+        <w:rPr>
+          <w:rFonts w:ascii="Arial" w:hAnsi="Arial" w:cs="Arial"/>
+        </w:rPr>
+        <w:t xml:space="preserve">– Technical Director </w:t>
+      </w:r>
+      <w:r>
+        <w:rPr>
+          <w:rFonts w:ascii="Arial" w:hAnsi="Arial" w:cs="Arial"/>
+        </w:rPr>
+        <w:t>–</w:t>
+      </w:r>
+      <w:r>
+        <w:rPr>
+          <w:rFonts w:ascii="Arial" w:hAnsi="Arial" w:cs="Arial"/>
+        </w:rPr>
+        <w:t xml:space="preserve"> </w:t>
+      </w:r>
+      <w:r>
+        <w:rPr>
+          <w:rFonts w:ascii="Arial" w:hAnsi="Arial" w:cs="Arial"/>
+        </w:rPr>
+        <w:t>Participant</w:t>
       </w:r>
     </w:p>
     <w:p>
@@ -4842,46 +4925,11 @@
         <w:pStyle w:val="ListParagraph"/>
         <w:numPr>
           <w:ilvl w:val="0"/>
-          <w:numId w:val="6"/>
+          <w:numId w:val="16"/>
         </w:numPr>
-        <w:spacing w:line="360" w:lineRule="auto"/>
-        <w:rPr>
-          <w:rFonts w:ascii="Arial" w:hAnsi="Arial" w:cs="Arial"/>
-          <w:b/>
-          <w:bCs/>
-        </w:rPr>
-      </w:pPr>
-      <w:r>
-        <w:rPr>
-          <w:rFonts w:ascii="Arial" w:hAnsi="Arial" w:cs="Arial"/>
-        </w:rPr>
-        <w:t xml:space="preserve">DSPC TV Broadcasting </w:t>
-      </w:r>
-      <w:r>
-        <w:rPr>
-          <w:rFonts w:ascii="Arial" w:hAnsi="Arial" w:cs="Arial"/>
-        </w:rPr>
-        <w:t xml:space="preserve">– Technical Director - </w:t>
-      </w:r>
-      <w:r>
-        <w:rPr>
-          <w:rFonts w:ascii="Arial" w:hAnsi="Arial" w:cs="Arial"/>
-        </w:rPr>
-        <w:t>Participant</w:t>
-      </w:r>
-    </w:p>
-    <w:p>
-      <w:pPr>
-        <w:pStyle w:val="ListParagraph"/>
-        <w:numPr>
-          <w:ilvl w:val="0"/>
-          <w:numId w:val="6"/>
-        </w:numPr>
-        <w:spacing w:line="360" w:lineRule="auto"/>
-        <w:rPr>
-          <w:rFonts w:ascii="Arial" w:hAnsi="Arial" w:cs="Arial"/>
-          <w:b/>
-          <w:bCs/>
+        <w:spacing w:line="240" w:lineRule="auto"/>
+        <w:rPr>
+          <w:rFonts w:ascii="Arial" w:hAnsi="Arial" w:cs="Arial"/>
         </w:rPr>
       </w:pPr>
       <w:r>
@@ -4889,6 +4937,12 @@
           <w:rFonts w:ascii="Arial" w:hAnsi="Arial" w:cs="Arial"/>
         </w:rPr>
         <w:t>Science Chant Making Champion</w:t>
+      </w:r>
+      <w:r>
+        <w:rPr>
+          <w:rFonts w:ascii="Arial" w:hAnsi="Arial" w:cs="Arial"/>
+        </w:rPr>
+        <w:t xml:space="preserve"> </w:t>
       </w:r>
       <w:r>
         <w:rPr>
@@ -4939,7 +4993,7 @@
                     </pic:cNvPicPr>
                   </pic:nvPicPr>
                   <pic:blipFill rotWithShape="1">
-                    <a:blip r:embed="rId11" cstate="print">
+                    <a:blip r:embed="rId12" cstate="print">
                       <a:extLst>
                         <a:ext uri="{28A0092B-C50C-407E-A947-70E740481C1C}">
                           <a14:useLocalDpi xmlns:a14="http://schemas.microsoft.com/office/drawing/2010/main" val="0"/>
@@ -5011,7 +5065,7 @@
                     </pic:cNvPicPr>
                   </pic:nvPicPr>
                   <pic:blipFill rotWithShape="1">
-                    <a:blip r:embed="rId12" cstate="print">
+                    <a:blip r:embed="rId13" cstate="print">
                       <a:extLst>
                         <a:ext uri="{28A0092B-C50C-407E-A947-70E740481C1C}">
                           <a14:useLocalDpi xmlns:a14="http://schemas.microsoft.com/office/drawing/2010/main" val="0"/>
@@ -6753,13 +6807,11 @@
         <w:pStyle w:val="ListParagraph"/>
         <w:numPr>
           <w:ilvl w:val="0"/>
-          <w:numId w:val="6"/>
+          <w:numId w:val="4"/>
         </w:numPr>
-        <w:spacing w:line="360" w:lineRule="auto"/>
-        <w:rPr>
-          <w:rFonts w:ascii="Arial" w:hAnsi="Arial" w:cs="Arial"/>
-          <w:b/>
-          <w:bCs/>
+        <w:spacing w:line="276" w:lineRule="auto"/>
+        <w:rPr>
+          <w:rFonts w:ascii="Arial" w:hAnsi="Arial" w:cs="Arial"/>
         </w:rPr>
       </w:pPr>
       <w:r>
@@ -6774,13 +6826,11 @@
         <w:pStyle w:val="ListParagraph"/>
         <w:numPr>
           <w:ilvl w:val="0"/>
-          <w:numId w:val="6"/>
+          <w:numId w:val="4"/>
         </w:numPr>
-        <w:spacing w:line="360" w:lineRule="auto"/>
-        <w:rPr>
-          <w:rFonts w:ascii="Arial" w:hAnsi="Arial" w:cs="Arial"/>
-          <w:b/>
-          <w:bCs/>
+        <w:spacing w:line="240" w:lineRule="auto"/>
+        <w:rPr>
+          <w:rFonts w:ascii="Arial" w:hAnsi="Arial" w:cs="Arial"/>
         </w:rPr>
       </w:pPr>
       <w:r>
@@ -6847,7 +6897,7 @@
                     </pic:cNvPicPr>
                   </pic:nvPicPr>
                   <pic:blipFill>
-                    <a:blip r:embed="rId13" cstate="print">
+                    <a:blip r:embed="rId14" cstate="print">
                       <a:extLst>
                         <a:ext uri="{28A0092B-C50C-407E-A947-70E740481C1C}">
                           <a14:useLocalDpi xmlns:a14="http://schemas.microsoft.com/office/drawing/2010/main" val="0"/>
@@ -6919,7 +6969,7 @@
                     </pic:cNvPicPr>
                   </pic:nvPicPr>
                   <pic:blipFill rotWithShape="1">
-                    <a:blip r:embed="rId14" cstate="print">
+                    <a:blip r:embed="rId15" cstate="print">
                       <a:extLst>
                         <a:ext uri="{28A0092B-C50C-407E-A947-70E740481C1C}">
                           <a14:useLocalDpi xmlns:a14="http://schemas.microsoft.com/office/drawing/2010/main" val="0"/>
@@ -8867,7 +8917,7 @@
           <w:ilvl w:val="0"/>
           <w:numId w:val="4"/>
         </w:numPr>
-        <w:spacing w:line="360" w:lineRule="auto"/>
+        <w:spacing w:line="276" w:lineRule="auto"/>
         <w:rPr>
           <w:rFonts w:ascii="Arial" w:hAnsi="Arial" w:cs="Arial"/>
         </w:rPr>
@@ -8949,9 +8999,9 @@
         <w:pStyle w:val="ListParagraph"/>
         <w:numPr>
           <w:ilvl w:val="0"/>
-          <w:numId w:val="6"/>
+          <w:numId w:val="15"/>
         </w:numPr>
-        <w:spacing w:line="360" w:lineRule="auto"/>
+        <w:spacing w:line="276" w:lineRule="auto"/>
         <w:rPr>
           <w:rFonts w:ascii="Arial" w:hAnsi="Arial" w:cs="Arial"/>
           <w:b/>
@@ -8976,9 +9026,9 @@
         <w:pStyle w:val="ListParagraph"/>
         <w:numPr>
           <w:ilvl w:val="0"/>
-          <w:numId w:val="6"/>
+          <w:numId w:val="15"/>
         </w:numPr>
-        <w:spacing w:line="360" w:lineRule="auto"/>
+        <w:spacing w:line="276" w:lineRule="auto"/>
         <w:rPr>
           <w:rFonts w:ascii="Arial" w:hAnsi="Arial" w:cs="Arial"/>
           <w:b/>
@@ -8993,7 +9043,7 @@
       </w:r>
     </w:p>
     <w:sectPr>
-      <w:headerReference w:type="default" r:id="rId15"/>
+      <w:headerReference w:type="default" r:id="rId16"/>
       <w:pgSz w:w="12240" w:h="15840"/>
       <w:pgMar w:top="1440" w:right="1440" w:bottom="1440" w:left="2160" w:header="706" w:footer="706" w:gutter="0"/>
       <w:cols w:space="708"/>
@@ -9056,49 +9106,12 @@
 
 <file path=word/header1.xml><?xml version="1.0" encoding="utf-8"?>
 <w:hdr xmlns:wpc="http://schemas.microsoft.com/office/word/2010/wordprocessingCanvas" xmlns:cx="http://schemas.microsoft.com/office/drawing/2014/chartex" xmlns:cx1="http://schemas.microsoft.com/office/drawing/2015/9/8/chartex" xmlns:cx2="http://schemas.microsoft.com/office/drawing/2015/10/21/chartex" xmlns:cx3="http://schemas.microsoft.com/office/drawing/2016/5/9/chartex" xmlns:cx4="http://schemas.microsoft.com/office/drawing/2016/5/10/chartex" xmlns:cx5="http://schemas.microsoft.com/office/drawing/2016/5/11/chartex" xmlns:cx6="http://schemas.microsoft.com/office/drawing/2016/5/12/chartex" xmlns:cx7="http://schemas.microsoft.com/office/drawing/2016/5/13/chartex" xmlns:cx8="http://schemas.microsoft.com/office/drawing/2016/5/14/chartex" xmlns:mc="http://schemas.openxmlformats.org/markup-compatibility/2006" xmlns:aink="http://schemas.microsoft.com/office/drawing/2016/ink" xmlns:am3d="http://schemas.microsoft.com/office/drawing/2017/model3d" xmlns:o="urn:schemas-microsoft-com:office:office" xmlns:oel="http://schemas.microsoft.com/office/2019/extlst" xmlns:r="http://schemas.openxmlformats.org/officeDocument/2006/relationships" xmlns:m="http://schemas.openxmlformats.org/officeDocument/2006/math" xmlns:v="urn:schemas-microsoft-com:vml" xmlns:wp14="http://schemas.microsoft.com/office/word/2010/wordprocessingDrawing" xmlns:wp="http://schemas.openxmlformats.org/drawingml/2006/wordprocessingDrawing" xmlns:w10="urn:schemas-microsoft-com:office:word" xmlns:w="http://schemas.openxmlformats.org/wordprocessingml/2006/main" xmlns:w14="http://schemas.microsoft.com/office/word/2010/wordml" xmlns:w15="http://schemas.microsoft.com/office/word/2012/wordml" xmlns:w16cex="http://schemas.microsoft.com/office/word/2018/wordml/cex" xmlns:w16cid="http://schemas.microsoft.com/office/word/2016/wordml/cid" xmlns:w16="http://schemas.microsoft.com/office/word/2018/wordml" xmlns:w16du="http://schemas.microsoft.com/office/word/2023/wordml/word16du" xmlns:w16sdtdh="http://schemas.microsoft.com/office/word/2020/wordml/sdtdatahash" xmlns:w16sdtfl="http://schemas.microsoft.com/office/word/2024/wordml/sdtformatlock" xmlns:w16se="http://schemas.microsoft.com/office/word/2015/wordml/symex" xmlns:wpg="http://schemas.microsoft.com/office/word/2010/wordprocessingGroup" xmlns:wpi="http://schemas.microsoft.com/office/word/2010/wordprocessingInk" xmlns:wne="http://schemas.microsoft.com/office/word/2006/wordml" xmlns:wps="http://schemas.microsoft.com/office/word/2010/wordprocessingShape" mc:Ignorable="w14 w15 w16se w16cid w16 w16cex w16sdtdh w16sdtfl w16du wp14">
-  <w:sdt>
-    <w:sdtPr>
-      <w:id w:val="1373734080"/>
-      <w:docPartObj>
-        <w:docPartGallery w:val="Page Numbers (Top of Page)"/>
-        <w:docPartUnique/>
-      </w:docPartObj>
-    </w:sdtPr>
-    <w:sdtEndPr>
-      <w:rPr>
-        <w:noProof/>
-      </w:rPr>
-    </w:sdtEndPr>
-    <w:sdtContent>
-      <w:p>
-        <w:pPr>
-          <w:pStyle w:val="Header"/>
-          <w:jc w:val="right"/>
-        </w:pPr>
-        <w:r>
-          <w:fldChar w:fldCharType="begin"/>
-        </w:r>
-        <w:r>
-          <w:instrText xml:space="preserve"> PAGE   \* MERGEFORMAT </w:instrText>
-        </w:r>
-        <w:r>
-          <w:fldChar w:fldCharType="separate"/>
-        </w:r>
-        <w:r>
-          <w:rPr>
-            <w:noProof/>
-          </w:rPr>
-          <w:t>2</w:t>
-        </w:r>
-        <w:r>
-          <w:rPr>
-            <w:noProof/>
-          </w:rPr>
-          <w:fldChar w:fldCharType="end"/>
-        </w:r>
-      </w:p>
-    </w:sdtContent>
-  </w:sdt>
+  <w:p>
+    <w:pPr>
+      <w:pStyle w:val="Header"/>
+      <w:ind w:right="480"/>
+    </w:pPr>
+  </w:p>
   <w:p>
     <w:pPr>
       <w:pStyle w:val="Header"/>
@@ -9223,9 +9236,9 @@
     </w:lvl>
   </w:abstractNum>
   <w:abstractNum w:abstractNumId="1" w15:restartNumberingAfterBreak="0">
-    <w:nsid w:val="07556728"/>
+    <w:nsid w:val="058D22A3"/>
     <w:multiLevelType w:val="hybridMultilevel"/>
-    <w:tmpl w:val="9028B3F2"/>
+    <w:tmpl w:val="E146D9D8"/>
     <w:lvl w:ilvl="0" w:tplc="34090001">
       <w:start w:val="1"/>
       <w:numFmt w:val="bullet"/>
@@ -9238,7 +9251,7 @@
         <w:rFonts w:ascii="Symbol" w:hAnsi="Symbol" w:hint="default"/>
       </w:rPr>
     </w:lvl>
-    <w:lvl w:ilvl="1" w:tplc="34090003" w:tentative="1">
+    <w:lvl w:ilvl="1" w:tplc="04090003" w:tentative="1">
       <w:start w:val="1"/>
       <w:numFmt w:val="bullet"/>
       <w:lvlText w:val="o"/>
@@ -9250,7 +9263,7 @@
         <w:rFonts w:ascii="Courier New" w:hAnsi="Courier New" w:cs="Courier New" w:hint="default"/>
       </w:rPr>
     </w:lvl>
-    <w:lvl w:ilvl="2" w:tplc="34090005" w:tentative="1">
+    <w:lvl w:ilvl="2" w:tplc="04090005" w:tentative="1">
       <w:start w:val="1"/>
       <w:numFmt w:val="bullet"/>
       <w:lvlText w:val=""/>
@@ -9262,7 +9275,7 @@
         <w:rFonts w:ascii="Wingdings" w:hAnsi="Wingdings" w:hint="default"/>
       </w:rPr>
     </w:lvl>
-    <w:lvl w:ilvl="3" w:tplc="34090001" w:tentative="1">
+    <w:lvl w:ilvl="3" w:tplc="04090001" w:tentative="1">
       <w:start w:val="1"/>
       <w:numFmt w:val="bullet"/>
       <w:lvlText w:val=""/>
@@ -9274,7 +9287,7 @@
         <w:rFonts w:ascii="Symbol" w:hAnsi="Symbol" w:hint="default"/>
       </w:rPr>
     </w:lvl>
-    <w:lvl w:ilvl="4" w:tplc="34090003" w:tentative="1">
+    <w:lvl w:ilvl="4" w:tplc="04090003" w:tentative="1">
       <w:start w:val="1"/>
       <w:numFmt w:val="bullet"/>
       <w:lvlText w:val="o"/>
@@ -9286,7 +9299,7 @@
         <w:rFonts w:ascii="Courier New" w:hAnsi="Courier New" w:cs="Courier New" w:hint="default"/>
       </w:rPr>
     </w:lvl>
-    <w:lvl w:ilvl="5" w:tplc="34090005" w:tentative="1">
+    <w:lvl w:ilvl="5" w:tplc="04090005" w:tentative="1">
       <w:start w:val="1"/>
       <w:numFmt w:val="bullet"/>
       <w:lvlText w:val=""/>
@@ -9298,7 +9311,7 @@
         <w:rFonts w:ascii="Wingdings" w:hAnsi="Wingdings" w:hint="default"/>
       </w:rPr>
     </w:lvl>
-    <w:lvl w:ilvl="6" w:tplc="34090001" w:tentative="1">
+    <w:lvl w:ilvl="6" w:tplc="04090001" w:tentative="1">
       <w:start w:val="1"/>
       <w:numFmt w:val="bullet"/>
       <w:lvlText w:val=""/>
@@ -9310,7 +9323,7 @@
         <w:rFonts w:ascii="Symbol" w:hAnsi="Symbol" w:hint="default"/>
       </w:rPr>
     </w:lvl>
-    <w:lvl w:ilvl="7" w:tplc="34090003" w:tentative="1">
+    <w:lvl w:ilvl="7" w:tplc="04090003" w:tentative="1">
       <w:start w:val="1"/>
       <w:numFmt w:val="bullet"/>
       <w:lvlText w:val="o"/>
@@ -9322,7 +9335,7 @@
         <w:rFonts w:ascii="Courier New" w:hAnsi="Courier New" w:cs="Courier New" w:hint="default"/>
       </w:rPr>
     </w:lvl>
-    <w:lvl w:ilvl="8" w:tplc="34090005" w:tentative="1">
+    <w:lvl w:ilvl="8" w:tplc="04090005" w:tentative="1">
       <w:start w:val="1"/>
       <w:numFmt w:val="bullet"/>
       <w:lvlText w:val=""/>
@@ -9336,6 +9349,119 @@
     </w:lvl>
   </w:abstractNum>
   <w:abstractNum w:abstractNumId="2" w15:restartNumberingAfterBreak="0">
+    <w:nsid w:val="07556728"/>
+    <w:multiLevelType w:val="hybridMultilevel"/>
+    <w:tmpl w:val="9F5AB68C"/>
+    <w:lvl w:ilvl="0" w:tplc="34090001">
+      <w:start w:val="1"/>
+      <w:numFmt w:val="bullet"/>
+      <w:lvlText w:val=""/>
+      <w:lvlJc w:val="left"/>
+      <w:pPr>
+        <w:ind w:left="720" w:hanging="360"/>
+      </w:pPr>
+      <w:rPr>
+        <w:rFonts w:ascii="Symbol" w:hAnsi="Symbol" w:hint="default"/>
+      </w:rPr>
+    </w:lvl>
+    <w:lvl w:ilvl="1" w:tplc="34090003" w:tentative="1">
+      <w:start w:val="1"/>
+      <w:numFmt w:val="bullet"/>
+      <w:lvlText w:val="o"/>
+      <w:lvlJc w:val="left"/>
+      <w:pPr>
+        <w:ind w:left="1440" w:hanging="360"/>
+      </w:pPr>
+      <w:rPr>
+        <w:rFonts w:ascii="Courier New" w:hAnsi="Courier New" w:cs="Courier New" w:hint="default"/>
+      </w:rPr>
+    </w:lvl>
+    <w:lvl w:ilvl="2" w:tplc="34090005" w:tentative="1">
+      <w:start w:val="1"/>
+      <w:numFmt w:val="bullet"/>
+      <w:lvlText w:val=""/>
+      <w:lvlJc w:val="left"/>
+      <w:pPr>
+        <w:ind w:left="2160" w:hanging="360"/>
+      </w:pPr>
+      <w:rPr>
+        <w:rFonts w:ascii="Wingdings" w:hAnsi="Wingdings" w:hint="default"/>
+      </w:rPr>
+    </w:lvl>
+    <w:lvl w:ilvl="3" w:tplc="34090001" w:tentative="1">
+      <w:start w:val="1"/>
+      <w:numFmt w:val="bullet"/>
+      <w:lvlText w:val=""/>
+      <w:lvlJc w:val="left"/>
+      <w:pPr>
+        <w:ind w:left="2880" w:hanging="360"/>
+      </w:pPr>
+      <w:rPr>
+        <w:rFonts w:ascii="Symbol" w:hAnsi="Symbol" w:hint="default"/>
+      </w:rPr>
+    </w:lvl>
+    <w:lvl w:ilvl="4" w:tplc="34090003" w:tentative="1">
+      <w:start w:val="1"/>
+      <w:numFmt w:val="bullet"/>
+      <w:lvlText w:val="o"/>
+      <w:lvlJc w:val="left"/>
+      <w:pPr>
+        <w:ind w:left="3600" w:hanging="360"/>
+      </w:pPr>
+      <w:rPr>
+        <w:rFonts w:ascii="Courier New" w:hAnsi="Courier New" w:cs="Courier New" w:hint="default"/>
+      </w:rPr>
+    </w:lvl>
+    <w:lvl w:ilvl="5" w:tplc="34090005" w:tentative="1">
+      <w:start w:val="1"/>
+      <w:numFmt w:val="bullet"/>
+      <w:lvlText w:val=""/>
+      <w:lvlJc w:val="left"/>
+      <w:pPr>
+        <w:ind w:left="4320" w:hanging="360"/>
+      </w:pPr>
+      <w:rPr>
+        <w:rFonts w:ascii="Wingdings" w:hAnsi="Wingdings" w:hint="default"/>
+      </w:rPr>
+    </w:lvl>
+    <w:lvl w:ilvl="6" w:tplc="34090001" w:tentative="1">
+      <w:start w:val="1"/>
+      <w:numFmt w:val="bullet"/>
+      <w:lvlText w:val=""/>
+      <w:lvlJc w:val="left"/>
+      <w:pPr>
+        <w:ind w:left="5040" w:hanging="360"/>
+      </w:pPr>
+      <w:rPr>
+        <w:rFonts w:ascii="Symbol" w:hAnsi="Symbol" w:hint="default"/>
+      </w:rPr>
+    </w:lvl>
+    <w:lvl w:ilvl="7" w:tplc="34090003" w:tentative="1">
+      <w:start w:val="1"/>
+      <w:numFmt w:val="bullet"/>
+      <w:lvlText w:val="o"/>
+      <w:lvlJc w:val="left"/>
+      <w:pPr>
+        <w:ind w:left="5760" w:hanging="360"/>
+      </w:pPr>
+      <w:rPr>
+        <w:rFonts w:ascii="Courier New" w:hAnsi="Courier New" w:cs="Courier New" w:hint="default"/>
+      </w:rPr>
+    </w:lvl>
+    <w:lvl w:ilvl="8" w:tplc="34090005" w:tentative="1">
+      <w:start w:val="1"/>
+      <w:numFmt w:val="bullet"/>
+      <w:lvlText w:val=""/>
+      <w:lvlJc w:val="left"/>
+      <w:pPr>
+        <w:ind w:left="6480" w:hanging="360"/>
+      </w:pPr>
+      <w:rPr>
+        <w:rFonts w:ascii="Wingdings" w:hAnsi="Wingdings" w:hint="default"/>
+      </w:rPr>
+    </w:lvl>
+  </w:abstractNum>
+  <w:abstractNum w:abstractNumId="3" w15:restartNumberingAfterBreak="0">
     <w:nsid w:val="153B225E"/>
     <w:multiLevelType w:val="hybridMultilevel"/>
     <w:tmpl w:val="5268C394"/>
@@ -9448,7 +9574,7 @@
       </w:rPr>
     </w:lvl>
   </w:abstractNum>
-  <w:abstractNum w:abstractNumId="3" w15:restartNumberingAfterBreak="0">
+  <w:abstractNum w:abstractNumId="4" w15:restartNumberingAfterBreak="0">
     <w:nsid w:val="16846E9A"/>
     <w:multiLevelType w:val="hybridMultilevel"/>
     <w:tmpl w:val="AE0EE82E"/>
@@ -9537,7 +9663,7 @@
       </w:pPr>
     </w:lvl>
   </w:abstractNum>
-  <w:abstractNum w:abstractNumId="4" w15:restartNumberingAfterBreak="0">
+  <w:abstractNum w:abstractNumId="5" w15:restartNumberingAfterBreak="0">
     <w:nsid w:val="20E1150C"/>
     <w:multiLevelType w:val="hybridMultilevel"/>
     <w:tmpl w:val="DCFEAFFE"/>
@@ -9626,7 +9752,120 @@
       </w:pPr>
     </w:lvl>
   </w:abstractNum>
-  <w:abstractNum w:abstractNumId="5" w15:restartNumberingAfterBreak="0">
+  <w:abstractNum w:abstractNumId="6" w15:restartNumberingAfterBreak="0">
+    <w:nsid w:val="43A565A4"/>
+    <w:multiLevelType w:val="hybridMultilevel"/>
+    <w:tmpl w:val="2932EEDC"/>
+    <w:lvl w:ilvl="0" w:tplc="34090001">
+      <w:start w:val="1"/>
+      <w:numFmt w:val="bullet"/>
+      <w:lvlText w:val=""/>
+      <w:lvlJc w:val="left"/>
+      <w:pPr>
+        <w:ind w:left="720" w:hanging="360"/>
+      </w:pPr>
+      <w:rPr>
+        <w:rFonts w:ascii="Symbol" w:hAnsi="Symbol" w:hint="default"/>
+      </w:rPr>
+    </w:lvl>
+    <w:lvl w:ilvl="1" w:tplc="04090003" w:tentative="1">
+      <w:start w:val="1"/>
+      <w:numFmt w:val="bullet"/>
+      <w:lvlText w:val="o"/>
+      <w:lvlJc w:val="left"/>
+      <w:pPr>
+        <w:ind w:left="1440" w:hanging="360"/>
+      </w:pPr>
+      <w:rPr>
+        <w:rFonts w:ascii="Courier New" w:hAnsi="Courier New" w:cs="Courier New" w:hint="default"/>
+      </w:rPr>
+    </w:lvl>
+    <w:lvl w:ilvl="2" w:tplc="04090005" w:tentative="1">
+      <w:start w:val="1"/>
+      <w:numFmt w:val="bullet"/>
+      <w:lvlText w:val=""/>
+      <w:lvlJc w:val="left"/>
+      <w:pPr>
+        <w:ind w:left="2160" w:hanging="360"/>
+      </w:pPr>
+      <w:rPr>
+        <w:rFonts w:ascii="Wingdings" w:hAnsi="Wingdings" w:hint="default"/>
+      </w:rPr>
+    </w:lvl>
+    <w:lvl w:ilvl="3" w:tplc="04090001" w:tentative="1">
+      <w:start w:val="1"/>
+      <w:numFmt w:val="bullet"/>
+      <w:lvlText w:val=""/>
+      <w:lvlJc w:val="left"/>
+      <w:pPr>
+        <w:ind w:left="2880" w:hanging="360"/>
+      </w:pPr>
+      <w:rPr>
+        <w:rFonts w:ascii="Symbol" w:hAnsi="Symbol" w:hint="default"/>
+      </w:rPr>
+    </w:lvl>
+    <w:lvl w:ilvl="4" w:tplc="04090003" w:tentative="1">
+      <w:start w:val="1"/>
+      <w:numFmt w:val="bullet"/>
+      <w:lvlText w:val="o"/>
+      <w:lvlJc w:val="left"/>
+      <w:pPr>
+        <w:ind w:left="3600" w:hanging="360"/>
+      </w:pPr>
+      <w:rPr>
+        <w:rFonts w:ascii="Courier New" w:hAnsi="Courier New" w:cs="Courier New" w:hint="default"/>
+      </w:rPr>
+    </w:lvl>
+    <w:lvl w:ilvl="5" w:tplc="04090005" w:tentative="1">
+      <w:start w:val="1"/>
+      <w:numFmt w:val="bullet"/>
+      <w:lvlText w:val=""/>
+      <w:lvlJc w:val="left"/>
+      <w:pPr>
+        <w:ind w:left="4320" w:hanging="360"/>
+      </w:pPr>
+      <w:rPr>
+        <w:rFonts w:ascii="Wingdings" w:hAnsi="Wingdings" w:hint="default"/>
+      </w:rPr>
+    </w:lvl>
+    <w:lvl w:ilvl="6" w:tplc="04090001" w:tentative="1">
+      <w:start w:val="1"/>
+      <w:numFmt w:val="bullet"/>
+      <w:lvlText w:val=""/>
+      <w:lvlJc w:val="left"/>
+      <w:pPr>
+        <w:ind w:left="5040" w:hanging="360"/>
+      </w:pPr>
+      <w:rPr>
+        <w:rFonts w:ascii="Symbol" w:hAnsi="Symbol" w:hint="default"/>
+      </w:rPr>
+    </w:lvl>
+    <w:lvl w:ilvl="7" w:tplc="04090003" w:tentative="1">
+      <w:start w:val="1"/>
+      <w:numFmt w:val="bullet"/>
+      <w:lvlText w:val="o"/>
+      <w:lvlJc w:val="left"/>
+      <w:pPr>
+        <w:ind w:left="5760" w:hanging="360"/>
+      </w:pPr>
+      <w:rPr>
+        <w:rFonts w:ascii="Courier New" w:hAnsi="Courier New" w:cs="Courier New" w:hint="default"/>
+      </w:rPr>
+    </w:lvl>
+    <w:lvl w:ilvl="8" w:tplc="04090005" w:tentative="1">
+      <w:start w:val="1"/>
+      <w:numFmt w:val="bullet"/>
+      <w:lvlText w:val=""/>
+      <w:lvlJc w:val="left"/>
+      <w:pPr>
+        <w:ind w:left="6480" w:hanging="360"/>
+      </w:pPr>
+      <w:rPr>
+        <w:rFonts w:ascii="Wingdings" w:hAnsi="Wingdings" w:hint="default"/>
+      </w:rPr>
+    </w:lvl>
+  </w:abstractNum>
+  <w:abstractNum w:abstractNumId="7" w15:restartNumberingAfterBreak="0">
     <w:nsid w:val="4C192985"/>
     <w:multiLevelType w:val="hybridMultilevel"/>
     <w:tmpl w:val="AE0EE82E"/>
@@ -9715,7 +9954,7 @@
       </w:pPr>
     </w:lvl>
   </w:abstractNum>
-  <w:abstractNum w:abstractNumId="6" w15:restartNumberingAfterBreak="0">
+  <w:abstractNum w:abstractNumId="8" w15:restartNumberingAfterBreak="0">
     <w:nsid w:val="4E65476E"/>
     <w:multiLevelType w:val="hybridMultilevel"/>
     <w:tmpl w:val="1E3C6956"/>
@@ -9828,7 +10067,7 @@
       </w:rPr>
     </w:lvl>
   </w:abstractNum>
-  <w:abstractNum w:abstractNumId="7" w15:restartNumberingAfterBreak="0">
+  <w:abstractNum w:abstractNumId="9" w15:restartNumberingAfterBreak="0">
     <w:nsid w:val="5F0871B1"/>
     <w:multiLevelType w:val="hybridMultilevel"/>
     <w:tmpl w:val="34B8E8DA"/>
@@ -9917,7 +10156,7 @@
       </w:pPr>
     </w:lvl>
   </w:abstractNum>
-  <w:abstractNum w:abstractNumId="8" w15:restartNumberingAfterBreak="0">
+  <w:abstractNum w:abstractNumId="10" w15:restartNumberingAfterBreak="0">
     <w:nsid w:val="61942EA0"/>
     <w:multiLevelType w:val="hybridMultilevel"/>
     <w:tmpl w:val="C3BE0BE4"/>
@@ -10030,7 +10269,7 @@
       </w:rPr>
     </w:lvl>
   </w:abstractNum>
-  <w:abstractNum w:abstractNumId="9" w15:restartNumberingAfterBreak="0">
+  <w:abstractNum w:abstractNumId="11" w15:restartNumberingAfterBreak="0">
     <w:nsid w:val="6C3E5484"/>
     <w:multiLevelType w:val="hybridMultilevel"/>
     <w:tmpl w:val="8750675E"/>
@@ -10143,7 +10382,7 @@
       </w:rPr>
     </w:lvl>
   </w:abstractNum>
-  <w:abstractNum w:abstractNumId="10" w15:restartNumberingAfterBreak="0">
+  <w:abstractNum w:abstractNumId="12" w15:restartNumberingAfterBreak="0">
     <w:nsid w:val="6D151451"/>
     <w:multiLevelType w:val="hybridMultilevel"/>
     <w:tmpl w:val="366A0D1E"/>
@@ -10232,7 +10471,7 @@
       </w:pPr>
     </w:lvl>
   </w:abstractNum>
-  <w:abstractNum w:abstractNumId="11" w15:restartNumberingAfterBreak="0">
+  <w:abstractNum w:abstractNumId="13" w15:restartNumberingAfterBreak="0">
     <w:nsid w:val="6FF4308D"/>
     <w:multiLevelType w:val="hybridMultilevel"/>
     <w:tmpl w:val="FCDC2A30"/>
@@ -10321,7 +10560,7 @@
       </w:pPr>
     </w:lvl>
   </w:abstractNum>
-  <w:abstractNum w:abstractNumId="12" w15:restartNumberingAfterBreak="0">
+  <w:abstractNum w:abstractNumId="14" w15:restartNumberingAfterBreak="0">
     <w:nsid w:val="73A42B39"/>
     <w:multiLevelType w:val="hybridMultilevel"/>
     <w:tmpl w:val="AE0EE82E"/>
@@ -10410,7 +10649,7 @@
       </w:pPr>
     </w:lvl>
   </w:abstractNum>
-  <w:abstractNum w:abstractNumId="13" w15:restartNumberingAfterBreak="0">
+  <w:abstractNum w:abstractNumId="15" w15:restartNumberingAfterBreak="0">
     <w:nsid w:val="7E9733D5"/>
     <w:multiLevelType w:val="hybridMultilevel"/>
     <w:tmpl w:val="8AAA464E"/>
@@ -10500,46 +10739,52 @@
     </w:lvl>
   </w:abstractNum>
   <w:num w:numId="1" w16cid:durableId="657002149">
-    <w:abstractNumId w:val="3"/>
+    <w:abstractNumId w:val="4"/>
   </w:num>
   <w:num w:numId="2" w16cid:durableId="430704839">
+    <w:abstractNumId w:val="12"/>
+  </w:num>
+  <w:num w:numId="3" w16cid:durableId="2131583387">
+    <w:abstractNumId w:val="13"/>
+  </w:num>
+  <w:num w:numId="4" w16cid:durableId="1855606121">
+    <w:abstractNumId w:val="2"/>
+  </w:num>
+  <w:num w:numId="5" w16cid:durableId="268583320">
+    <w:abstractNumId w:val="7"/>
+  </w:num>
+  <w:num w:numId="6" w16cid:durableId="494877351">
     <w:abstractNumId w:val="10"/>
   </w:num>
-  <w:num w:numId="3" w16cid:durableId="2131583387">
-    <w:abstractNumId w:val="11"/>
+  <w:num w:numId="7" w16cid:durableId="1422873505">
+    <w:abstractNumId w:val="14"/>
   </w:num>
-  <w:num w:numId="4" w16cid:durableId="1855606121">
-    <w:abstractNumId w:val="1"/>
-  </w:num>
-  <w:num w:numId="5" w16cid:durableId="268583320">
-    <w:abstractNumId w:val="5"/>
-  </w:num>
-  <w:num w:numId="6" w16cid:durableId="494877351">
+  <w:num w:numId="8" w16cid:durableId="1200361964">
     <w:abstractNumId w:val="8"/>
   </w:num>
-  <w:num w:numId="7" w16cid:durableId="1422873505">
-    <w:abstractNumId w:val="12"/>
-  </w:num>
-  <w:num w:numId="8" w16cid:durableId="1200361964">
-    <w:abstractNumId w:val="6"/>
-  </w:num>
   <w:num w:numId="9" w16cid:durableId="741215432">
-    <w:abstractNumId w:val="2"/>
+    <w:abstractNumId w:val="3"/>
   </w:num>
   <w:num w:numId="10" w16cid:durableId="524710309">
     <w:abstractNumId w:val="0"/>
   </w:num>
   <w:num w:numId="11" w16cid:durableId="1335766795">
+    <w:abstractNumId w:val="11"/>
+  </w:num>
+  <w:num w:numId="12" w16cid:durableId="477504484">
     <w:abstractNumId w:val="9"/>
   </w:num>
-  <w:num w:numId="12" w16cid:durableId="477504484">
-    <w:abstractNumId w:val="7"/>
-  </w:num>
   <w:num w:numId="13" w16cid:durableId="1331375472">
-    <w:abstractNumId w:val="4"/>
+    <w:abstractNumId w:val="5"/>
   </w:num>
   <w:num w:numId="14" w16cid:durableId="1625842475">
-    <w:abstractNumId w:val="13"/>
+    <w:abstractNumId w:val="15"/>
+  </w:num>
+  <w:num w:numId="15" w16cid:durableId="1803500579">
+    <w:abstractNumId w:val="6"/>
+  </w:num>
+  <w:num w:numId="16" w16cid:durableId="1834686294">
+    <w:abstractNumId w:val="1"/>
   </w:num>
 </w:numbering>
 </file>
@@ -11509,6 +11754,28 @@
       <w:shd w:val="clear" w:color="auto" w:fill="E1DFDD"/>
     </w:rPr>
   </w:style>
+  <w:style w:type="paragraph" w:styleId="Footer">
+    <w:name w:val="footer"/>
+    <w:basedOn w:val="Normal"/>
+    <w:link w:val="FooterChar"/>
+    <w:uiPriority w:val="99"/>
+    <w:unhideWhenUsed/>
+    <w:rsid w:val="00722B4C"/>
+    <w:pPr>
+      <w:tabs>
+        <w:tab w:val="center" w:pos="4419"/>
+        <w:tab w:val="right" w:pos="8838"/>
+      </w:tabs>
+      <w:spacing w:after="0" w:line="240" w:lineRule="auto"/>
+    </w:pPr>
+  </w:style>
+  <w:style w:type="character" w:customStyle="1" w:styleId="FooterChar">
+    <w:name w:val="Footer Char"/>
+    <w:basedOn w:val="DefaultParagraphFont"/>
+    <w:link w:val="Footer"/>
+    <w:uiPriority w:val="99"/>
+    <w:rsid w:val="00722B4C"/>
+  </w:style>
 </w:styles>
 </file>
 
@@ -11805,4 +12072,16 @@
     </a:ext>
   </a:extLst>
 </a:theme>
+</file>
+
+<file path=customXml/item1.xml><?xml version="1.0" encoding="utf-8"?>
+<b:Sources xmlns:b="http://schemas.openxmlformats.org/officeDocument/2006/bibliography" xmlns="http://schemas.openxmlformats.org/officeDocument/2006/bibliography" SelectedStyle="\APASixthEditionOfficeOnline.xsl" StyleName="APA" Version="6"/>
+</file>
+
+<file path=customXml/itemProps1.xml><?xml version="1.0" encoding="utf-8"?>
+<ds:datastoreItem xmlns:ds="http://schemas.openxmlformats.org/officeDocument/2006/customXml" ds:itemID="{E56D3AF7-F596-4692-A843-BAF544D41AB3}">
+  <ds:schemaRefs>
+    <ds:schemaRef ds:uri="http://schemas.openxmlformats.org/officeDocument/2006/bibliography"/>
+  </ds:schemaRefs>
+</ds:datastoreItem>
 </file>
--- a/SHS/CURRICULUM VITAE.docx
+++ b/SHS/CURRICULUM VITAE.docx
@@ -30,13 +30,13 @@
           <w:noProof/>
         </w:rPr>
         <w:drawing>
-          <wp:anchor distT="0" distB="0" distL="114300" distR="114300" simplePos="0" relativeHeight="251664384" behindDoc="1" locked="0" layoutInCell="1" allowOverlap="1" wp14:anchorId="54CA4BAE" wp14:editId="49BDE556">
+          <wp:anchor distT="0" distB="0" distL="114300" distR="114300" simplePos="0" relativeHeight="251664384" behindDoc="1" locked="0" layoutInCell="1" allowOverlap="1" wp14:anchorId="54CA4BAE" wp14:editId="741A044B">
             <wp:simplePos x="0" y="0"/>
             <wp:positionH relativeFrom="margin">
-              <wp:posOffset>3828415</wp:posOffset>
+              <wp:posOffset>3826042</wp:posOffset>
             </wp:positionH>
             <wp:positionV relativeFrom="margin">
-              <wp:posOffset>198755</wp:posOffset>
+              <wp:posOffset>200526</wp:posOffset>
             </wp:positionV>
             <wp:extent cx="1439545" cy="1439545"/>
             <wp:effectExtent l="0" t="0" r="8255" b="8255"/>
@@ -62,7 +62,7 @@
                         </a:ext>
                       </a:extLst>
                     </a:blip>
-                    <a:srcRect l="17491" t="14051" r="13670" b="17110"/>
+                    <a:srcRect l="190" t="5256" r="-190" b="23340"/>
                     <a:stretch>
                       <a:fillRect/>
                     </a:stretch>
@@ -2147,13 +2147,13 @@
         </w:rPr>
         <w:lastRenderedPageBreak/>
         <w:drawing>
-          <wp:anchor distT="0" distB="0" distL="114300" distR="114300" simplePos="0" relativeHeight="251665408" behindDoc="0" locked="0" layoutInCell="1" allowOverlap="1" wp14:anchorId="11F7DC81" wp14:editId="2634917B">
+          <wp:anchor distT="0" distB="0" distL="114300" distR="114300" simplePos="0" relativeHeight="251665408" behindDoc="0" locked="0" layoutInCell="1" allowOverlap="1" wp14:anchorId="11F7DC81" wp14:editId="16A286CC">
             <wp:simplePos x="0" y="0"/>
             <wp:positionH relativeFrom="column">
-              <wp:posOffset>3828415</wp:posOffset>
+              <wp:posOffset>3828197</wp:posOffset>
             </wp:positionH>
             <wp:positionV relativeFrom="paragraph">
-              <wp:posOffset>-175260</wp:posOffset>
+              <wp:posOffset>-177421</wp:posOffset>
             </wp:positionV>
             <wp:extent cx="1439545" cy="1439545"/>
             <wp:effectExtent l="0" t="0" r="8255" b="8255"/>
@@ -2179,7 +2179,7 @@
                         </a:ext>
                       </a:extLst>
                     </a:blip>
-                    <a:srcRect l="10044" r="10898" b="20941"/>
+                    <a:srcRect t="2777" b="25799"/>
                     <a:stretch>
                       <a:fillRect/>
                     </a:stretch>
@@ -4757,7 +4757,13 @@
         <w:rPr>
           <w:rFonts w:ascii="Arial" w:hAnsi="Arial" w:cs="Arial"/>
         </w:rPr>
-        <w:t>Best in Science</w:t>
+        <w:t>Academic Excellence</w:t>
+      </w:r>
+      <w:r>
+        <w:rPr>
+          <w:rFonts w:ascii="Arial" w:hAnsi="Arial" w:cs="Arial"/>
+        </w:rPr>
+        <w:t xml:space="preserve"> in Science</w:t>
       </w:r>
     </w:p>
     <w:p>
@@ -4778,13 +4784,13 @@
         <w:rPr>
           <w:rFonts w:ascii="Arial" w:hAnsi="Arial" w:cs="Arial"/>
         </w:rPr>
-        <w:t>Best</w:t>
-      </w:r>
-      <w:r>
-        <w:rPr>
-          <w:rFonts w:ascii="Arial" w:hAnsi="Arial" w:cs="Arial"/>
-        </w:rPr>
-        <w:t xml:space="preserve"> in Social Science</w:t>
+        <w:t xml:space="preserve">Academic Excellence </w:t>
+      </w:r>
+      <w:r>
+        <w:rPr>
+          <w:rFonts w:ascii="Arial" w:hAnsi="Arial" w:cs="Arial"/>
+        </w:rPr>
+        <w:t>in Social Science</w:t>
       </w:r>
     </w:p>
     <w:p>
@@ -4968,13 +4974,13 @@
         </w:rPr>
         <w:lastRenderedPageBreak/>
         <w:drawing>
-          <wp:anchor distT="0" distB="0" distL="114300" distR="114300" simplePos="0" relativeHeight="251666432" behindDoc="0" locked="0" layoutInCell="1" allowOverlap="1" wp14:anchorId="09915E5B" wp14:editId="1FF21C4E">
+          <wp:anchor distT="0" distB="0" distL="114300" distR="114300" simplePos="0" relativeHeight="251666432" behindDoc="0" locked="0" layoutInCell="1" allowOverlap="1" wp14:anchorId="09915E5B" wp14:editId="35659F71">
             <wp:simplePos x="0" y="0"/>
             <wp:positionH relativeFrom="margin">
-              <wp:posOffset>3867785</wp:posOffset>
+              <wp:posOffset>3870183</wp:posOffset>
             </wp:positionH>
             <wp:positionV relativeFrom="paragraph">
-              <wp:posOffset>-175260</wp:posOffset>
+              <wp:posOffset>-174726</wp:posOffset>
             </wp:positionV>
             <wp:extent cx="1439545" cy="1439545"/>
             <wp:effectExtent l="0" t="0" r="8255" b="8255"/>
@@ -5000,7 +5006,7 @@
                         </a:ext>
                       </a:extLst>
                     </a:blip>
-                    <a:srcRect l="8252" r="3862" b="19596"/>
+                    <a:srcRect l="246" t="3191" r="-246" b="25357"/>
                     <a:stretch>
                       <a:fillRect/>
                     </a:stretch>
@@ -6872,18 +6878,18 @@
         </w:rPr>
         <w:lastRenderedPageBreak/>
         <w:drawing>
-          <wp:anchor distT="0" distB="0" distL="114300" distR="114300" simplePos="0" relativeHeight="251667456" behindDoc="0" locked="0" layoutInCell="1" allowOverlap="1" wp14:anchorId="5E7D44E0" wp14:editId="12100288">
+          <wp:anchor distT="0" distB="0" distL="114300" distR="114300" simplePos="0" relativeHeight="251662336" behindDoc="0" locked="0" layoutInCell="1" allowOverlap="1" wp14:anchorId="525E9831" wp14:editId="159CA4A9">
             <wp:simplePos x="0" y="0"/>
             <wp:positionH relativeFrom="column">
-              <wp:posOffset>3876040</wp:posOffset>
+              <wp:posOffset>3878705</wp:posOffset>
             </wp:positionH>
             <wp:positionV relativeFrom="paragraph">
-              <wp:posOffset>-191135</wp:posOffset>
+              <wp:posOffset>-187377</wp:posOffset>
             </wp:positionV>
             <wp:extent cx="1439545" cy="1439545"/>
             <wp:effectExtent l="0" t="0" r="8255" b="8255"/>
             <wp:wrapNone/>
-            <wp:docPr id="1995421675" name="Picture 15"/>
+            <wp:docPr id="97766421" name="Picture 15"/>
             <wp:cNvGraphicFramePr>
               <a:graphicFrameLocks xmlns:a="http://schemas.openxmlformats.org/drawingml/2006/main" noChangeAspect="1"/>
             </wp:cNvGraphicFramePr>
@@ -6891,12 +6897,12 @@
               <a:graphicData uri="http://schemas.openxmlformats.org/drawingml/2006/picture">
                 <pic:pic xmlns:pic="http://schemas.openxmlformats.org/drawingml/2006/picture">
                   <pic:nvPicPr>
-                    <pic:cNvPr id="1995421675" name="Picture 15"/>
+                    <pic:cNvPr id="97766421" name="Picture 15"/>
                     <pic:cNvPicPr>
                       <a:picLocks noChangeAspect="1" noChangeArrowheads="1"/>
                     </pic:cNvPicPr>
                   </pic:nvPicPr>
-                  <pic:blipFill>
+                  <pic:blipFill rotWithShape="1">
                     <a:blip r:embed="rId14" cstate="print">
                       <a:extLst>
                         <a:ext uri="{28A0092B-C50C-407E-A947-70E740481C1C}">
@@ -6904,7 +6910,7 @@
                         </a:ext>
                       </a:extLst>
                     </a:blip>
-                    <a:srcRect/>
+                    <a:srcRect l="521" t="1068" r="-521" b="27480"/>
                     <a:stretch>
                       <a:fillRect/>
                     </a:stretch>
@@ -6941,78 +6947,6 @@
       </w:r>
       <w:r>
         <w:rPr>
-          <w:noProof/>
-        </w:rPr>
-        <w:drawing>
-          <wp:anchor distT="0" distB="0" distL="114300" distR="114300" simplePos="0" relativeHeight="251662336" behindDoc="0" locked="0" layoutInCell="1" allowOverlap="1" wp14:anchorId="525E9831" wp14:editId="6561835A">
-            <wp:simplePos x="0" y="0"/>
-            <wp:positionH relativeFrom="column">
-              <wp:posOffset>3878936</wp:posOffset>
-            </wp:positionH>
-            <wp:positionV relativeFrom="paragraph">
-              <wp:posOffset>-189230</wp:posOffset>
-            </wp:positionV>
-            <wp:extent cx="1439545" cy="1439545"/>
-            <wp:effectExtent l="0" t="0" r="8255" b="8255"/>
-            <wp:wrapNone/>
-            <wp:docPr id="97766421" name="Picture 15" descr="No description available."/>
-            <wp:cNvGraphicFramePr>
-              <a:graphicFrameLocks xmlns:a="http://schemas.openxmlformats.org/drawingml/2006/main" noChangeAspect="1"/>
-            </wp:cNvGraphicFramePr>
-            <a:graphic xmlns:a="http://schemas.openxmlformats.org/drawingml/2006/main">
-              <a:graphicData uri="http://schemas.openxmlformats.org/drawingml/2006/picture">
-                <pic:pic xmlns:pic="http://schemas.openxmlformats.org/drawingml/2006/picture">
-                  <pic:nvPicPr>
-                    <pic:cNvPr id="0" name="Picture 7" descr="No description available."/>
-                    <pic:cNvPicPr>
-                      <a:picLocks noChangeAspect="1" noChangeArrowheads="1"/>
-                    </pic:cNvPicPr>
-                  </pic:nvPicPr>
-                  <pic:blipFill rotWithShape="1">
-                    <a:blip r:embed="rId15" cstate="print">
-                      <a:extLst>
-                        <a:ext uri="{28A0092B-C50C-407E-A947-70E740481C1C}">
-                          <a14:useLocalDpi xmlns:a14="http://schemas.microsoft.com/office/drawing/2010/main" val="0"/>
-                        </a:ext>
-                      </a:extLst>
-                    </a:blip>
-                    <a:srcRect t="3806" b="24724"/>
-                    <a:stretch>
-                      <a:fillRect/>
-                    </a:stretch>
-                  </pic:blipFill>
-                  <pic:spPr bwMode="auto">
-                    <a:xfrm>
-                      <a:off x="0" y="0"/>
-                      <a:ext cx="1439545" cy="1439545"/>
-                    </a:xfrm>
-                    <a:prstGeom prst="rect">
-                      <a:avLst/>
-                    </a:prstGeom>
-                    <a:noFill/>
-                    <a:ln>
-                      <a:noFill/>
-                    </a:ln>
-                    <a:extLst>
-                      <a:ext uri="{53640926-AAD7-44D8-BBD7-CCE9431645EC}">
-                        <a14:shadowObscured xmlns:a14="http://schemas.microsoft.com/office/drawing/2010/main"/>
-                      </a:ext>
-                    </a:extLst>
-                  </pic:spPr>
-                </pic:pic>
-              </a:graphicData>
-            </a:graphic>
-            <wp14:sizeRelH relativeFrom="page">
-              <wp14:pctWidth>0</wp14:pctWidth>
-            </wp14:sizeRelH>
-            <wp14:sizeRelV relativeFrom="page">
-              <wp14:pctHeight>0</wp14:pctHeight>
-            </wp14:sizeRelV>
-          </wp:anchor>
-        </w:drawing>
-      </w:r>
-      <w:r>
-        <w:rPr>
           <w:rFonts w:ascii="Arial" w:hAnsi="Arial" w:cs="Arial"/>
           <w:b/>
           <w:bCs/>
@@ -9043,7 +8977,7 @@
       </w:r>
     </w:p>
     <w:sectPr>
-      <w:headerReference w:type="default" r:id="rId16"/>
+      <w:headerReference w:type="default" r:id="rId15"/>
       <w:pgSz w:w="12240" w:h="15840"/>
       <w:pgMar w:top="1440" w:right="1440" w:bottom="1440" w:left="2160" w:header="706" w:footer="706" w:gutter="0"/>
       <w:cols w:space="708"/>

--- a/SHS/CURRICULUM VITAE.docx
+++ b/SHS/CURRICULUM VITAE.docx
@@ -210,28 +210,18 @@
           <w:rFonts w:ascii="Arial" w:hAnsi="Arial" w:cs="Arial"/>
         </w:rPr>
       </w:pPr>
-      <w:proofErr w:type="spellStart"/>
-      <w:r>
-        <w:rPr>
-          <w:rFonts w:ascii="Arial" w:hAnsi="Arial" w:cs="Arial"/>
-        </w:rPr>
-        <w:t>Brgy</w:t>
-      </w:r>
-      <w:proofErr w:type="spellEnd"/>
-      <w:r>
-        <w:rPr>
-          <w:rFonts w:ascii="Arial" w:hAnsi="Arial" w:cs="Arial"/>
-        </w:rPr>
-        <w:t xml:space="preserve">. </w:t>
-      </w:r>
-      <w:proofErr w:type="spellStart"/>
+      <w:r>
+        <w:rPr>
+          <w:rFonts w:ascii="Arial" w:hAnsi="Arial" w:cs="Arial"/>
+        </w:rPr>
+        <w:t xml:space="preserve">Brgy. </w:t>
+      </w:r>
       <w:r>
         <w:rPr>
           <w:rFonts w:ascii="Arial" w:hAnsi="Arial" w:cs="Arial"/>
         </w:rPr>
         <w:t>Cambuja</w:t>
       </w:r>
-      <w:proofErr w:type="spellEnd"/>
       <w:r>
         <w:rPr>
           <w:rFonts w:ascii="Arial" w:hAnsi="Arial" w:cs="Arial"/>
@@ -377,16 +367,8 @@
         <w:rPr>
           <w:rFonts w:ascii="Arial" w:hAnsi="Arial" w:cs="Arial"/>
         </w:rPr>
-        <w:t xml:space="preserve">     </w:t>
-      </w:r>
-      <w:proofErr w:type="gramStart"/>
-      <w:r>
-        <w:rPr>
-          <w:rFonts w:ascii="Arial" w:hAnsi="Arial" w:cs="Arial"/>
-        </w:rPr>
-        <w:t xml:space="preserve">  :</w:t>
-      </w:r>
-      <w:proofErr w:type="gramEnd"/>
+        <w:t xml:space="preserve">       :</w:t>
+      </w:r>
       <w:r>
         <w:rPr>
           <w:rFonts w:ascii="Arial" w:hAnsi="Arial" w:cs="Arial"/>
@@ -441,16 +423,8 @@
         <w:rPr>
           <w:rFonts w:ascii="Arial" w:hAnsi="Arial" w:cs="Arial"/>
         </w:rPr>
-        <w:t xml:space="preserve">     </w:t>
-      </w:r>
-      <w:proofErr w:type="gramStart"/>
-      <w:r>
-        <w:rPr>
-          <w:rFonts w:ascii="Arial" w:hAnsi="Arial" w:cs="Arial"/>
-        </w:rPr>
-        <w:t xml:space="preserve">  :</w:t>
-      </w:r>
-      <w:proofErr w:type="gramEnd"/>
+        <w:t xml:space="preserve">       :</w:t>
+      </w:r>
       <w:r>
         <w:rPr>
           <w:rFonts w:ascii="Arial" w:hAnsi="Arial" w:cs="Arial"/>
@@ -506,16 +480,8 @@
         <w:rPr>
           <w:rFonts w:ascii="Arial" w:hAnsi="Arial" w:cs="Arial"/>
         </w:rPr>
-        <w:t xml:space="preserve">     </w:t>
-      </w:r>
-      <w:proofErr w:type="gramStart"/>
-      <w:r>
-        <w:rPr>
-          <w:rFonts w:ascii="Arial" w:hAnsi="Arial" w:cs="Arial"/>
-        </w:rPr>
-        <w:t xml:space="preserve">  :</w:t>
-      </w:r>
-      <w:proofErr w:type="gramEnd"/>
+        <w:t xml:space="preserve">       :</w:t>
+      </w:r>
       <w:r>
         <w:rPr>
           <w:rFonts w:ascii="Arial" w:hAnsi="Arial" w:cs="Arial"/>
@@ -571,16 +537,8 @@
         <w:rPr>
           <w:rFonts w:ascii="Arial" w:hAnsi="Arial" w:cs="Arial"/>
         </w:rPr>
-        <w:t xml:space="preserve">     </w:t>
-      </w:r>
-      <w:proofErr w:type="gramStart"/>
-      <w:r>
-        <w:rPr>
-          <w:rFonts w:ascii="Arial" w:hAnsi="Arial" w:cs="Arial"/>
-        </w:rPr>
-        <w:t xml:space="preserve">  :</w:t>
-      </w:r>
-      <w:proofErr w:type="gramEnd"/>
+        <w:t xml:space="preserve">       :</w:t>
+      </w:r>
       <w:r>
         <w:rPr>
           <w:rFonts w:ascii="Arial" w:hAnsi="Arial" w:cs="Arial"/>
@@ -630,16 +588,8 @@
         <w:rPr>
           <w:rFonts w:ascii="Arial" w:hAnsi="Arial" w:cs="Arial"/>
         </w:rPr>
-        <w:t xml:space="preserve">     </w:t>
-      </w:r>
-      <w:proofErr w:type="gramStart"/>
-      <w:r>
-        <w:rPr>
-          <w:rFonts w:ascii="Arial" w:hAnsi="Arial" w:cs="Arial"/>
-        </w:rPr>
-        <w:t xml:space="preserve">  :</w:t>
-      </w:r>
-      <w:proofErr w:type="gramEnd"/>
+        <w:t xml:space="preserve">       :</w:t>
+      </w:r>
       <w:r>
         <w:rPr>
           <w:rFonts w:ascii="Arial" w:hAnsi="Arial" w:cs="Arial"/>
@@ -689,16 +639,8 @@
         <w:rPr>
           <w:rFonts w:ascii="Arial" w:hAnsi="Arial" w:cs="Arial"/>
         </w:rPr>
-        <w:t xml:space="preserve">     </w:t>
-      </w:r>
-      <w:proofErr w:type="gramStart"/>
-      <w:r>
-        <w:rPr>
-          <w:rFonts w:ascii="Arial" w:hAnsi="Arial" w:cs="Arial"/>
-        </w:rPr>
-        <w:t xml:space="preserve">  :</w:t>
-      </w:r>
-      <w:proofErr w:type="gramEnd"/>
+        <w:t xml:space="preserve">       :</w:t>
+      </w:r>
       <w:r>
         <w:rPr>
           <w:rFonts w:ascii="Arial" w:hAnsi="Arial" w:cs="Arial"/>
@@ -748,16 +690,8 @@
         <w:rPr>
           <w:rFonts w:ascii="Arial" w:hAnsi="Arial" w:cs="Arial"/>
         </w:rPr>
-        <w:t xml:space="preserve">     </w:t>
-      </w:r>
-      <w:proofErr w:type="gramStart"/>
-      <w:r>
-        <w:rPr>
-          <w:rFonts w:ascii="Arial" w:hAnsi="Arial" w:cs="Arial"/>
-        </w:rPr>
-        <w:t xml:space="preserve">  :</w:t>
-      </w:r>
-      <w:proofErr w:type="gramEnd"/>
+        <w:t xml:space="preserve">       :</w:t>
+      </w:r>
       <w:r>
         <w:rPr>
           <w:rFonts w:ascii="Arial" w:hAnsi="Arial" w:cs="Arial"/>
@@ -824,16 +758,8 @@
         <w:rPr>
           <w:rFonts w:ascii="Arial" w:hAnsi="Arial" w:cs="Arial"/>
         </w:rPr>
-        <w:t xml:space="preserve">     </w:t>
-      </w:r>
-      <w:proofErr w:type="gramStart"/>
-      <w:r>
-        <w:rPr>
-          <w:rFonts w:ascii="Arial" w:hAnsi="Arial" w:cs="Arial"/>
-        </w:rPr>
-        <w:t xml:space="preserve">  :</w:t>
-      </w:r>
-      <w:proofErr w:type="gramEnd"/>
+        <w:t xml:space="preserve">       :</w:t>
+      </w:r>
       <w:r>
         <w:rPr>
           <w:rFonts w:ascii="Arial" w:hAnsi="Arial" w:cs="Arial"/>
@@ -940,35 +866,7 @@
         <w:rPr>
           <w:rFonts w:ascii="Arial" w:hAnsi="Arial" w:cs="Arial"/>
         </w:rPr>
-        <w:t xml:space="preserve">St., </w:t>
-      </w:r>
-      <w:proofErr w:type="spellStart"/>
-      <w:r>
-        <w:rPr>
-          <w:rFonts w:ascii="Arial" w:hAnsi="Arial" w:cs="Arial"/>
-        </w:rPr>
-        <w:t>Brgy</w:t>
-      </w:r>
-      <w:proofErr w:type="spellEnd"/>
-      <w:r>
-        <w:rPr>
-          <w:rFonts w:ascii="Arial" w:hAnsi="Arial" w:cs="Arial"/>
-        </w:rPr>
-        <w:t xml:space="preserve">. </w:t>
-      </w:r>
-      <w:proofErr w:type="spellStart"/>
-      <w:r>
-        <w:rPr>
-          <w:rFonts w:ascii="Arial" w:hAnsi="Arial" w:cs="Arial"/>
-        </w:rPr>
-        <w:t>Poblacion</w:t>
-      </w:r>
-      <w:proofErr w:type="spellEnd"/>
-      <w:r>
-        <w:rPr>
-          <w:rFonts w:ascii="Arial" w:hAnsi="Arial" w:cs="Arial"/>
-        </w:rPr>
-        <w:t xml:space="preserve"> IV,</w:t>
+        <w:t>St., Brgy. Poblacion IV,</w:t>
       </w:r>
     </w:p>
     <w:p>
@@ -1276,35 +1174,7 @@
         <w:rPr>
           <w:rFonts w:ascii="Arial" w:hAnsi="Arial" w:cs="Arial"/>
         </w:rPr>
-        <w:t xml:space="preserve"> St., </w:t>
-      </w:r>
-      <w:proofErr w:type="spellStart"/>
-      <w:r>
-        <w:rPr>
-          <w:rFonts w:ascii="Arial" w:hAnsi="Arial" w:cs="Arial"/>
-        </w:rPr>
-        <w:t>Brgy</w:t>
-      </w:r>
-      <w:proofErr w:type="spellEnd"/>
-      <w:r>
-        <w:rPr>
-          <w:rFonts w:ascii="Arial" w:hAnsi="Arial" w:cs="Arial"/>
-        </w:rPr>
-        <w:t xml:space="preserve">. </w:t>
-      </w:r>
-      <w:proofErr w:type="spellStart"/>
-      <w:r>
-        <w:rPr>
-          <w:rFonts w:ascii="Arial" w:hAnsi="Arial" w:cs="Arial"/>
-        </w:rPr>
-        <w:t>Poblacion</w:t>
-      </w:r>
-      <w:proofErr w:type="spellEnd"/>
-      <w:r>
-        <w:rPr>
-          <w:rFonts w:ascii="Arial" w:hAnsi="Arial" w:cs="Arial"/>
-        </w:rPr>
-        <w:t xml:space="preserve"> IV,</w:t>
+        <w:t xml:space="preserve"> St., Brgy. Poblacion IV,</w:t>
       </w:r>
     </w:p>
     <w:p>
@@ -1440,108 +1310,70 @@
         <w:rPr>
           <w:rFonts w:ascii="Arial" w:hAnsi="Arial" w:cs="Arial"/>
         </w:rPr>
-        <w:t xml:space="preserve">     </w:t>
-      </w:r>
-      <w:proofErr w:type="gramStart"/>
-      <w:r>
-        <w:rPr>
-          <w:rFonts w:ascii="Arial" w:hAnsi="Arial" w:cs="Arial"/>
-        </w:rPr>
-        <w:t xml:space="preserve">  :</w:t>
-      </w:r>
-      <w:proofErr w:type="gramEnd"/>
-      <w:r>
-        <w:rPr>
-          <w:rFonts w:ascii="Arial" w:hAnsi="Arial" w:cs="Arial"/>
-        </w:rPr>
-        <w:tab/>
-      </w:r>
-      <w:r>
-        <w:rPr>
-          <w:rFonts w:ascii="Arial" w:hAnsi="Arial" w:cs="Arial"/>
-        </w:rPr>
-        <w:t xml:space="preserve">Paang </w:t>
-      </w:r>
-      <w:proofErr w:type="spellStart"/>
-      <w:r>
-        <w:rPr>
-          <w:rFonts w:ascii="Arial" w:hAnsi="Arial" w:cs="Arial"/>
-        </w:rPr>
-        <w:t>Bundok</w:t>
-      </w:r>
-      <w:proofErr w:type="spellEnd"/>
-      <w:r>
-        <w:rPr>
-          <w:rFonts w:ascii="Arial" w:hAnsi="Arial" w:cs="Arial"/>
-        </w:rPr>
-        <w:t xml:space="preserve"> Elementary School</w:t>
-      </w:r>
-    </w:p>
-    <w:p>
-      <w:pPr>
-        <w:spacing w:line="240" w:lineRule="auto"/>
-        <w:rPr>
-          <w:rFonts w:ascii="Arial" w:hAnsi="Arial" w:cs="Arial"/>
-        </w:rPr>
-      </w:pPr>
-      <w:r>
-        <w:rPr>
-          <w:rFonts w:ascii="Arial" w:hAnsi="Arial" w:cs="Arial"/>
-        </w:rPr>
-        <w:tab/>
-      </w:r>
-      <w:r>
-        <w:rPr>
-          <w:rFonts w:ascii="Arial" w:hAnsi="Arial" w:cs="Arial"/>
-        </w:rPr>
-        <w:tab/>
-      </w:r>
-      <w:r>
-        <w:rPr>
-          <w:rFonts w:ascii="Arial" w:hAnsi="Arial" w:cs="Arial"/>
-        </w:rPr>
-        <w:tab/>
-      </w:r>
-      <w:r>
-        <w:rPr>
-          <w:rFonts w:ascii="Arial" w:hAnsi="Arial" w:cs="Arial"/>
-        </w:rPr>
-        <w:tab/>
-      </w:r>
-      <w:r>
-        <w:rPr>
-          <w:rFonts w:ascii="Arial" w:hAnsi="Arial" w:cs="Arial"/>
-        </w:rPr>
-        <w:tab/>
-      </w:r>
-      <w:r>
-        <w:rPr>
-          <w:rFonts w:ascii="Arial" w:hAnsi="Arial" w:cs="Arial"/>
-        </w:rPr>
-        <w:tab/>
-      </w:r>
-      <w:proofErr w:type="spellStart"/>
-      <w:r>
-        <w:rPr>
-          <w:rFonts w:ascii="Arial" w:hAnsi="Arial" w:cs="Arial"/>
-        </w:rPr>
-        <w:t>Brgy</w:t>
-      </w:r>
-      <w:proofErr w:type="spellEnd"/>
-      <w:r>
-        <w:rPr>
-          <w:rFonts w:ascii="Arial" w:hAnsi="Arial" w:cs="Arial"/>
-        </w:rPr>
-        <w:t xml:space="preserve">. </w:t>
-      </w:r>
-      <w:proofErr w:type="spellStart"/>
-      <w:r>
-        <w:rPr>
-          <w:rFonts w:ascii="Arial" w:hAnsi="Arial" w:cs="Arial"/>
-        </w:rPr>
-        <w:t>Cambuja</w:t>
-      </w:r>
-      <w:proofErr w:type="spellEnd"/>
+        <w:t xml:space="preserve">       :</w:t>
+      </w:r>
+      <w:r>
+        <w:rPr>
+          <w:rFonts w:ascii="Arial" w:hAnsi="Arial" w:cs="Arial"/>
+        </w:rPr>
+        <w:tab/>
+      </w:r>
+      <w:r>
+        <w:rPr>
+          <w:rFonts w:ascii="Arial" w:hAnsi="Arial" w:cs="Arial"/>
+        </w:rPr>
+        <w:t>Paang Bundok Elementary School</w:t>
+      </w:r>
+    </w:p>
+    <w:p>
+      <w:pPr>
+        <w:spacing w:line="240" w:lineRule="auto"/>
+        <w:rPr>
+          <w:rFonts w:ascii="Arial" w:hAnsi="Arial" w:cs="Arial"/>
+        </w:rPr>
+      </w:pPr>
+      <w:r>
+        <w:rPr>
+          <w:rFonts w:ascii="Arial" w:hAnsi="Arial" w:cs="Arial"/>
+        </w:rPr>
+        <w:tab/>
+      </w:r>
+      <w:r>
+        <w:rPr>
+          <w:rFonts w:ascii="Arial" w:hAnsi="Arial" w:cs="Arial"/>
+        </w:rPr>
+        <w:tab/>
+      </w:r>
+      <w:r>
+        <w:rPr>
+          <w:rFonts w:ascii="Arial" w:hAnsi="Arial" w:cs="Arial"/>
+        </w:rPr>
+        <w:tab/>
+      </w:r>
+      <w:r>
+        <w:rPr>
+          <w:rFonts w:ascii="Arial" w:hAnsi="Arial" w:cs="Arial"/>
+        </w:rPr>
+        <w:tab/>
+      </w:r>
+      <w:r>
+        <w:rPr>
+          <w:rFonts w:ascii="Arial" w:hAnsi="Arial" w:cs="Arial"/>
+        </w:rPr>
+        <w:tab/>
+      </w:r>
+      <w:r>
+        <w:rPr>
+          <w:rFonts w:ascii="Arial" w:hAnsi="Arial" w:cs="Arial"/>
+        </w:rPr>
+        <w:tab/>
+      </w:r>
+      <w:r>
+        <w:rPr>
+          <w:rFonts w:ascii="Arial" w:hAnsi="Arial" w:cs="Arial"/>
+        </w:rPr>
+        <w:t>Brgy. Cambuja</w:t>
+      </w:r>
       <w:r>
         <w:rPr>
           <w:rFonts w:ascii="Arial" w:hAnsi="Arial" w:cs="Arial"/>
@@ -2302,19 +2134,11 @@
           <w:rFonts w:ascii="Arial" w:hAnsi="Arial" w:cs="Arial"/>
         </w:rPr>
       </w:pPr>
-      <w:proofErr w:type="spellStart"/>
-      <w:r>
-        <w:rPr>
-          <w:rFonts w:ascii="Arial" w:hAnsi="Arial" w:cs="Arial"/>
-        </w:rPr>
-        <w:t>Brgy</w:t>
-      </w:r>
-      <w:proofErr w:type="spellEnd"/>
-      <w:r>
-        <w:rPr>
-          <w:rFonts w:ascii="Arial" w:hAnsi="Arial" w:cs="Arial"/>
-        </w:rPr>
-        <w:t xml:space="preserve">. </w:t>
+      <w:r>
+        <w:rPr>
+          <w:rFonts w:ascii="Arial" w:hAnsi="Arial" w:cs="Arial"/>
+        </w:rPr>
+        <w:t xml:space="preserve">Brgy. </w:t>
       </w:r>
       <w:r>
         <w:rPr>
@@ -2489,16 +2313,8 @@
         <w:rPr>
           <w:rFonts w:ascii="Arial" w:hAnsi="Arial" w:cs="Arial"/>
         </w:rPr>
-        <w:t xml:space="preserve">     </w:t>
-      </w:r>
-      <w:proofErr w:type="gramStart"/>
-      <w:r>
-        <w:rPr>
-          <w:rFonts w:ascii="Arial" w:hAnsi="Arial" w:cs="Arial"/>
-        </w:rPr>
-        <w:t xml:space="preserve">  :</w:t>
-      </w:r>
-      <w:proofErr w:type="gramEnd"/>
+        <w:t xml:space="preserve">       :</w:t>
+      </w:r>
       <w:r>
         <w:rPr>
           <w:rFonts w:ascii="Arial" w:hAnsi="Arial" w:cs="Arial"/>
@@ -2553,16 +2369,8 @@
         <w:rPr>
           <w:rFonts w:ascii="Arial" w:hAnsi="Arial" w:cs="Arial"/>
         </w:rPr>
-        <w:t xml:space="preserve">     </w:t>
-      </w:r>
-      <w:proofErr w:type="gramStart"/>
-      <w:r>
-        <w:rPr>
-          <w:rFonts w:ascii="Arial" w:hAnsi="Arial" w:cs="Arial"/>
-        </w:rPr>
-        <w:t xml:space="preserve">  :</w:t>
-      </w:r>
-      <w:proofErr w:type="gramEnd"/>
+        <w:t xml:space="preserve">       :</w:t>
+      </w:r>
       <w:r>
         <w:rPr>
           <w:rFonts w:ascii="Arial" w:hAnsi="Arial" w:cs="Arial"/>
@@ -2618,16 +2426,8 @@
         <w:rPr>
           <w:rFonts w:ascii="Arial" w:hAnsi="Arial" w:cs="Arial"/>
         </w:rPr>
-        <w:t xml:space="preserve">     </w:t>
-      </w:r>
-      <w:proofErr w:type="gramStart"/>
-      <w:r>
-        <w:rPr>
-          <w:rFonts w:ascii="Arial" w:hAnsi="Arial" w:cs="Arial"/>
-        </w:rPr>
-        <w:t xml:space="preserve">  :</w:t>
-      </w:r>
-      <w:proofErr w:type="gramEnd"/>
+        <w:t xml:space="preserve">       :</w:t>
+      </w:r>
       <w:r>
         <w:rPr>
           <w:rFonts w:ascii="Arial" w:hAnsi="Arial" w:cs="Arial"/>
@@ -2683,16 +2483,8 @@
         <w:rPr>
           <w:rFonts w:ascii="Arial" w:hAnsi="Arial" w:cs="Arial"/>
         </w:rPr>
-        <w:t xml:space="preserve">     </w:t>
-      </w:r>
-      <w:proofErr w:type="gramStart"/>
-      <w:r>
-        <w:rPr>
-          <w:rFonts w:ascii="Arial" w:hAnsi="Arial" w:cs="Arial"/>
-        </w:rPr>
-        <w:t xml:space="preserve">  :</w:t>
-      </w:r>
-      <w:proofErr w:type="gramEnd"/>
+        <w:t xml:space="preserve">       :</w:t>
+      </w:r>
       <w:r>
         <w:rPr>
           <w:rFonts w:ascii="Arial" w:hAnsi="Arial" w:cs="Arial"/>
@@ -2742,16 +2534,8 @@
         <w:rPr>
           <w:rFonts w:ascii="Arial" w:hAnsi="Arial" w:cs="Arial"/>
         </w:rPr>
-        <w:t xml:space="preserve">     </w:t>
-      </w:r>
-      <w:proofErr w:type="gramStart"/>
-      <w:r>
-        <w:rPr>
-          <w:rFonts w:ascii="Arial" w:hAnsi="Arial" w:cs="Arial"/>
-        </w:rPr>
-        <w:t xml:space="preserve">  :</w:t>
-      </w:r>
-      <w:proofErr w:type="gramEnd"/>
+        <w:t xml:space="preserve">       :</w:t>
+      </w:r>
       <w:r>
         <w:rPr>
           <w:rFonts w:ascii="Arial" w:hAnsi="Arial" w:cs="Arial"/>
@@ -2801,16 +2585,8 @@
         <w:rPr>
           <w:rFonts w:ascii="Arial" w:hAnsi="Arial" w:cs="Arial"/>
         </w:rPr>
-        <w:t xml:space="preserve">     </w:t>
-      </w:r>
-      <w:proofErr w:type="gramStart"/>
-      <w:r>
-        <w:rPr>
-          <w:rFonts w:ascii="Arial" w:hAnsi="Arial" w:cs="Arial"/>
-        </w:rPr>
-        <w:t xml:space="preserve">  :</w:t>
-      </w:r>
-      <w:proofErr w:type="gramEnd"/>
+        <w:t xml:space="preserve">       :</w:t>
+      </w:r>
       <w:r>
         <w:rPr>
           <w:rFonts w:ascii="Arial" w:hAnsi="Arial" w:cs="Arial"/>
@@ -2860,16 +2636,8 @@
         <w:rPr>
           <w:rFonts w:ascii="Arial" w:hAnsi="Arial" w:cs="Arial"/>
         </w:rPr>
-        <w:t xml:space="preserve">     </w:t>
-      </w:r>
-      <w:proofErr w:type="gramStart"/>
-      <w:r>
-        <w:rPr>
-          <w:rFonts w:ascii="Arial" w:hAnsi="Arial" w:cs="Arial"/>
-        </w:rPr>
-        <w:t xml:space="preserve">  :</w:t>
-      </w:r>
-      <w:proofErr w:type="gramEnd"/>
+        <w:t xml:space="preserve">       :</w:t>
+      </w:r>
       <w:r>
         <w:rPr>
           <w:rFonts w:ascii="Arial" w:hAnsi="Arial" w:cs="Arial"/>
@@ -2941,16 +2709,8 @@
         <w:rPr>
           <w:rFonts w:ascii="Arial" w:hAnsi="Arial" w:cs="Arial"/>
         </w:rPr>
-        <w:t xml:space="preserve">     </w:t>
-      </w:r>
-      <w:proofErr w:type="gramStart"/>
-      <w:r>
-        <w:rPr>
-          <w:rFonts w:ascii="Arial" w:hAnsi="Arial" w:cs="Arial"/>
-        </w:rPr>
-        <w:t xml:space="preserve">  :</w:t>
-      </w:r>
-      <w:proofErr w:type="gramEnd"/>
+        <w:t xml:space="preserve">       :</w:t>
+      </w:r>
       <w:r>
         <w:rPr>
           <w:rFonts w:ascii="Arial" w:hAnsi="Arial" w:cs="Arial"/>
@@ -3057,35 +2817,7 @@
         <w:rPr>
           <w:rFonts w:ascii="Arial" w:hAnsi="Arial" w:cs="Arial"/>
         </w:rPr>
-        <w:t xml:space="preserve">St., </w:t>
-      </w:r>
-      <w:proofErr w:type="spellStart"/>
-      <w:r>
-        <w:rPr>
-          <w:rFonts w:ascii="Arial" w:hAnsi="Arial" w:cs="Arial"/>
-        </w:rPr>
-        <w:t>Brgy</w:t>
-      </w:r>
-      <w:proofErr w:type="spellEnd"/>
-      <w:r>
-        <w:rPr>
-          <w:rFonts w:ascii="Arial" w:hAnsi="Arial" w:cs="Arial"/>
-        </w:rPr>
-        <w:t xml:space="preserve">. </w:t>
-      </w:r>
-      <w:proofErr w:type="spellStart"/>
-      <w:r>
-        <w:rPr>
-          <w:rFonts w:ascii="Arial" w:hAnsi="Arial" w:cs="Arial"/>
-        </w:rPr>
-        <w:t>Poblacion</w:t>
-      </w:r>
-      <w:proofErr w:type="spellEnd"/>
-      <w:r>
-        <w:rPr>
-          <w:rFonts w:ascii="Arial" w:hAnsi="Arial" w:cs="Arial"/>
-        </w:rPr>
-        <w:t xml:space="preserve"> IV,</w:t>
+        <w:t>St., Brgy. Poblacion IV,</w:t>
       </w:r>
     </w:p>
     <w:p>
@@ -3392,35 +3124,7 @@
         <w:rPr>
           <w:rFonts w:ascii="Arial" w:hAnsi="Arial" w:cs="Arial"/>
         </w:rPr>
-        <w:t xml:space="preserve">St., </w:t>
-      </w:r>
-      <w:proofErr w:type="spellStart"/>
-      <w:r>
-        <w:rPr>
-          <w:rFonts w:ascii="Arial" w:hAnsi="Arial" w:cs="Arial"/>
-        </w:rPr>
-        <w:t>Brgy</w:t>
-      </w:r>
-      <w:proofErr w:type="spellEnd"/>
-      <w:r>
-        <w:rPr>
-          <w:rFonts w:ascii="Arial" w:hAnsi="Arial" w:cs="Arial"/>
-        </w:rPr>
-        <w:t xml:space="preserve">. </w:t>
-      </w:r>
-      <w:proofErr w:type="spellStart"/>
-      <w:r>
-        <w:rPr>
-          <w:rFonts w:ascii="Arial" w:hAnsi="Arial" w:cs="Arial"/>
-        </w:rPr>
-        <w:t>Poblacion</w:t>
-      </w:r>
-      <w:proofErr w:type="spellEnd"/>
-      <w:r>
-        <w:rPr>
-          <w:rFonts w:ascii="Arial" w:hAnsi="Arial" w:cs="Arial"/>
-        </w:rPr>
-        <w:t xml:space="preserve"> IV,</w:t>
+        <w:t>St., Brgy. Poblacion IV,</w:t>
       </w:r>
     </w:p>
     <w:p>
@@ -3533,16 +3237,8 @@
         <w:rPr>
           <w:rFonts w:ascii="Arial" w:hAnsi="Arial" w:cs="Arial"/>
         </w:rPr>
-        <w:t xml:space="preserve">     </w:t>
-      </w:r>
-      <w:proofErr w:type="gramStart"/>
-      <w:r>
-        <w:rPr>
-          <w:rFonts w:ascii="Arial" w:hAnsi="Arial" w:cs="Arial"/>
-        </w:rPr>
-        <w:t xml:space="preserve">  :</w:t>
-      </w:r>
-      <w:proofErr w:type="gramEnd"/>
+        <w:t xml:space="preserve">       :</w:t>
+      </w:r>
       <w:r>
         <w:rPr>
           <w:rFonts w:ascii="Arial" w:hAnsi="Arial" w:cs="Arial"/>
@@ -3700,21 +3396,19 @@
           <w:lang w:val="en-US"/>
         </w:rPr>
       </w:pPr>
-      <w:proofErr w:type="spellStart"/>
       <w:r>
         <w:rPr>
           <w:rFonts w:ascii="Arial" w:hAnsi="Arial" w:cs="Arial"/>
           <w:lang w:val="en-US"/>
         </w:rPr>
-        <w:t>Infinitrix</w:t>
-      </w:r>
-      <w:proofErr w:type="spellEnd"/>
+        <w:t>Infinitrix Club</w:t>
+      </w:r>
       <w:r>
         <w:rPr>
           <w:rFonts w:ascii="Arial" w:hAnsi="Arial" w:cs="Arial"/>
           <w:lang w:val="en-US"/>
         </w:rPr>
-        <w:t xml:space="preserve"> Club</w:t>
+        <w:tab/>
       </w:r>
       <w:r>
         <w:rPr>
@@ -3742,24 +3436,8 @@
           <w:rFonts w:ascii="Arial" w:hAnsi="Arial" w:cs="Arial"/>
           <w:lang w:val="en-US"/>
         </w:rPr>
-        <w:tab/>
-      </w:r>
-      <w:r>
-        <w:rPr>
-          <w:rFonts w:ascii="Arial" w:hAnsi="Arial" w:cs="Arial"/>
-          <w:lang w:val="en-US"/>
-        </w:rPr>
-        <w:t xml:space="preserve">     </w:t>
-      </w:r>
-      <w:proofErr w:type="gramStart"/>
-      <w:r>
-        <w:rPr>
-          <w:rFonts w:ascii="Arial" w:hAnsi="Arial" w:cs="Arial"/>
-          <w:lang w:val="en-US"/>
-        </w:rPr>
-        <w:t xml:space="preserve">  :</w:t>
-      </w:r>
-      <w:proofErr w:type="gramEnd"/>
+        <w:t xml:space="preserve">       :</w:t>
+      </w:r>
       <w:r>
         <w:rPr>
           <w:rFonts w:ascii="Arial" w:hAnsi="Arial" w:cs="Arial"/>
@@ -3927,17 +3605,8 @@
           <w:rFonts w:ascii="Arial" w:hAnsi="Arial" w:cs="Arial"/>
           <w:lang w:val="en-US"/>
         </w:rPr>
-        <w:t xml:space="preserve">     </w:t>
-      </w:r>
-      <w:proofErr w:type="gramStart"/>
-      <w:r>
-        <w:rPr>
-          <w:rFonts w:ascii="Arial" w:hAnsi="Arial" w:cs="Arial"/>
-          <w:lang w:val="en-US"/>
-        </w:rPr>
-        <w:t xml:space="preserve">  :</w:t>
-      </w:r>
-      <w:proofErr w:type="gramEnd"/>
+        <w:t xml:space="preserve">       :</w:t>
+      </w:r>
       <w:r>
         <w:rPr>
           <w:rFonts w:ascii="Arial" w:hAnsi="Arial" w:cs="Arial"/>
@@ -4274,17 +3943,8 @@
           <w:rFonts w:ascii="Arial" w:hAnsi="Arial" w:cs="Arial"/>
           <w:lang w:val="en-US"/>
         </w:rPr>
-        <w:t xml:space="preserve">     </w:t>
-      </w:r>
-      <w:proofErr w:type="gramStart"/>
-      <w:r>
-        <w:rPr>
-          <w:rFonts w:ascii="Arial" w:hAnsi="Arial" w:cs="Arial"/>
-          <w:lang w:val="en-US"/>
-        </w:rPr>
-        <w:t xml:space="preserve">  :</w:t>
-      </w:r>
-      <w:proofErr w:type="gramEnd"/>
+        <w:t xml:space="preserve">       :</w:t>
+      </w:r>
       <w:r>
         <w:rPr>
           <w:rFonts w:ascii="Arial" w:hAnsi="Arial" w:cs="Arial"/>
@@ -4757,7 +4417,7 @@
         <w:rPr>
           <w:rFonts w:ascii="Arial" w:hAnsi="Arial" w:cs="Arial"/>
         </w:rPr>
-        <w:t>Academic Excellence</w:t>
+        <w:t>Best</w:t>
       </w:r>
       <w:r>
         <w:rPr>
@@ -4784,7 +4444,13 @@
         <w:rPr>
           <w:rFonts w:ascii="Arial" w:hAnsi="Arial" w:cs="Arial"/>
         </w:rPr>
-        <w:t xml:space="preserve">Academic Excellence </w:t>
+        <w:t>Best</w:t>
+      </w:r>
+      <w:r>
+        <w:rPr>
+          <w:rFonts w:ascii="Arial" w:hAnsi="Arial" w:cs="Arial"/>
+        </w:rPr>
+        <w:t xml:space="preserve"> </w:t>
       </w:r>
       <w:r>
         <w:rPr>
@@ -4862,7 +4528,6 @@
           <w:rFonts w:ascii="Arial" w:hAnsi="Arial" w:cs="Arial"/>
         </w:rPr>
       </w:pPr>
-      <w:proofErr w:type="spellStart"/>
       <w:r>
         <w:rPr>
           <w:rFonts w:ascii="Arial" w:hAnsi="Arial" w:cs="Arial"/>
@@ -4873,14 +4538,7 @@
         <w:rPr>
           <w:rFonts w:ascii="Arial" w:hAnsi="Arial" w:cs="Arial"/>
         </w:rPr>
-        <w:t>opEd</w:t>
-      </w:r>
-      <w:proofErr w:type="spellEnd"/>
-      <w:r>
-        <w:rPr>
-          <w:rFonts w:ascii="Arial" w:hAnsi="Arial" w:cs="Arial"/>
-        </w:rPr>
-        <w:t xml:space="preserve"> Quiz Bee Participant</w:t>
+        <w:t>opEd Quiz Bee Participant</w:t>
       </w:r>
     </w:p>
     <w:p>
@@ -5133,46 +4791,22 @@
         <w:rPr>
           <w:rFonts w:ascii="Arial" w:hAnsi="Arial" w:cs="Arial"/>
         </w:rPr>
-        <w:t xml:space="preserve">Sitio Ibaba, </w:t>
-      </w:r>
-      <w:proofErr w:type="spellStart"/>
-      <w:r>
-        <w:rPr>
-          <w:rFonts w:ascii="Arial" w:hAnsi="Arial" w:cs="Arial"/>
-        </w:rPr>
-        <w:t>Brgy</w:t>
-      </w:r>
-      <w:proofErr w:type="spellEnd"/>
-      <w:r>
-        <w:rPr>
-          <w:rFonts w:ascii="Arial" w:hAnsi="Arial" w:cs="Arial"/>
-        </w:rPr>
-        <w:t xml:space="preserve">. </w:t>
-      </w:r>
-      <w:proofErr w:type="spellStart"/>
-      <w:r>
-        <w:rPr>
-          <w:rFonts w:ascii="Arial" w:hAnsi="Arial" w:cs="Arial"/>
-        </w:rPr>
-        <w:t>Nanguma</w:t>
-      </w:r>
-      <w:proofErr w:type="spellEnd"/>
-    </w:p>
-    <w:p>
-      <w:pPr>
-        <w:spacing w:line="240" w:lineRule="auto"/>
-        <w:rPr>
-          <w:rFonts w:ascii="Arial" w:hAnsi="Arial" w:cs="Arial"/>
-        </w:rPr>
-      </w:pPr>
-      <w:proofErr w:type="spellStart"/>
+        <w:t>Sitio Ibaba, Brgy. Nanguma</w:t>
+      </w:r>
+    </w:p>
+    <w:p>
+      <w:pPr>
+        <w:spacing w:line="240" w:lineRule="auto"/>
+        <w:rPr>
+          <w:rFonts w:ascii="Arial" w:hAnsi="Arial" w:cs="Arial"/>
+        </w:rPr>
+      </w:pPr>
       <w:r>
         <w:rPr>
           <w:rFonts w:ascii="Arial" w:hAnsi="Arial" w:cs="Arial"/>
         </w:rPr>
         <w:t>Mabitac</w:t>
       </w:r>
-      <w:proofErr w:type="spellEnd"/>
       <w:r>
         <w:rPr>
           <w:rFonts w:ascii="Arial" w:hAnsi="Arial" w:cs="Arial"/>
@@ -5290,16 +4924,8 @@
         <w:rPr>
           <w:rFonts w:ascii="Arial" w:hAnsi="Arial" w:cs="Arial"/>
         </w:rPr>
-        <w:t xml:space="preserve">     </w:t>
-      </w:r>
-      <w:proofErr w:type="gramStart"/>
-      <w:r>
-        <w:rPr>
-          <w:rFonts w:ascii="Arial" w:hAnsi="Arial" w:cs="Arial"/>
-        </w:rPr>
-        <w:t xml:space="preserve">  :</w:t>
-      </w:r>
-      <w:proofErr w:type="gramEnd"/>
+        <w:t xml:space="preserve">       :</w:t>
+      </w:r>
       <w:r>
         <w:rPr>
           <w:rFonts w:ascii="Arial" w:hAnsi="Arial" w:cs="Arial"/>
@@ -5348,35 +4974,19 @@
         <w:rPr>
           <w:rFonts w:ascii="Arial" w:hAnsi="Arial" w:cs="Arial"/>
         </w:rPr>
-        <w:t xml:space="preserve">     </w:t>
-      </w:r>
-      <w:proofErr w:type="gramStart"/>
-      <w:r>
-        <w:rPr>
-          <w:rFonts w:ascii="Arial" w:hAnsi="Arial" w:cs="Arial"/>
-        </w:rPr>
-        <w:t xml:space="preserve">  :</w:t>
-      </w:r>
-      <w:proofErr w:type="gramEnd"/>
-      <w:r>
-        <w:rPr>
-          <w:rFonts w:ascii="Arial" w:hAnsi="Arial" w:cs="Arial"/>
-        </w:rPr>
-        <w:tab/>
-      </w:r>
-      <w:proofErr w:type="spellStart"/>
-      <w:r>
-        <w:rPr>
-          <w:rFonts w:ascii="Arial" w:hAnsi="Arial" w:cs="Arial"/>
-        </w:rPr>
-        <w:t>Mabitac</w:t>
-      </w:r>
-      <w:proofErr w:type="spellEnd"/>
-      <w:r>
-        <w:rPr>
-          <w:rFonts w:ascii="Arial" w:hAnsi="Arial" w:cs="Arial"/>
-        </w:rPr>
-        <w:t>, Laguna</w:t>
+        <w:t xml:space="preserve">       :</w:t>
+      </w:r>
+      <w:r>
+        <w:rPr>
+          <w:rFonts w:ascii="Arial" w:hAnsi="Arial" w:cs="Arial"/>
+        </w:rPr>
+        <w:tab/>
+      </w:r>
+      <w:r>
+        <w:rPr>
+          <w:rFonts w:ascii="Arial" w:hAnsi="Arial" w:cs="Arial"/>
+        </w:rPr>
+        <w:t>Mabitac, Laguna</w:t>
       </w:r>
     </w:p>
     <w:p>
@@ -5426,16 +5036,8 @@
         <w:rPr>
           <w:rFonts w:ascii="Arial" w:hAnsi="Arial" w:cs="Arial"/>
         </w:rPr>
-        <w:t xml:space="preserve">     </w:t>
-      </w:r>
-      <w:proofErr w:type="gramStart"/>
-      <w:r>
-        <w:rPr>
-          <w:rFonts w:ascii="Arial" w:hAnsi="Arial" w:cs="Arial"/>
-        </w:rPr>
-        <w:t xml:space="preserve">  :</w:t>
-      </w:r>
-      <w:proofErr w:type="gramEnd"/>
+        <w:t xml:space="preserve">       :</w:t>
+      </w:r>
       <w:r>
         <w:rPr>
           <w:rFonts w:ascii="Arial" w:hAnsi="Arial" w:cs="Arial"/>
@@ -5497,16 +5099,8 @@
         <w:rPr>
           <w:rFonts w:ascii="Arial" w:hAnsi="Arial" w:cs="Arial"/>
         </w:rPr>
-        <w:t xml:space="preserve">     </w:t>
-      </w:r>
-      <w:proofErr w:type="gramStart"/>
-      <w:r>
-        <w:rPr>
-          <w:rFonts w:ascii="Arial" w:hAnsi="Arial" w:cs="Arial"/>
-        </w:rPr>
-        <w:t xml:space="preserve">  :</w:t>
-      </w:r>
-      <w:proofErr w:type="gramEnd"/>
+        <w:t xml:space="preserve">       :</w:t>
+      </w:r>
       <w:r>
         <w:rPr>
           <w:rFonts w:ascii="Arial" w:hAnsi="Arial" w:cs="Arial"/>
@@ -5567,16 +5161,8 @@
         <w:rPr>
           <w:rFonts w:ascii="Arial" w:hAnsi="Arial" w:cs="Arial"/>
         </w:rPr>
-        <w:t xml:space="preserve">     </w:t>
-      </w:r>
-      <w:proofErr w:type="gramStart"/>
-      <w:r>
-        <w:rPr>
-          <w:rFonts w:ascii="Arial" w:hAnsi="Arial" w:cs="Arial"/>
-        </w:rPr>
-        <w:t xml:space="preserve">  :</w:t>
-      </w:r>
-      <w:proofErr w:type="gramEnd"/>
+        <w:t xml:space="preserve">       :</w:t>
+      </w:r>
       <w:r>
         <w:rPr>
           <w:rFonts w:ascii="Arial" w:hAnsi="Arial" w:cs="Arial"/>
@@ -5626,16 +5212,8 @@
         <w:rPr>
           <w:rFonts w:ascii="Arial" w:hAnsi="Arial" w:cs="Arial"/>
         </w:rPr>
-        <w:t xml:space="preserve">     </w:t>
-      </w:r>
-      <w:proofErr w:type="gramStart"/>
-      <w:r>
-        <w:rPr>
-          <w:rFonts w:ascii="Arial" w:hAnsi="Arial" w:cs="Arial"/>
-        </w:rPr>
-        <w:t xml:space="preserve">  :</w:t>
-      </w:r>
-      <w:proofErr w:type="gramEnd"/>
+        <w:t xml:space="preserve">       :</w:t>
+      </w:r>
       <w:r>
         <w:rPr>
           <w:rFonts w:ascii="Arial" w:hAnsi="Arial" w:cs="Arial"/>
@@ -5685,16 +5263,8 @@
         <w:rPr>
           <w:rFonts w:ascii="Arial" w:hAnsi="Arial" w:cs="Arial"/>
         </w:rPr>
-        <w:t xml:space="preserve">     </w:t>
-      </w:r>
-      <w:proofErr w:type="gramStart"/>
-      <w:r>
-        <w:rPr>
-          <w:rFonts w:ascii="Arial" w:hAnsi="Arial" w:cs="Arial"/>
-        </w:rPr>
-        <w:t xml:space="preserve">  :</w:t>
-      </w:r>
-      <w:proofErr w:type="gramEnd"/>
+        <w:t xml:space="preserve">       :</w:t>
+      </w:r>
       <w:r>
         <w:rPr>
           <w:rFonts w:ascii="Arial" w:hAnsi="Arial" w:cs="Arial"/>
@@ -5761,16 +5331,8 @@
         <w:rPr>
           <w:rFonts w:ascii="Arial" w:hAnsi="Arial" w:cs="Arial"/>
         </w:rPr>
-        <w:t xml:space="preserve">     </w:t>
-      </w:r>
-      <w:proofErr w:type="gramStart"/>
-      <w:r>
-        <w:rPr>
-          <w:rFonts w:ascii="Arial" w:hAnsi="Arial" w:cs="Arial"/>
-        </w:rPr>
-        <w:t xml:space="preserve">  :</w:t>
-      </w:r>
-      <w:proofErr w:type="gramEnd"/>
+        <w:t xml:space="preserve">       :</w:t>
+      </w:r>
       <w:r>
         <w:rPr>
           <w:rFonts w:ascii="Arial" w:hAnsi="Arial" w:cs="Arial"/>
@@ -5877,35 +5439,7 @@
         <w:rPr>
           <w:rFonts w:ascii="Arial" w:hAnsi="Arial" w:cs="Arial"/>
         </w:rPr>
-        <w:t xml:space="preserve">St., </w:t>
-      </w:r>
-      <w:proofErr w:type="spellStart"/>
-      <w:r>
-        <w:rPr>
-          <w:rFonts w:ascii="Arial" w:hAnsi="Arial" w:cs="Arial"/>
-        </w:rPr>
-        <w:t>Brgy</w:t>
-      </w:r>
-      <w:proofErr w:type="spellEnd"/>
-      <w:r>
-        <w:rPr>
-          <w:rFonts w:ascii="Arial" w:hAnsi="Arial" w:cs="Arial"/>
-        </w:rPr>
-        <w:t xml:space="preserve">. </w:t>
-      </w:r>
-      <w:proofErr w:type="spellStart"/>
-      <w:r>
-        <w:rPr>
-          <w:rFonts w:ascii="Arial" w:hAnsi="Arial" w:cs="Arial"/>
-        </w:rPr>
-        <w:t>Poblacion</w:t>
-      </w:r>
-      <w:proofErr w:type="spellEnd"/>
-      <w:r>
-        <w:rPr>
-          <w:rFonts w:ascii="Arial" w:hAnsi="Arial" w:cs="Arial"/>
-        </w:rPr>
-        <w:t xml:space="preserve"> IV,</w:t>
+        <w:t>St., Brgy. Poblacion IV,</w:t>
       </w:r>
     </w:p>
     <w:p>
@@ -6212,35 +5746,7 @@
         <w:rPr>
           <w:rFonts w:ascii="Arial" w:hAnsi="Arial" w:cs="Arial"/>
         </w:rPr>
-        <w:t xml:space="preserve">St., </w:t>
-      </w:r>
-      <w:proofErr w:type="spellStart"/>
-      <w:r>
-        <w:rPr>
-          <w:rFonts w:ascii="Arial" w:hAnsi="Arial" w:cs="Arial"/>
-        </w:rPr>
-        <w:t>Brgy</w:t>
-      </w:r>
-      <w:proofErr w:type="spellEnd"/>
-      <w:r>
-        <w:rPr>
-          <w:rFonts w:ascii="Arial" w:hAnsi="Arial" w:cs="Arial"/>
-        </w:rPr>
-        <w:t xml:space="preserve">. </w:t>
-      </w:r>
-      <w:proofErr w:type="spellStart"/>
-      <w:r>
-        <w:rPr>
-          <w:rFonts w:ascii="Arial" w:hAnsi="Arial" w:cs="Arial"/>
-        </w:rPr>
-        <w:t>Poblacion</w:t>
-      </w:r>
-      <w:proofErr w:type="spellEnd"/>
-      <w:r>
-        <w:rPr>
-          <w:rFonts w:ascii="Arial" w:hAnsi="Arial" w:cs="Arial"/>
-        </w:rPr>
-        <w:t xml:space="preserve"> IV,</w:t>
+        <w:t>St., Brgy. Poblacion IV,</w:t>
       </w:r>
     </w:p>
     <w:p>
@@ -6395,35 +5901,19 @@
         <w:rPr>
           <w:rFonts w:ascii="Arial" w:hAnsi="Arial" w:cs="Arial"/>
         </w:rPr>
-        <w:t xml:space="preserve">     </w:t>
-      </w:r>
-      <w:proofErr w:type="gramStart"/>
-      <w:r>
-        <w:rPr>
-          <w:rFonts w:ascii="Arial" w:hAnsi="Arial" w:cs="Arial"/>
-        </w:rPr>
-        <w:t xml:space="preserve">  :</w:t>
-      </w:r>
-      <w:proofErr w:type="gramEnd"/>
-      <w:r>
-        <w:rPr>
-          <w:rFonts w:ascii="Arial" w:hAnsi="Arial" w:cs="Arial"/>
-        </w:rPr>
-        <w:tab/>
-      </w:r>
-      <w:proofErr w:type="spellStart"/>
-      <w:r>
-        <w:rPr>
-          <w:rFonts w:ascii="Arial" w:hAnsi="Arial" w:cs="Arial"/>
-        </w:rPr>
-        <w:t>Nanguma</w:t>
-      </w:r>
-      <w:proofErr w:type="spellEnd"/>
-      <w:r>
-        <w:rPr>
-          <w:rFonts w:ascii="Arial" w:hAnsi="Arial" w:cs="Arial"/>
-        </w:rPr>
-        <w:t xml:space="preserve"> Elementary School</w:t>
+        <w:t xml:space="preserve">       :</w:t>
+      </w:r>
+      <w:r>
+        <w:rPr>
+          <w:rFonts w:ascii="Arial" w:hAnsi="Arial" w:cs="Arial"/>
+        </w:rPr>
+        <w:tab/>
+      </w:r>
+      <w:r>
+        <w:rPr>
+          <w:rFonts w:ascii="Arial" w:hAnsi="Arial" w:cs="Arial"/>
+        </w:rPr>
+        <w:t>Nanguma Elementary School</w:t>
       </w:r>
       <w:r>
         <w:rPr>
@@ -6475,33 +5965,11 @@
         </w:rPr>
         <w:tab/>
       </w:r>
-      <w:proofErr w:type="spellStart"/>
-      <w:r>
-        <w:rPr>
-          <w:rFonts w:ascii="Arial" w:hAnsi="Arial" w:cs="Arial"/>
-        </w:rPr>
-        <w:t>Brgy</w:t>
-      </w:r>
-      <w:proofErr w:type="spellEnd"/>
-      <w:r>
-        <w:rPr>
-          <w:rFonts w:ascii="Arial" w:hAnsi="Arial" w:cs="Arial"/>
-        </w:rPr>
-        <w:t xml:space="preserve">. </w:t>
-      </w:r>
-      <w:proofErr w:type="spellStart"/>
-      <w:r>
-        <w:rPr>
-          <w:rFonts w:ascii="Arial" w:hAnsi="Arial" w:cs="Arial"/>
-        </w:rPr>
-        <w:t>Nanguma</w:t>
-      </w:r>
-      <w:proofErr w:type="spellEnd"/>
-      <w:r>
-        <w:rPr>
-          <w:rFonts w:ascii="Arial" w:hAnsi="Arial" w:cs="Arial"/>
-        </w:rPr>
-        <w:t>,</w:t>
+      <w:r>
+        <w:rPr>
+          <w:rFonts w:ascii="Arial" w:hAnsi="Arial" w:cs="Arial"/>
+        </w:rPr>
+        <w:t>Brgy. Nanguma,</w:t>
       </w:r>
     </w:p>
     <w:p>
@@ -6512,19 +5980,11 @@
           <w:rFonts w:ascii="Arial" w:hAnsi="Arial" w:cs="Arial"/>
         </w:rPr>
       </w:pPr>
-      <w:proofErr w:type="spellStart"/>
-      <w:r>
-        <w:rPr>
-          <w:rFonts w:ascii="Arial" w:hAnsi="Arial" w:cs="Arial"/>
-        </w:rPr>
-        <w:t>Mabitac</w:t>
-      </w:r>
-      <w:proofErr w:type="spellEnd"/>
-      <w:r>
-        <w:rPr>
-          <w:rFonts w:ascii="Arial" w:hAnsi="Arial" w:cs="Arial"/>
-        </w:rPr>
-        <w:t>, Laguna</w:t>
+      <w:r>
+        <w:rPr>
+          <w:rFonts w:ascii="Arial" w:hAnsi="Arial" w:cs="Arial"/>
+        </w:rPr>
+        <w:t>Mabitac, Laguna</w:t>
       </w:r>
     </w:p>
     <w:p>
@@ -6968,21 +6428,7 @@
         <w:rPr>
           <w:rFonts w:ascii="Arial" w:hAnsi="Arial" w:cs="Arial"/>
         </w:rPr>
-        <w:t xml:space="preserve">Padre Burgos St., </w:t>
-      </w:r>
-      <w:proofErr w:type="spellStart"/>
-      <w:r>
-        <w:rPr>
-          <w:rFonts w:ascii="Arial" w:hAnsi="Arial" w:cs="Arial"/>
-        </w:rPr>
-        <w:t>Brgy</w:t>
-      </w:r>
-      <w:proofErr w:type="spellEnd"/>
-      <w:r>
-        <w:rPr>
-          <w:rFonts w:ascii="Arial" w:hAnsi="Arial" w:cs="Arial"/>
-        </w:rPr>
-        <w:t>.</w:t>
+        <w:t>Padre Burgos St., Brgy.</w:t>
       </w:r>
       <w:r>
         <w:rPr>
@@ -7133,16 +6579,8 @@
         <w:rPr>
           <w:rFonts w:ascii="Arial" w:hAnsi="Arial" w:cs="Arial"/>
         </w:rPr>
-        <w:t xml:space="preserve">     </w:t>
-      </w:r>
-      <w:proofErr w:type="gramStart"/>
-      <w:r>
-        <w:rPr>
-          <w:rFonts w:ascii="Arial" w:hAnsi="Arial" w:cs="Arial"/>
-        </w:rPr>
-        <w:t xml:space="preserve">  :</w:t>
-      </w:r>
-      <w:proofErr w:type="gramEnd"/>
+        <w:t xml:space="preserve">       :</w:t>
+      </w:r>
       <w:r>
         <w:rPr>
           <w:rFonts w:ascii="Arial" w:hAnsi="Arial" w:cs="Arial"/>
@@ -7215,16 +6653,8 @@
         <w:rPr>
           <w:rFonts w:ascii="Arial" w:hAnsi="Arial" w:cs="Arial"/>
         </w:rPr>
-        <w:t xml:space="preserve">     </w:t>
-      </w:r>
-      <w:proofErr w:type="gramStart"/>
-      <w:r>
-        <w:rPr>
-          <w:rFonts w:ascii="Arial" w:hAnsi="Arial" w:cs="Arial"/>
-        </w:rPr>
-        <w:t xml:space="preserve">  :</w:t>
-      </w:r>
-      <w:proofErr w:type="gramEnd"/>
+        <w:t xml:space="preserve">       :</w:t>
+      </w:r>
       <w:r>
         <w:rPr>
           <w:rFonts w:ascii="Arial" w:hAnsi="Arial" w:cs="Arial"/>
@@ -7280,16 +6710,8 @@
         <w:rPr>
           <w:rFonts w:ascii="Arial" w:hAnsi="Arial" w:cs="Arial"/>
         </w:rPr>
-        <w:t xml:space="preserve">     </w:t>
-      </w:r>
-      <w:proofErr w:type="gramStart"/>
-      <w:r>
-        <w:rPr>
-          <w:rFonts w:ascii="Arial" w:hAnsi="Arial" w:cs="Arial"/>
-        </w:rPr>
-        <w:t xml:space="preserve">  :</w:t>
-      </w:r>
-      <w:proofErr w:type="gramEnd"/>
+        <w:t xml:space="preserve">       :</w:t>
+      </w:r>
       <w:r>
         <w:rPr>
           <w:rFonts w:ascii="Arial" w:hAnsi="Arial" w:cs="Arial"/>
@@ -7345,16 +6767,8 @@
         <w:rPr>
           <w:rFonts w:ascii="Arial" w:hAnsi="Arial" w:cs="Arial"/>
         </w:rPr>
-        <w:t xml:space="preserve">     </w:t>
-      </w:r>
-      <w:proofErr w:type="gramStart"/>
-      <w:r>
-        <w:rPr>
-          <w:rFonts w:ascii="Arial" w:hAnsi="Arial" w:cs="Arial"/>
-        </w:rPr>
-        <w:t xml:space="preserve">  :</w:t>
-      </w:r>
-      <w:proofErr w:type="gramEnd"/>
+        <w:t xml:space="preserve">       :</w:t>
+      </w:r>
       <w:r>
         <w:rPr>
           <w:rFonts w:ascii="Arial" w:hAnsi="Arial" w:cs="Arial"/>
@@ -7404,16 +6818,8 @@
         <w:rPr>
           <w:rFonts w:ascii="Arial" w:hAnsi="Arial" w:cs="Arial"/>
         </w:rPr>
-        <w:t xml:space="preserve">     </w:t>
-      </w:r>
-      <w:proofErr w:type="gramStart"/>
-      <w:r>
-        <w:rPr>
-          <w:rFonts w:ascii="Arial" w:hAnsi="Arial" w:cs="Arial"/>
-        </w:rPr>
-        <w:t xml:space="preserve">  :</w:t>
-      </w:r>
-      <w:proofErr w:type="gramEnd"/>
+        <w:t xml:space="preserve">       :</w:t>
+      </w:r>
       <w:r>
         <w:rPr>
           <w:rFonts w:ascii="Arial" w:hAnsi="Arial" w:cs="Arial"/>
@@ -7463,16 +6869,8 @@
         <w:rPr>
           <w:rFonts w:ascii="Arial" w:hAnsi="Arial" w:cs="Arial"/>
         </w:rPr>
-        <w:t xml:space="preserve">     </w:t>
-      </w:r>
-      <w:proofErr w:type="gramStart"/>
-      <w:r>
-        <w:rPr>
-          <w:rFonts w:ascii="Arial" w:hAnsi="Arial" w:cs="Arial"/>
-        </w:rPr>
-        <w:t xml:space="preserve">  :</w:t>
-      </w:r>
-      <w:proofErr w:type="gramEnd"/>
+        <w:t xml:space="preserve">       :</w:t>
+      </w:r>
       <w:r>
         <w:rPr>
           <w:rFonts w:ascii="Arial" w:hAnsi="Arial" w:cs="Arial"/>
@@ -7522,16 +6920,8 @@
         <w:rPr>
           <w:rFonts w:ascii="Arial" w:hAnsi="Arial" w:cs="Arial"/>
         </w:rPr>
-        <w:t xml:space="preserve">     </w:t>
-      </w:r>
-      <w:proofErr w:type="gramStart"/>
-      <w:r>
-        <w:rPr>
-          <w:rFonts w:ascii="Arial" w:hAnsi="Arial" w:cs="Arial"/>
-        </w:rPr>
-        <w:t xml:space="preserve">  :</w:t>
-      </w:r>
-      <w:proofErr w:type="gramEnd"/>
+        <w:t xml:space="preserve">       :</w:t>
+      </w:r>
       <w:r>
         <w:rPr>
           <w:rFonts w:ascii="Arial" w:hAnsi="Arial" w:cs="Arial"/>
@@ -7603,16 +6993,8 @@
         <w:rPr>
           <w:rFonts w:ascii="Arial" w:hAnsi="Arial" w:cs="Arial"/>
         </w:rPr>
-        <w:t xml:space="preserve">     </w:t>
-      </w:r>
-      <w:proofErr w:type="gramStart"/>
-      <w:r>
-        <w:rPr>
-          <w:rFonts w:ascii="Arial" w:hAnsi="Arial" w:cs="Arial"/>
-        </w:rPr>
-        <w:t xml:space="preserve">  :</w:t>
-      </w:r>
-      <w:proofErr w:type="gramEnd"/>
+        <w:t xml:space="preserve">       :</w:t>
+      </w:r>
       <w:r>
         <w:rPr>
           <w:rFonts w:ascii="Arial" w:hAnsi="Arial" w:cs="Arial"/>
@@ -7719,35 +7101,7 @@
         <w:rPr>
           <w:rFonts w:ascii="Arial" w:hAnsi="Arial" w:cs="Arial"/>
         </w:rPr>
-        <w:t xml:space="preserve">St., </w:t>
-      </w:r>
-      <w:proofErr w:type="spellStart"/>
-      <w:r>
-        <w:rPr>
-          <w:rFonts w:ascii="Arial" w:hAnsi="Arial" w:cs="Arial"/>
-        </w:rPr>
-        <w:t>Brgy</w:t>
-      </w:r>
-      <w:proofErr w:type="spellEnd"/>
-      <w:r>
-        <w:rPr>
-          <w:rFonts w:ascii="Arial" w:hAnsi="Arial" w:cs="Arial"/>
-        </w:rPr>
-        <w:t xml:space="preserve">. </w:t>
-      </w:r>
-      <w:proofErr w:type="spellStart"/>
-      <w:r>
-        <w:rPr>
-          <w:rFonts w:ascii="Arial" w:hAnsi="Arial" w:cs="Arial"/>
-        </w:rPr>
-        <w:t>Poblacion</w:t>
-      </w:r>
-      <w:proofErr w:type="spellEnd"/>
-      <w:r>
-        <w:rPr>
-          <w:rFonts w:ascii="Arial" w:hAnsi="Arial" w:cs="Arial"/>
-        </w:rPr>
-        <w:t xml:space="preserve"> IV,</w:t>
+        <w:t>St., Brgy. Poblacion IV,</w:t>
       </w:r>
     </w:p>
     <w:p>
@@ -8060,35 +7414,7 @@
         <w:rPr>
           <w:rFonts w:ascii="Arial" w:hAnsi="Arial" w:cs="Arial"/>
         </w:rPr>
-        <w:t xml:space="preserve">St., </w:t>
-      </w:r>
-      <w:proofErr w:type="spellStart"/>
-      <w:r>
-        <w:rPr>
-          <w:rFonts w:ascii="Arial" w:hAnsi="Arial" w:cs="Arial"/>
-        </w:rPr>
-        <w:t>Brgy</w:t>
-      </w:r>
-      <w:proofErr w:type="spellEnd"/>
-      <w:r>
-        <w:rPr>
-          <w:rFonts w:ascii="Arial" w:hAnsi="Arial" w:cs="Arial"/>
-        </w:rPr>
-        <w:t xml:space="preserve">. </w:t>
-      </w:r>
-      <w:proofErr w:type="spellStart"/>
-      <w:r>
-        <w:rPr>
-          <w:rFonts w:ascii="Arial" w:hAnsi="Arial" w:cs="Arial"/>
-        </w:rPr>
-        <w:t>Poblacion</w:t>
-      </w:r>
-      <w:proofErr w:type="spellEnd"/>
-      <w:r>
-        <w:rPr>
-          <w:rFonts w:ascii="Arial" w:hAnsi="Arial" w:cs="Arial"/>
-        </w:rPr>
-        <w:t xml:space="preserve"> IV,</w:t>
+        <w:t>St., Brgy. Poblacion IV,</w:t>
       </w:r>
     </w:p>
     <w:p>
@@ -8201,16 +7527,8 @@
         <w:rPr>
           <w:rFonts w:ascii="Arial" w:hAnsi="Arial" w:cs="Arial"/>
         </w:rPr>
-        <w:t xml:space="preserve">     </w:t>
-      </w:r>
-      <w:proofErr w:type="gramStart"/>
-      <w:r>
-        <w:rPr>
-          <w:rFonts w:ascii="Arial" w:hAnsi="Arial" w:cs="Arial"/>
-        </w:rPr>
-        <w:t xml:space="preserve">  :</w:t>
-      </w:r>
-      <w:proofErr w:type="gramEnd"/>
+        <w:t xml:space="preserve">       :</w:t>
+      </w:r>
       <w:r>
         <w:rPr>
           <w:rFonts w:ascii="Arial" w:hAnsi="Arial" w:cs="Arial"/>
@@ -8390,16 +7708,8 @@
         <w:rPr>
           <w:rFonts w:ascii="Arial" w:hAnsi="Arial" w:cs="Arial"/>
         </w:rPr>
-        <w:t xml:space="preserve">     </w:t>
-      </w:r>
-      <w:proofErr w:type="gramStart"/>
-      <w:r>
-        <w:rPr>
-          <w:rFonts w:ascii="Arial" w:hAnsi="Arial" w:cs="Arial"/>
-        </w:rPr>
-        <w:t xml:space="preserve">  :</w:t>
-      </w:r>
-      <w:proofErr w:type="gramEnd"/>
+        <w:t xml:space="preserve">       :</w:t>
+      </w:r>
       <w:r>
         <w:rPr>
           <w:rFonts w:ascii="Arial" w:hAnsi="Arial" w:cs="Arial"/>
@@ -8498,16 +7808,8 @@
           <w:rFonts w:ascii="Arial" w:hAnsi="Arial" w:cs="Arial"/>
         </w:rPr>
         <w:tab/>
-        <w:t xml:space="preserve">     </w:t>
-      </w:r>
-      <w:proofErr w:type="gramStart"/>
-      <w:r>
-        <w:rPr>
-          <w:rFonts w:ascii="Arial" w:hAnsi="Arial" w:cs="Arial"/>
-        </w:rPr>
-        <w:t xml:space="preserve">  :</w:t>
-      </w:r>
-      <w:proofErr w:type="gramEnd"/>
+        <w:t xml:space="preserve">       :</w:t>
+      </w:r>
       <w:r>
         <w:rPr>
           <w:rFonts w:ascii="Arial" w:hAnsi="Arial" w:cs="Arial"/>

--- a/SHS/CURRICULUM VITAE.docx
+++ b/SHS/CURRICULUM VITAE.docx
@@ -4513,7 +4513,19 @@
         <w:rPr>
           <w:rFonts w:ascii="Arial" w:hAnsi="Arial" w:cs="Arial"/>
         </w:rPr>
-        <w:t xml:space="preserve">With Honors </w:t>
+        <w:t xml:space="preserve">With </w:t>
+      </w:r>
+      <w:r>
+        <w:rPr>
+          <w:rFonts w:ascii="Arial" w:hAnsi="Arial" w:cs="Arial"/>
+        </w:rPr>
+        <w:t xml:space="preserve">High </w:t>
+      </w:r>
+      <w:r>
+        <w:rPr>
+          <w:rFonts w:ascii="Arial" w:hAnsi="Arial" w:cs="Arial"/>
+        </w:rPr>
+        <w:t xml:space="preserve">Honors </w:t>
       </w:r>
     </w:p>
     <w:p>
@@ -4557,31 +4569,7 @@
         <w:rPr>
           <w:rFonts w:ascii="Arial" w:hAnsi="Arial" w:cs="Arial"/>
         </w:rPr>
-        <w:t xml:space="preserve">DSPC TV Broadcasting </w:t>
-      </w:r>
-      <w:r>
-        <w:rPr>
-          <w:rFonts w:ascii="Arial" w:hAnsi="Arial" w:cs="Arial"/>
-        </w:rPr>
-        <w:t xml:space="preserve">– Technical Director </w:t>
-      </w:r>
-      <w:r>
-        <w:rPr>
-          <w:rFonts w:ascii="Arial" w:hAnsi="Arial" w:cs="Arial"/>
-        </w:rPr>
-        <w:t>–</w:t>
-      </w:r>
-      <w:r>
-        <w:rPr>
-          <w:rFonts w:ascii="Arial" w:hAnsi="Arial" w:cs="Arial"/>
-        </w:rPr>
-        <w:t xml:space="preserve"> </w:t>
-      </w:r>
-      <w:r>
-        <w:rPr>
-          <w:rFonts w:ascii="Arial" w:hAnsi="Arial" w:cs="Arial"/>
-        </w:rPr>
-        <w:t>Participant</w:t>
+        <w:t>DSTF Best in School Shoutout</w:t>
       </w:r>
     </w:p>
     <w:p>
@@ -4591,7 +4579,50 @@
           <w:ilvl w:val="0"/>
           <w:numId w:val="16"/>
         </w:numPr>
-        <w:spacing w:line="240" w:lineRule="auto"/>
+        <w:spacing w:line="276" w:lineRule="auto"/>
+        <w:rPr>
+          <w:rFonts w:ascii="Arial" w:hAnsi="Arial" w:cs="Arial"/>
+        </w:rPr>
+      </w:pPr>
+      <w:r>
+        <w:rPr>
+          <w:rFonts w:ascii="Arial" w:hAnsi="Arial" w:cs="Arial"/>
+        </w:rPr>
+        <w:t xml:space="preserve">DSPC TV Broadcasting </w:t>
+      </w:r>
+      <w:r>
+        <w:rPr>
+          <w:rFonts w:ascii="Arial" w:hAnsi="Arial" w:cs="Arial"/>
+        </w:rPr>
+        <w:t xml:space="preserve">– Technical Director </w:t>
+      </w:r>
+      <w:r>
+        <w:rPr>
+          <w:rFonts w:ascii="Arial" w:hAnsi="Arial" w:cs="Arial"/>
+        </w:rPr>
+        <w:t>–</w:t>
+      </w:r>
+      <w:r>
+        <w:rPr>
+          <w:rFonts w:ascii="Arial" w:hAnsi="Arial" w:cs="Arial"/>
+        </w:rPr>
+        <w:t xml:space="preserve"> </w:t>
+      </w:r>
+      <w:r>
+        <w:rPr>
+          <w:rFonts w:ascii="Arial" w:hAnsi="Arial" w:cs="Arial"/>
+        </w:rPr>
+        <w:t>Participant</w:t>
+      </w:r>
+    </w:p>
+    <w:p>
+      <w:pPr>
+        <w:pStyle w:val="ListParagraph"/>
+        <w:numPr>
+          <w:ilvl w:val="0"/>
+          <w:numId w:val="16"/>
+        </w:numPr>
+        <w:spacing w:line="360" w:lineRule="auto"/>
         <w:rPr>
           <w:rFonts w:ascii="Arial" w:hAnsi="Arial" w:cs="Arial"/>
         </w:rPr>
@@ -4602,12 +4633,191 @@
         </w:rPr>
         <w:t>Science Chant Making Champion</w:t>
       </w:r>
+    </w:p>
+    <w:p>
+      <w:pPr>
+        <w:spacing w:line="240" w:lineRule="auto"/>
+        <w:rPr>
+          <w:rFonts w:ascii="Arial" w:hAnsi="Arial" w:cs="Arial"/>
+        </w:rPr>
+      </w:pPr>
+      <w:r>
+        <w:rPr>
+          <w:rFonts w:ascii="Arial" w:hAnsi="Arial" w:cs="Arial"/>
+        </w:rPr>
+        <w:t>A. Y. 2025 – 2026</w:t>
+      </w:r>
+    </w:p>
+    <w:p>
+      <w:pPr>
+        <w:pStyle w:val="ListParagraph"/>
+        <w:numPr>
+          <w:ilvl w:val="0"/>
+          <w:numId w:val="16"/>
+        </w:numPr>
+        <w:spacing w:line="276" w:lineRule="auto"/>
+        <w:rPr>
+          <w:rFonts w:ascii="Arial" w:hAnsi="Arial" w:cs="Arial"/>
+        </w:rPr>
+      </w:pPr>
+      <w:r>
+        <w:rPr>
+          <w:rFonts w:ascii="Arial" w:hAnsi="Arial" w:cs="Arial"/>
+        </w:rPr>
+        <w:t xml:space="preserve">DSPC TV Broadcasting </w:t>
+      </w:r>
+      <w:r>
+        <w:rPr>
+          <w:rFonts w:ascii="Arial" w:hAnsi="Arial" w:cs="Arial"/>
+        </w:rPr>
+        <w:t xml:space="preserve">– Technical Director </w:t>
+      </w:r>
+      <w:r>
+        <w:rPr>
+          <w:rFonts w:ascii="Arial" w:hAnsi="Arial" w:cs="Arial"/>
+        </w:rPr>
+        <w:t>–</w:t>
+      </w:r>
       <w:r>
         <w:rPr>
           <w:rFonts w:ascii="Arial" w:hAnsi="Arial" w:cs="Arial"/>
         </w:rPr>
         <w:t xml:space="preserve"> </w:t>
       </w:r>
+      <w:r>
+        <w:rPr>
+          <w:rFonts w:ascii="Arial" w:hAnsi="Arial" w:cs="Arial"/>
+        </w:rPr>
+        <w:t>3</w:t>
+      </w:r>
+      <w:r>
+        <w:rPr>
+          <w:rFonts w:ascii="Arial" w:hAnsi="Arial" w:cs="Arial"/>
+          <w:vertAlign w:val="superscript"/>
+        </w:rPr>
+        <w:t>rd</w:t>
+      </w:r>
+      <w:r>
+        <w:rPr>
+          <w:rFonts w:ascii="Arial" w:hAnsi="Arial" w:cs="Arial"/>
+        </w:rPr>
+        <w:t xml:space="preserve"> Place</w:t>
+      </w:r>
+    </w:p>
+    <w:p>
+      <w:pPr>
+        <w:pStyle w:val="ListParagraph"/>
+        <w:numPr>
+          <w:ilvl w:val="0"/>
+          <w:numId w:val="16"/>
+        </w:numPr>
+        <w:spacing w:line="276" w:lineRule="auto"/>
+        <w:rPr>
+          <w:rFonts w:ascii="Arial" w:hAnsi="Arial" w:cs="Arial"/>
+          <w:b/>
+          <w:bCs/>
+        </w:rPr>
+      </w:pPr>
+      <w:r>
+        <w:rPr>
+          <w:rFonts w:ascii="Arial" w:hAnsi="Arial" w:cs="Arial"/>
+        </w:rPr>
+        <w:t>ARAL Reading Program Documentary</w:t>
+      </w:r>
+      <w:r>
+        <w:rPr>
+          <w:rFonts w:ascii="Arial" w:hAnsi="Arial" w:cs="Arial"/>
+        </w:rPr>
+        <w:t xml:space="preserve"> </w:t>
+      </w:r>
+      <w:r>
+        <w:rPr>
+          <w:rFonts w:ascii="Arial" w:hAnsi="Arial" w:cs="Arial"/>
+        </w:rPr>
+        <w:t>Festival 2026</w:t>
+      </w:r>
+      <w:r>
+        <w:rPr>
+          <w:rFonts w:ascii="Arial" w:hAnsi="Arial" w:cs="Arial"/>
+        </w:rPr>
+        <w:t xml:space="preserve"> –</w:t>
+      </w:r>
+      <w:r>
+        <w:rPr>
+          <w:rFonts w:ascii="Arial" w:hAnsi="Arial" w:cs="Arial"/>
+        </w:rPr>
+        <w:t>Videographer/Cinematographer</w:t>
+      </w:r>
+      <w:r>
+        <w:rPr>
+          <w:rFonts w:ascii="Arial" w:hAnsi="Arial" w:cs="Arial"/>
+        </w:rPr>
+        <w:t xml:space="preserve"> </w:t>
+      </w:r>
+      <w:r>
+        <w:rPr>
+          <w:rFonts w:ascii="Arial" w:hAnsi="Arial" w:cs="Arial"/>
+        </w:rPr>
+        <w:t>and Video Editor</w:t>
+      </w:r>
+      <w:r>
+        <w:rPr>
+          <w:rFonts w:ascii="Arial" w:hAnsi="Arial" w:cs="Arial"/>
+        </w:rPr>
+        <w:br/>
+      </w:r>
+      <w:r>
+        <w:rPr>
+          <w:rFonts w:ascii="Arial" w:hAnsi="Arial" w:cs="Arial"/>
+        </w:rPr>
+        <w:t xml:space="preserve">: </w:t>
+      </w:r>
+      <w:r>
+        <w:rPr>
+          <w:rFonts w:ascii="Arial" w:hAnsi="Arial" w:cs="Arial"/>
+        </w:rPr>
+        <w:t>Special Jury Citation Key Stage 3 Basic</w:t>
+      </w:r>
+      <w:r>
+        <w:rPr>
+          <w:rFonts w:ascii="Arial" w:hAnsi="Arial" w:cs="Arial"/>
+        </w:rPr>
+        <w:br/>
+      </w:r>
+      <w:r>
+        <w:rPr>
+          <w:rFonts w:ascii="Arial" w:hAnsi="Arial" w:cs="Arial"/>
+        </w:rPr>
+        <w:t xml:space="preserve">: </w:t>
+      </w:r>
+      <w:r>
+        <w:rPr>
+          <w:rFonts w:ascii="Arial" w:hAnsi="Arial" w:cs="Arial"/>
+        </w:rPr>
+        <w:t>C</w:t>
+      </w:r>
+      <w:r>
+        <w:rPr>
+          <w:rFonts w:ascii="Arial" w:hAnsi="Arial" w:cs="Arial"/>
+        </w:rPr>
+        <w:t>reative Poster Distinction Award</w:t>
+      </w:r>
+      <w:r>
+        <w:rPr>
+          <w:rFonts w:ascii="Arial" w:hAnsi="Arial" w:cs="Arial"/>
+          <w:b/>
+          <w:bCs/>
+        </w:rPr>
+        <w:t xml:space="preserve"> </w:t>
+      </w:r>
+    </w:p>
+    <w:p>
+      <w:pPr>
+        <w:spacing w:line="240" w:lineRule="auto"/>
+        <w:rPr>
+          <w:rFonts w:ascii="Arial" w:hAnsi="Arial" w:cs="Arial"/>
+        </w:rPr>
+      </w:pPr>
       <w:r>
         <w:rPr>
           <w:rFonts w:ascii="Arial" w:hAnsi="Arial" w:cs="Arial"/>
@@ -6717,7 +6927,13 @@
           <w:rFonts w:ascii="Arial" w:hAnsi="Arial" w:cs="Arial"/>
         </w:rPr>
         <w:tab/>
-        <w:t>17</w:t>
+        <w:t>1</w:t>
+      </w:r>
+      <w:r>
+        <w:rPr>
+          <w:rFonts w:ascii="Arial" w:hAnsi="Arial" w:cs="Arial"/>
+        </w:rPr>
+        <w:t>8</w:t>
       </w:r>
     </w:p>
     <w:p>
